--- a/docs/downloads/john-nelson-darby/سينوبسيس-العهد-القديم-الأنبياء-الكبار/doc_0408.docx
+++ b/docs/downloads/john-nelson-darby/سينوبسيس-العهد-القديم-الأنبياء-الكبار/doc_0408.docx
@@ -1,12 +1,299 @@
 
 <file path=word/document.xml><?xml version="1.0" encoding="utf-8"?>
-<w:document xmlns:wpc="http://schemas.microsoft.com/office/word/2010/wordprocessingCanvas" xmlns:cx="http://schemas.microsoft.com/office/drawing/2014/chartex" xmlns:cx1="http://schemas.microsoft.com/office/drawing/2015/9/8/chartex" xmlns:cx2="http://schemas.microsoft.com/office/drawing/2015/10/21/chartex" xmlns:cx3="http://schemas.microsoft.com/office/drawing/2016/5/9/chartex" xmlns:cx4="http://schemas.microsoft.com/office/drawing/2016/5/10/chartex" xmlns:cx5="http://schemas.microsoft.com/office/drawing/2016/5/11/chartex" xmlns:cx6="http://schemas.microsoft.com/office/drawing/2016/5/12/chartex" xmlns:cx7="http://schemas.microsoft.com/office/drawing/2016/5/13/chartex" xmlns:cx8="http://schemas.microsoft.com/office/drawing/2016/5/14/chartex" xmlns:mc="http://schemas.openxmlformats.org/markup-compatibility/2006" xmlns:aink="http://schemas.microsoft.com/office/drawing/2016/ink" xmlns:am3d="http://schemas.microsoft.com/office/drawing/2017/model3d" xmlns:o="urn:schemas-microsoft-com:office:office" xmlns:oel="http://schemas.microsoft.com/office/2019/extlst" xmlns:r="http://schemas.openxmlformats.org/officeDocument/2006/relationships" xmlns:m="http://schemas.openxmlformats.org/officeDocument/2006/math" xmlns:v="urn:schemas-microsoft-com:vml" xmlns:wp14="http://schemas.microsoft.com/office/word/2010/wordprocessingDrawing" xmlns:wp="http://schemas.openxmlformats.org/drawingml/2006/wordprocessingDrawing" xmlns:w10="urn:schemas-microsoft-com:office:word" xmlns:w="http://schemas.openxmlformats.org/wordprocessingml/2006/main" xmlns:w14="http://schemas.microsoft.com/office/word/2010/wordml" xmlns:w15="http://schemas.microsoft.com/office/word/2012/wordml" xmlns:w16cex="http://schemas.microsoft.com/office/word/2018/wordml/cex" xmlns:w16cid="http://schemas.microsoft.com/office/word/2016/wordml/cid" xmlns:w16="http://schemas.microsoft.com/office/word/2018/wordml" xmlns:w16du="http://schemas.microsoft.com/office/word/2023/wordml/word16du" xmlns:w16sdtdh="http://schemas.microsoft.com/office/word/2020/wordml/sdtdatahash" xmlns:w16se="http://schemas.microsoft.com/office/word/2015/wordml/symex" xmlns:wpg="http://schemas.microsoft.com/office/word/2010/wordprocessingGroup" xmlns:wpi="http://schemas.microsoft.com/office/word/2010/wordprocessingInk" xmlns:wne="http://schemas.microsoft.com/office/word/2006/wordml" xmlns:wps="http://schemas.microsoft.com/office/word/2010/wordprocessingShape" mc:Ignorable="w14 w15 w16se w16cid w16 w16cex w16sdtdh wp14">
+<w:document xmlns:wpc="http://schemas.microsoft.com/office/word/2010/wordprocessingCanvas" xmlns:cx="http://schemas.microsoft.com/office/drawing/2014/chartex" xmlns:cx1="http://schemas.microsoft.com/office/drawing/2015/9/8/chartex" xmlns:cx2="http://schemas.microsoft.com/office/drawing/2015/10/21/chartex" xmlns:cx3="http://schemas.microsoft.com/office/drawing/2016/5/9/chartex" xmlns:cx4="http://schemas.microsoft.com/office/drawing/2016/5/10/chartex" xmlns:cx5="http://schemas.microsoft.com/office/drawing/2016/5/11/chartex" xmlns:cx6="http://schemas.microsoft.com/office/drawing/2016/5/12/chartex" xmlns:cx7="http://schemas.microsoft.com/office/drawing/2016/5/13/chartex" xmlns:cx8="http://schemas.microsoft.com/office/drawing/2016/5/14/chartex" xmlns:mc="http://schemas.openxmlformats.org/markup-compatibility/2006" xmlns:aink="http://schemas.microsoft.com/office/drawing/2016/ink" xmlns:am3d="http://schemas.microsoft.com/office/drawing/2017/model3d" xmlns:o="urn:schemas-microsoft-com:office:office" xmlns:oel="http://schemas.microsoft.com/office/2019/extlst" xmlns:r="http://schemas.openxmlformats.org/officeDocument/2006/relationships" xmlns:m="http://schemas.openxmlformats.org/officeDocument/2006/math" xmlns:v="urn:schemas-microsoft-com:vml" xmlns:wp14="http://schemas.microsoft.com/office/word/2010/wordprocessingDrawing" xmlns:wp="http://schemas.openxmlformats.org/drawingml/2006/wordprocessingDrawing" xmlns:w10="urn:schemas-microsoft-com:office:word" xmlns:w="http://schemas.openxmlformats.org/wordprocessingml/2006/main" xmlns:w14="http://schemas.microsoft.com/office/word/2010/wordml" xmlns:w15="http://schemas.microsoft.com/office/word/2012/wordml" xmlns:w16cex="http://schemas.microsoft.com/office/word/2018/wordml/cex" xmlns:w16cid="http://schemas.microsoft.com/office/word/2016/wordml/cid" xmlns:w16="http://schemas.microsoft.com/office/word/2018/wordml" xmlns:w16du="http://schemas.microsoft.com/office/word/2023/wordml/word16du" xmlns:w16sdtdh="http://schemas.microsoft.com/office/word/2020/wordml/sdtdatahash" xmlns:w16se="http://schemas.microsoft.com/office/word/2015/wordml/symex" xmlns:wpg="http://schemas.microsoft.com/office/word/2010/wordprocessingGroup" xmlns:wpi="http://schemas.microsoft.com/office/word/2010/wordprocessingInk" xmlns:wne="http://schemas.microsoft.com/office/word/2006/wordml" xmlns:wps="http://schemas.microsoft.com/office/word/2010/wordprocessingShape" mc:Ignorable="w14 w15 w16se w16cid w16 w16cex w16sdtdh w16du wp14">
   <w:body>
     <w:p>
       <w:pPr>
-        <w:jc w:val="both"/>
-        <w:rPr>
-          <w:rtl/>
+        <w:rPr>
+          <w:rtl/>
+        </w:rPr>
+      </w:pPr>
+      <w:r>
+        <w:fldChar w:fldCharType="begin"/>
+      </w:r>
+      <w:r>
+        <w:instrText>HYPERLINK "https://www.bibelkommentare.de/kommentare/167/betrachtung-ueber-den-propheten-hesekiel-synopsis"</w:instrText>
+      </w:r>
+      <w:r>
+        <w:fldChar w:fldCharType="separate"/>
+      </w:r>
+      <w:r>
+        <w:rPr>
+          <w:rStyle w:val="Hyperlink"/>
+          <w:rtl/>
+        </w:rPr>
+        <w:t>سفر حزقيال</w:t>
+      </w:r>
+      <w:r>
+        <w:rPr>
+          <w:rStyle w:val="Hyperlink"/>
+        </w:rPr>
+        <w:fldChar w:fldCharType="end"/>
+      </w:r>
+    </w:p>
+    <w:p>
+      <w:pPr>
+        <w:bidi w:val="0"/>
+      </w:pPr>
+      <w:r>
+        <w:t>John Nelson Darby</w:t>
+      </w:r>
+    </w:p>
+    <w:p>
+      <w:pPr>
+        <w:rPr>
+          <w:rtl/>
+          <w:lang w:bidi="ar-LB"/>
+        </w:rPr>
+      </w:pPr>
+      <w:r>
+        <w:rPr>
+          <w:rFonts w:hint="cs"/>
+          <w:rtl/>
+          <w:lang w:bidi="ar-LB"/>
+        </w:rPr>
+        <w:t xml:space="preserve">إن النبي حزقيال كان </w:t>
+      </w:r>
+      <w:proofErr w:type="spellStart"/>
+      <w:r>
+        <w:rPr>
+          <w:rFonts w:hint="cs"/>
+          <w:rtl/>
+          <w:lang w:bidi="ar-LB"/>
+        </w:rPr>
+        <w:t>مسبيًا</w:t>
+      </w:r>
+      <w:proofErr w:type="spellEnd"/>
+      <w:r>
+        <w:rPr>
+          <w:rFonts w:hint="cs"/>
+          <w:rtl/>
+          <w:lang w:bidi="ar-LB"/>
+        </w:rPr>
+        <w:t xml:space="preserve"> بنفس الوقت مع </w:t>
+      </w:r>
+      <w:proofErr w:type="spellStart"/>
+      <w:r>
+        <w:rPr>
+          <w:rtl/>
+          <w:lang w:bidi="ar-LB"/>
+        </w:rPr>
+        <w:t>يُويَاكِينَ</w:t>
+      </w:r>
+      <w:proofErr w:type="spellEnd"/>
+      <w:r>
+        <w:rPr>
+          <w:rFonts w:hint="cs"/>
+          <w:rtl/>
+          <w:lang w:bidi="ar-LB"/>
+        </w:rPr>
+        <w:t xml:space="preserve"> الملك؛ وأقل ما في الأمر كان أحد الذين سبوا في ذلك الحين. وقد اهتم باستمرار أن يحسب وقت تنب</w:t>
+      </w:r>
+      <w:r>
+        <w:rPr>
+          <w:rFonts w:hint="cs"/>
+          <w:rtl/>
+          <w:lang w:bidi="ar-LB"/>
+        </w:rPr>
+        <w:t>ئ</w:t>
+      </w:r>
+      <w:r>
+        <w:rPr>
+          <w:rFonts w:hint="cs"/>
+          <w:rtl/>
+          <w:lang w:bidi="ar-LB"/>
+        </w:rPr>
+        <w:t xml:space="preserve">ه من ذلك الحدث الذي كان له ذات أهمية من أجل فهم الإعلانات التي حصل عليها. وإذ أن شعب الله كان </w:t>
+      </w:r>
+      <w:proofErr w:type="spellStart"/>
+      <w:r>
+        <w:rPr>
+          <w:rFonts w:hint="cs"/>
+          <w:rtl/>
+          <w:lang w:bidi="ar-LB"/>
+        </w:rPr>
+        <w:t>مسبيًا</w:t>
+      </w:r>
+      <w:proofErr w:type="spellEnd"/>
+      <w:r>
+        <w:rPr>
+          <w:rFonts w:hint="cs"/>
+          <w:rtl/>
+          <w:lang w:bidi="ar-LB"/>
+        </w:rPr>
+        <w:t xml:space="preserve"> بين الأمم لم يعُد النبي له أي اهتمام بالتواريخ وبملوك يهوذا أو إسرائيل. غير أنه نظر إلى إسرائيل ككل، وكل اهتمامات الأمة كانت أمام ناظري النبي. كما وأن احتلال أورشليم وسبي سكانها في عهد الملك </w:t>
+      </w:r>
+      <w:proofErr w:type="spellStart"/>
+      <w:r>
+        <w:rPr>
+          <w:rFonts w:hint="cs"/>
+          <w:rtl/>
+          <w:lang w:bidi="ar-LB"/>
+        </w:rPr>
+        <w:t>صدقيا</w:t>
+      </w:r>
+      <w:proofErr w:type="spellEnd"/>
+      <w:r>
+        <w:rPr>
+          <w:rFonts w:hint="cs"/>
+          <w:rtl/>
+          <w:lang w:bidi="ar-LB"/>
+        </w:rPr>
+        <w:t xml:space="preserve"> لم يكن قد حدث</w:t>
+      </w:r>
+      <w:r>
+        <w:rPr>
+          <w:rFonts w:hint="cs"/>
+          <w:rtl/>
+          <w:lang w:bidi="ar-LB"/>
+        </w:rPr>
+        <w:t>ت</w:t>
+      </w:r>
+      <w:r>
+        <w:rPr>
+          <w:rFonts w:hint="cs"/>
+          <w:rtl/>
+          <w:lang w:bidi="ar-LB"/>
+        </w:rPr>
+        <w:t xml:space="preserve"> بعد، </w:t>
+      </w:r>
+      <w:r>
+        <w:rPr>
+          <w:rFonts w:hint="cs"/>
+          <w:rtl/>
+          <w:lang w:bidi="ar-LB"/>
+        </w:rPr>
+        <w:t xml:space="preserve">أن هذه الحقيقة </w:t>
+      </w:r>
+      <w:r>
+        <w:rPr>
+          <w:rFonts w:hint="cs"/>
+          <w:rtl/>
+          <w:lang w:bidi="ar-LB"/>
+        </w:rPr>
+        <w:t xml:space="preserve">استدعت للكشف عن رداءة هذا الملك والتي وصلت أعلى درجاتها من خلال تكبره. هذا لأن نبوخذنصّر قيّم القسَم الذي حُلف باسم الرب يهوه. فقد كان اعتماده على احترام هذا الاسم الذي كان يستحقه؛ وأما </w:t>
+      </w:r>
+      <w:proofErr w:type="spellStart"/>
+      <w:r>
+        <w:rPr>
+          <w:rFonts w:hint="cs"/>
+          <w:rtl/>
+          <w:lang w:bidi="ar-LB"/>
+        </w:rPr>
+        <w:t>صدقيا</w:t>
+      </w:r>
+      <w:proofErr w:type="spellEnd"/>
+      <w:r>
+        <w:rPr>
+          <w:rFonts w:hint="cs"/>
+          <w:rtl/>
+          <w:lang w:bidi="ar-LB"/>
+        </w:rPr>
+        <w:t xml:space="preserve"> فلم يُعِر له احترامه.</w:t>
+      </w:r>
+    </w:p>
+    <w:p>
+      <w:pPr>
+        <w:rPr>
+          <w:lang w:bidi="ar-LB"/>
+        </w:rPr>
+        <w:sectPr>
+          <w:pgSz w:w="11906" w:h="16838"/>
+          <w:pgMar w:top="1440" w:right="1440" w:bottom="1440" w:left="1440" w:header="708" w:footer="708" w:gutter="0"/>
+          <w:cols w:space="708"/>
+          <w:docGrid w:linePitch="360"/>
+        </w:sectPr>
+      </w:pPr>
+      <w:proofErr w:type="spellStart"/>
+      <w:r>
+        <w:rPr>
+          <w:rFonts w:hint="cs"/>
+          <w:rtl/>
+          <w:lang w:bidi="ar-LB"/>
+        </w:rPr>
+        <w:t>الإصحاحات</w:t>
+      </w:r>
+      <w:proofErr w:type="spellEnd"/>
+      <w:r>
+        <w:rPr>
+          <w:rFonts w:hint="cs"/>
+          <w:rtl/>
+          <w:lang w:bidi="ar-LB"/>
+        </w:rPr>
+        <w:t xml:space="preserve"> الثلاث والعشرون الأولى تتخ</w:t>
+      </w:r>
+      <w:r>
+        <w:rPr>
+          <w:rFonts w:hint="cs"/>
+          <w:rtl/>
+          <w:lang w:bidi="ar-LB"/>
+        </w:rPr>
+        <w:t>ل</w:t>
+      </w:r>
+      <w:r>
+        <w:rPr>
+          <w:rFonts w:hint="cs"/>
+          <w:rtl/>
+          <w:lang w:bidi="ar-LB"/>
+        </w:rPr>
+        <w:t xml:space="preserve">لها شهادات من الله </w:t>
+      </w:r>
+      <w:r>
+        <w:rPr>
+          <w:rFonts w:hint="cs"/>
+          <w:rtl/>
+          <w:lang w:bidi="ar-LB"/>
+        </w:rPr>
+        <w:t>ضد</w:t>
+      </w:r>
+      <w:r>
+        <w:rPr>
+          <w:rFonts w:hint="cs"/>
+          <w:rtl/>
+          <w:lang w:bidi="ar-LB"/>
+        </w:rPr>
+        <w:t xml:space="preserve"> إسرائيل بصورة عامة و</w:t>
+      </w:r>
+      <w:r>
+        <w:rPr>
+          <w:rFonts w:hint="cs"/>
+          <w:rtl/>
+          <w:lang w:bidi="ar-LB"/>
+        </w:rPr>
+        <w:t>ضد</w:t>
+      </w:r>
+      <w:r>
+        <w:rPr>
+          <w:rFonts w:hint="cs"/>
+          <w:rtl/>
+          <w:lang w:bidi="ar-LB"/>
+        </w:rPr>
+        <w:t xml:space="preserve"> أورشليم بصورة خاصة. من ثم نسمع عن القضاء الذي سيقع على الشعوب المحيطة بها؛ ومن إصحاح 33 يعود النبي ليتناول موضوع إسرائيل ثانية، في أنه يُخبر عن تجديد علاقتها النهائي كما وعن دينونتها. </w:t>
+      </w:r>
+      <w:proofErr w:type="spellStart"/>
+      <w:r>
+        <w:rPr>
+          <w:rFonts w:hint="cs"/>
+          <w:rtl/>
+          <w:lang w:bidi="ar-LB"/>
+        </w:rPr>
+        <w:t>الإصحاحات</w:t>
+      </w:r>
+      <w:proofErr w:type="spellEnd"/>
+      <w:r>
+        <w:rPr>
+          <w:rFonts w:hint="cs"/>
+          <w:rtl/>
+          <w:lang w:bidi="ar-LB"/>
+        </w:rPr>
+        <w:t xml:space="preserve"> الأخيرة (إصحاح 40 حتى النهاية) تحتوي على وصف الهيكل المستقبلي كما وعلى تقسيم الأرض في نهاية الأيام.</w:t>
+      </w:r>
+    </w:p>
+    <w:p>
+      <w:pPr>
+        <w:rPr>
+          <w:rtl/>
+          <w:lang w:bidi="ar-LB"/>
         </w:rPr>
       </w:pPr>
       <w:hyperlink r:id="rId7" w:history="1">
@@ -15,29 +302,77 @@
             <w:rStyle w:val="Hyperlink"/>
             <w:rFonts w:hint="cs"/>
             <w:rtl/>
+            <w:lang w:bidi="ar-LB"/>
           </w:rPr>
-          <w:t>تأمل في النبي حزقيال – سينوبسيس</w:t>
+          <w:t>إصحاح 1 - 3</w:t>
         </w:r>
       </w:hyperlink>
     </w:p>
     <w:p>
       <w:pPr>
-        <w:jc w:val="both"/>
-        <w:rPr>
-          <w:rtl/>
+        <w:rPr>
+          <w:rtl/>
+          <w:lang w:bidi="ar-LB"/>
         </w:rPr>
       </w:pPr>
       <w:r>
         <w:rPr>
           <w:rFonts w:hint="cs"/>
           <w:rtl/>
-        </w:rPr>
-        <w:t>تمهيد</w:t>
+          <w:lang w:bidi="ar-LB"/>
+        </w:rPr>
+        <w:t xml:space="preserve">في الإصحاح الأول نجد مُعطًى تاريخيًا له صلة بالسنة التي احتُفل فيها بالفصح في عهد يوشيا الملك؛ ولا يمكنني أن </w:t>
+      </w:r>
+      <w:r>
+        <w:rPr>
+          <w:rFonts w:hint="cs"/>
+          <w:rtl/>
+          <w:lang w:bidi="ar-LB"/>
+        </w:rPr>
+        <w:t>أحدد</w:t>
+      </w:r>
+      <w:r>
+        <w:rPr>
+          <w:rFonts w:hint="cs"/>
+          <w:rtl/>
+          <w:lang w:bidi="ar-LB"/>
+        </w:rPr>
+        <w:t xml:space="preserve"> </w:t>
+      </w:r>
+      <w:r>
+        <w:rPr>
+          <w:rFonts w:hint="cs"/>
+          <w:rtl/>
+          <w:lang w:bidi="ar-LB"/>
+        </w:rPr>
+        <w:t>ال</w:t>
+      </w:r>
+      <w:r>
+        <w:rPr>
+          <w:rFonts w:hint="cs"/>
+          <w:rtl/>
+          <w:lang w:bidi="ar-LB"/>
+        </w:rPr>
+        <w:t xml:space="preserve">سبب </w:t>
+      </w:r>
+      <w:r>
+        <w:rPr>
+          <w:rtl/>
+          <w:lang w:bidi="ar-LB"/>
+        </w:rPr>
+        <w:t xml:space="preserve">صلة </w:t>
+      </w:r>
+      <w:r>
+        <w:rPr>
+          <w:rFonts w:hint="cs"/>
+          <w:rtl/>
+          <w:lang w:bidi="ar-LB"/>
+        </w:rPr>
+        <w:t>هذا بهذا الأمر. لقد كان الاعتقاد بأن الثلاثين سنة كان لها علاقة بسنة اليوبيل؛ غير أني لا يمكنني أن أتكلم في هذه النقطة بشكل يقيني. ولكن تُذكَر هنا ظروف أخرى بالغة الأهمية.</w:t>
       </w:r>
     </w:p>
     <w:p>
       <w:pPr>
-        <w:jc w:val="both"/>
         <w:rPr>
           <w:rtl/>
         </w:rPr>
@@ -46,29 +381,609 @@
         <w:rPr>
           <w:rFonts w:hint="cs"/>
           <w:rtl/>
-        </w:rPr>
-        <w:t>كان النبي حزقيال مسبيًا مع الملك يهوياقيم في نفس الوقت؛ فعلى الأقل هو كان واحد من بين الذين أتوا إلى السبي. هو دائمًا يعتني بأن يحسب فترة نبواته من الحدث، أو الظرف الذي له أهميته لفهم الإعلانات التي صارت له. إذ أن شعب الله موجود في سبي الأمم، لم يعُد للمعطيات التاريخية ولملوك يهوذا أو إسرائيل أية أهمية لحزقيال. فضلاً عن ذلك يُنظَر إلى إسرائيل كهيئة واحدة، واهتمامات كل الأمة موضوعة أمام عيني النبي. كذلك فحقيقة الاستيلاء على أورشليم وسبي سكانها في حُكم الملك صدقيا لم تحدث بعد، ت</w:t>
-      </w:r>
-      <w:r>
-        <w:rPr>
-          <w:rFonts w:hint="cs"/>
-          <w:rtl/>
-        </w:rPr>
-        <w:t>ستدعي للكشف عن رداءة هذا الملك، التي وصلت أعلى درجة فيها بتعظّمه. لأن نبوخذنصر قدّر القسم، الذي حُلف به باسم الرب يهوه. هو اعتمد في حساباته على التكريم الذي استحقه هذا الاسم؛ أما صدقيا فلم يحترمه.</w:t>
+          <w:lang w:bidi="ar-LB"/>
+        </w:rPr>
+        <w:t xml:space="preserve">عرش الله لا نراه في أورشليم، وإنما من دون أية صلة بالمدينة وبخارجها. إنه عرش عدالة الله العامة، والغير محدودة </w:t>
+      </w:r>
+      <w:r>
+        <w:rPr>
+          <w:rFonts w:hint="cs"/>
+          <w:rtl/>
+          <w:lang w:bidi="ar-LB"/>
+        </w:rPr>
+        <w:t xml:space="preserve">الذي منه هو يحكم المدينة بحد ذاتها أيضًا. النبوة تبدأ بوصف هذا العرش. إننا نرى العرش بالاستناد على عروض مصورة تصف صفات الله، والتي لأجلها استُخدمت الكائنات الأربعة بأنواعها المخلوقة على الأرض، وذلك أربعتهم متحدين في واحد، على الأقل </w:t>
+      </w:r>
+      <w:r>
+        <w:rPr>
+          <w:rFonts w:hint="cs"/>
+          <w:rtl/>
+          <w:lang w:bidi="ar-LB"/>
+        </w:rPr>
+        <w:t>رؤوسها</w:t>
+      </w:r>
+      <w:r>
+        <w:rPr>
+          <w:rFonts w:hint="cs"/>
+          <w:rtl/>
+          <w:lang w:bidi="ar-LB"/>
+        </w:rPr>
+        <w:t xml:space="preserve">. </w:t>
+      </w:r>
+      <w:r>
+        <w:rPr>
+          <w:rFonts w:hint="cs"/>
+          <w:rtl/>
+          <w:lang w:bidi="ar-LB"/>
+        </w:rPr>
+        <w:t xml:space="preserve">وتكاد تكون هي ذات الرموز التي استخدمها </w:t>
+      </w:r>
+      <w:proofErr w:type="spellStart"/>
+      <w:r>
+        <w:rPr>
+          <w:rFonts w:hint="cs"/>
+          <w:rtl/>
+          <w:lang w:bidi="ar-LB"/>
+        </w:rPr>
+        <w:t>مبتكروا</w:t>
+      </w:r>
+      <w:proofErr w:type="spellEnd"/>
+      <w:r>
+        <w:rPr>
+          <w:rFonts w:hint="cs"/>
+          <w:rtl/>
+          <w:lang w:bidi="ar-LB"/>
+        </w:rPr>
+        <w:t xml:space="preserve"> عبادة الأصنام الأممي</w:t>
+      </w:r>
+      <w:r>
+        <w:rPr>
+          <w:rFonts w:hint="cs"/>
+          <w:rtl/>
+          <w:lang w:bidi="ar-LB"/>
+        </w:rPr>
+        <w:t>ي</w:t>
+      </w:r>
+      <w:r>
+        <w:rPr>
+          <w:rFonts w:hint="cs"/>
+          <w:rtl/>
+          <w:lang w:bidi="ar-LB"/>
+        </w:rPr>
+        <w:t>ن في عرضهم لأصنامهم. فعبادة الأصنام الرسمية بدأت بتأمل الناس لصفاتِ الله كما ولصفات الكثير من الشخصيات وبالتالي عرضها وفقًا لهذا صوريًا. هذه الصفات أصبحت أصنامهم، وهي كان</w:t>
+      </w:r>
+      <w:r>
+        <w:rPr>
+          <w:rFonts w:hint="cs"/>
+          <w:rtl/>
+          <w:lang w:bidi="ar-LB"/>
+        </w:rPr>
+        <w:t>ت</w:t>
+      </w:r>
+      <w:r>
+        <w:rPr>
+          <w:rFonts w:hint="cs"/>
+          <w:rtl/>
+          <w:lang w:bidi="ar-LB"/>
+        </w:rPr>
+        <w:t xml:space="preserve"> شياطين، والتي </w:t>
+      </w:r>
+      <w:r>
+        <w:rPr>
+          <w:rFonts w:hint="cs"/>
+          <w:rtl/>
+          <w:lang w:bidi="ar-LB"/>
+        </w:rPr>
+        <w:t>كانت هُدى للناس وبهذه الطريقة حصلت على سيادتها بحيث في الواقع ما قد حدث هو أن</w:t>
+      </w:r>
+      <w:r>
+        <w:rPr>
+          <w:rFonts w:hint="cs"/>
+          <w:rtl/>
+          <w:lang w:bidi="ar-LB"/>
+        </w:rPr>
+        <w:t xml:space="preserve"> عبد</w:t>
+      </w:r>
+      <w:r>
+        <w:rPr>
+          <w:rFonts w:hint="cs"/>
+          <w:rtl/>
+          <w:lang w:bidi="ar-LB"/>
+        </w:rPr>
+        <w:t xml:space="preserve"> الناس الشياطين. هذه العبادة سرعان ما غاصت إلى مستوى منخفض جدًا، حيث أن الناس جعلوا لهم صنمًا لكل ما كان من الممكن أن يكون غرضًا لرغباتهم أو مخاوفهم أو يتفق مع ما اشتهوه، والتي كان السبب فيها هي هذه الرغبات والمخاوف (ولكنه هنا أيضًا كان الشيطان الذي أنشأ هذه المشاعر في الناس وراعاها، ليحظى لنفسه بالسجود اللائق بالله وحده). </w:t>
+      </w:r>
+      <w:r>
+        <w:rPr>
+          <w:rtl/>
+          <w:lang w:bidi="ar-LB"/>
+        </w:rPr>
+        <w:t>–</w:t>
+      </w:r>
+      <w:r>
+        <w:rPr>
+          <w:rFonts w:hint="cs"/>
+          <w:rtl/>
+          <w:lang w:bidi="ar-LB"/>
+        </w:rPr>
+        <w:t xml:space="preserve"> فالصفات المعروضة هنا بشكل مصور كانت فقط لله الوحيد، خالق ورأس كل خليقة؛ </w:t>
+      </w:r>
+      <w:r>
+        <w:rPr>
+          <w:rFonts w:hint="cs"/>
+          <w:rtl/>
+          <w:lang w:bidi="ar-LB"/>
+        </w:rPr>
+        <w:t>غير أنه على الرغم من قدرة سلطتها وإظهار جمالها في عملها، هي لم تكن إلا دعائم للعرش الجالس عليه إله الحق</w:t>
+      </w:r>
+      <w:r>
+        <w:rPr>
+          <w:rStyle w:val="FootnoteReference"/>
+          <w:rtl/>
+          <w:lang w:bidi="ar-LB"/>
+        </w:rPr>
+        <w:footnoteReference w:id="1"/>
+      </w:r>
+      <w:r>
+        <w:rPr>
+          <w:rFonts w:hint="cs"/>
+          <w:rtl/>
+        </w:rPr>
+        <w:t xml:space="preserve">. مهما كانت الآنية التي استخدمها، فهي دائمًا قوة الله القديرة التي استُعلنت. فِطنة، قدرة، ثبات، سرعة في تنفيذ الأقضية، كما وتحريك كل مجريات الأحداث على الأرض </w:t>
+      </w:r>
+      <w:r>
+        <w:rPr>
+          <w:rtl/>
+        </w:rPr>
+        <w:t>–</w:t>
+      </w:r>
+      <w:r>
+        <w:rPr>
+          <w:rFonts w:hint="cs"/>
+          <w:rtl/>
+        </w:rPr>
+        <w:t xml:space="preserve"> الكل كان متعلق بالعرش. </w:t>
+      </w:r>
+      <w:r>
+        <w:rPr>
+          <w:rFonts w:hint="cs"/>
+          <w:rtl/>
+        </w:rPr>
+        <w:t>الجلال، الحُكم والرعاية نجدها مجتمعة في تكوين عرش مجده. لكن كل آنية مجده كانت تحت "</w:t>
+      </w:r>
+      <w:r>
+        <w:rPr>
+          <w:rtl/>
+        </w:rPr>
+        <w:t>الْمُقَبَّب</w:t>
+      </w:r>
+      <w:r>
+        <w:rPr>
+          <w:rFonts w:hint="cs"/>
+          <w:rtl/>
+        </w:rPr>
+        <w:t>"، الذي هو فوق الذي مجدوه. إنه الذي لم يعرفه الأمم.</w:t>
       </w:r>
     </w:p>
     <w:p>
       <w:pPr>
-        <w:jc w:val="both"/>
-        <w:rPr>
-          <w:rtl/>
-        </w:rPr>
+        <w:rPr>
+          <w:rtl/>
+        </w:rPr>
+      </w:pPr>
+      <w:r>
+        <w:rPr>
+          <w:rFonts w:hint="cs"/>
+          <w:rtl/>
+        </w:rPr>
+        <w:t>إن هذا العرش عرش يهوه الإله العلي والغير محدود شوهد في أرض الكلدانيين</w:t>
+      </w:r>
+      <w:r>
+        <w:rPr>
+          <w:rStyle w:val="FootnoteReference"/>
+          <w:rtl/>
+        </w:rPr>
+        <w:footnoteReference w:id="2"/>
+      </w:r>
+      <w:r>
+        <w:rPr>
+          <w:rFonts w:hint="cs"/>
+          <w:rtl/>
+        </w:rPr>
+        <w:t xml:space="preserve"> (في المكان الذي كان فيه النبي آنذاك) بين الأمم، ولكن ليس فيما بعد في أورشليم بارتباطه بالأرض. كما وفي العرش لا يوجد أي تجسيد لأي ناموس (إن جاز لي التعبير هكذا) كانت أمور العدالة</w:t>
+      </w:r>
+      <w:r>
+        <w:rPr>
+          <w:rtl/>
+        </w:rPr>
+        <w:t xml:space="preserve"> تُجرى</w:t>
+      </w:r>
+      <w:r>
+        <w:rPr>
+          <w:rFonts w:hint="cs"/>
+          <w:rtl/>
+        </w:rPr>
+        <w:t xml:space="preserve"> بشكل مباشر بحسبه. لذا صوت الله أيضًا يكلم حزقيال كـ"ابن الإنسان"، بما كان يتفق مع وصف طابع شهادة الله آنذاك، لأنه تكلم بالانفراد عن شعبه كمَن لم يعُد </w:t>
+      </w:r>
+      <w:r>
+        <w:rPr>
+          <w:rFonts w:hint="cs"/>
+          <w:rtl/>
+        </w:rPr>
+        <w:t>ساكنًا وسطهم وإنما على عكس ذلك قضى لهم من عرش حُكمه الغير محدود. إنه لقب المسيح بذاته إن نظرنا إليه كالذي رفضه إسرائيل وقد عُزل عنه، مع أنه لن يتوقف أبدًا عن ذِكر هذا الشعب بالبركة في نعمته. بهذا الشكل هي صلة النبي بمكانة المسيح. حينما كان المسيح مرفوضًا من إسرائيل لم يُرِد أن يسمح لتلاميذه فيما بعد بأن يخبروا عنه كالمسيح (لوقا 9)، لأنه كان على ابن الإنسان أن يتألم.</w:t>
+      </w:r>
+    </w:p>
+    <w:p>
+      <w:pPr>
+        <w:rPr>
+          <w:rtl/>
+        </w:rPr>
+      </w:pPr>
+      <w:r>
+        <w:rPr>
+          <w:rFonts w:hint="cs"/>
+          <w:rtl/>
+        </w:rPr>
+        <w:t xml:space="preserve">وطبقًا للشهادة وكمثال فيما تعلق بمكانته كنبي، حدث ذات الأمر في وضع حزقيال. فإذ الله كان مرفوضًا </w:t>
+      </w:r>
+      <w:r>
+        <w:rPr>
+          <w:rFonts w:hint="cs"/>
+          <w:rtl/>
+        </w:rPr>
+        <w:t>اتحد</w:t>
+      </w:r>
+      <w:r>
+        <w:rPr>
+          <w:rFonts w:hint="cs"/>
+          <w:rtl/>
+        </w:rPr>
+        <w:t xml:space="preserve"> نبيه </w:t>
+      </w:r>
+      <w:r>
+        <w:rPr>
+          <w:rFonts w:hint="cs"/>
+          <w:rtl/>
+        </w:rPr>
+        <w:t>ب</w:t>
+      </w:r>
+      <w:r>
+        <w:rPr>
+          <w:rFonts w:hint="cs"/>
+          <w:rtl/>
+        </w:rPr>
+        <w:t xml:space="preserve">ذات المكانة </w:t>
+      </w:r>
+      <w:r>
+        <w:rPr>
+          <w:rFonts w:hint="cs"/>
+          <w:rtl/>
+        </w:rPr>
+        <w:t>مع عرشه ليحكم على كل الأمة وبالأخص على أورشليم؛ وبنفس الوقت أخبر (بالنسبة للإيمان) بتجديد علاقتهم بالنعمة. وكانت إرساليته من الرب يهوه إلى شعب متمرد ليقول لهم، بأن الرب يهوه تكلم حتى وإن لم يريدوا أن يسمعوا. إن الدينونة ستكشف بأنه كان في وسطهم نبي. إن شهادته الأولى كانت تتضمن نواح وأنين وصراخ أوجاع؛ وبالرغم من ذلك فخبر كلمة الله إن نظرنا إليها كإعلان منه ما بينه والإنسان، هي دائمًا كلها حلاوة (انظر حزقيال 3: 1- 3).</w:t>
+      </w:r>
+    </w:p>
+    <w:p>
+      <w:pPr>
+        <w:rPr>
+          <w:rtl/>
+        </w:rPr>
+      </w:pPr>
+      <w:r>
+        <w:rPr>
+          <w:rFonts w:hint="cs"/>
+          <w:rtl/>
+        </w:rPr>
+        <w:t>من ثم في الإصحاح الثالث توضَع بعض المبادئ المهمة المتعلقة بروابط الله بإسرائيل.</w:t>
+      </w:r>
+    </w:p>
+    <w:p>
+      <w:pPr>
+        <w:rPr>
+          <w:rtl/>
+        </w:rPr>
+      </w:pPr>
+      <w:r>
+        <w:rPr>
+          <w:rFonts w:hint="cs"/>
+          <w:rtl/>
+        </w:rPr>
+        <w:t>قبل أن نستمر</w:t>
+      </w:r>
+      <w:r>
+        <w:rPr>
+          <w:rFonts w:hint="cs"/>
+          <w:rtl/>
+        </w:rPr>
+        <w:t xml:space="preserve">، لا بد لنا أن نذكر صفة أخرى يتميز بها سفر حزقيال عن سفر إرمياء. الأخير توجهه هو مباشرة إلى معاصريه، أي إلى شعب الله، وهذا في شهادة مهدت طريقها أولاً بقلب النبي المنسحق والمجروح وبالتالي آلت إلى الكشف عن أناة الله في وضح النهار، الذي دعا الشعب حتى إلى اللحظة الأخيرة ليتوب. مع حزقيال </w:t>
+      </w:r>
+      <w:r>
+        <w:rPr>
+          <w:rFonts w:hint="cs"/>
+          <w:rtl/>
+        </w:rPr>
+        <w:t>كان</w:t>
+      </w:r>
+      <w:r>
+        <w:rPr>
+          <w:rtl/>
+        </w:rPr>
+        <w:t xml:space="preserve"> الأمر</w:t>
+      </w:r>
+      <w:r>
+        <w:rPr>
+          <w:rFonts w:hint="cs"/>
+          <w:rtl/>
+        </w:rPr>
+        <w:t xml:space="preserve"> مختلفًا</w:t>
+      </w:r>
+      <w:r>
+        <w:rPr>
+          <w:rFonts w:hint="cs"/>
+          <w:rtl/>
+        </w:rPr>
+        <w:t xml:space="preserve">. إنه يُلفت الانتباه إلى ما يُحتم الإتيان بالدينونة. صحيح أنه </w:t>
+      </w:r>
+      <w:r>
+        <w:rPr>
+          <w:rFonts w:hint="cs"/>
+          <w:rtl/>
+        </w:rPr>
+        <w:t>كان مُرسل</w:t>
+      </w:r>
+      <w:r>
+        <w:rPr>
+          <w:rFonts w:hint="cs"/>
+          <w:rtl/>
+        </w:rPr>
+        <w:t xml:space="preserve"> إلى إسرائيل، ولكنه إسرائيل في حالته </w:t>
+      </w:r>
+      <w:proofErr w:type="spellStart"/>
+      <w:r>
+        <w:rPr>
+          <w:rFonts w:hint="cs"/>
+          <w:rtl/>
+        </w:rPr>
+        <w:t>المتقسية</w:t>
+      </w:r>
+      <w:proofErr w:type="spellEnd"/>
+      <w:r>
+        <w:rPr>
+          <w:rFonts w:hint="cs"/>
+          <w:rtl/>
+        </w:rPr>
+        <w:t>. فمه أُغلق نحو هذا الشعب؛ فهو لن يقوّمه. صحيح أنه في اللحظة المناسبة متى ما فتح الرب يهوه فمه ليعرّف الشعب بوجود نبي وسطه، سي</w:t>
+      </w:r>
+      <w:r>
+        <w:rPr>
+          <w:rFonts w:hint="cs"/>
+          <w:rtl/>
+        </w:rPr>
+        <w:t xml:space="preserve">شرح لهذا الشعب أمورًا محددة من الرب يهوه؛ غير أنه لا يتّجه أبدًا بشكل مباشر إلى قلب الشعب وضميره، كما لو كان الله لا زال مشغولاً به. الرب يهوه كشف له عن خطايا شعبه، التي أرغمته على رفضه لإسرائيل وأن لا يعود يتعامل معه بحسب مبادئ عدله التي عينها بنفسه. إنه لم يكن بوسعه فيما بعد أن يُعامله كشعب معترف </w:t>
+      </w:r>
+      <w:r>
+        <w:rPr>
+          <w:rFonts w:hint="cs"/>
+          <w:rtl/>
+        </w:rPr>
+        <w:t>به</w:t>
+      </w:r>
+      <w:r>
+        <w:rPr>
+          <w:rFonts w:hint="cs"/>
+          <w:rtl/>
+        </w:rPr>
+        <w:t xml:space="preserve">. </w:t>
+      </w:r>
+      <w:r>
+        <w:rPr>
+          <w:rFonts w:hint="cs"/>
+          <w:rtl/>
+        </w:rPr>
+        <w:t>الله بنفسه قدّم تصرّف إسرائيل كسبب لقطع روابطه به. بنفس الوقت أُعلنت مبادئ جديدة لتكون حُكمًا للسلوك. إني هنا أتكلم فقط عن ذلك الجزء من النبوة التي موضوعها عن إسرائيل؛ هذا لأن السفر يحتوي عدا عن ذلك على مختلف الأقضية التي سيتم تنفيذها على الأمم، كما وعلى وصف لحالة الأرض والهيكل في المستقبل؛ غير أن النبي كان عليه أن يخبر الشعب بهذا الوصف فقط من بعد توبته.</w:t>
+      </w:r>
+    </w:p>
+    <w:p>
+      <w:pPr>
+        <w:rPr>
+          <w:rtl/>
+        </w:rPr>
+      </w:pPr>
+      <w:r>
+        <w:rPr>
+          <w:rFonts w:hint="cs"/>
+          <w:rtl/>
+        </w:rPr>
+        <w:t>في الإصحاح 3 يشهد الرب، بأن إسرائيل س</w:t>
+      </w:r>
+      <w:r>
+        <w:rPr>
+          <w:rFonts w:hint="cs"/>
+          <w:rtl/>
+        </w:rPr>
+        <w:t>ي</w:t>
+      </w:r>
+      <w:r>
+        <w:rPr>
+          <w:rFonts w:hint="cs"/>
+          <w:rtl/>
+        </w:rPr>
+        <w:t>زداد قساوة أكثر من أي شعب أممي؛ فه</w:t>
+      </w:r>
+      <w:r>
+        <w:rPr>
+          <w:rFonts w:hint="cs"/>
+          <w:rtl/>
+        </w:rPr>
+        <w:t>م</w:t>
+      </w:r>
+      <w:r>
+        <w:rPr>
+          <w:rFonts w:hint="cs"/>
+          <w:rtl/>
+        </w:rPr>
+        <w:t xml:space="preserve"> "</w:t>
+      </w:r>
+      <w:r>
+        <w:rPr>
+          <w:rtl/>
+        </w:rPr>
+        <w:t xml:space="preserve"> صِلاَبُ الْجِبَاهِ وَقُسَاةُ الْقُلُوبِ</w:t>
+      </w:r>
+      <w:r>
+        <w:rPr>
+          <w:rFonts w:hint="cs"/>
+          <w:rtl/>
+        </w:rPr>
+        <w:t>". فلكي يوصل حزقيال الخبر الموكل به، وهو: "</w:t>
+      </w:r>
+      <w:r>
+        <w:rPr>
+          <w:rFonts w:hint="cs"/>
+          <w:rtl/>
+        </w:rPr>
+        <w:t>إِنْ</w:t>
+      </w:r>
+      <w:r>
+        <w:rPr>
+          <w:rtl/>
+        </w:rPr>
+        <w:t xml:space="preserve"> </w:t>
+      </w:r>
+      <w:r>
+        <w:rPr>
+          <w:rFonts w:hint="cs"/>
+          <w:rtl/>
+        </w:rPr>
+        <w:t>سَمِعُوا</w:t>
+      </w:r>
+      <w:r>
+        <w:rPr>
+          <w:rtl/>
+        </w:rPr>
+        <w:t xml:space="preserve"> </w:t>
+      </w:r>
+      <w:r>
+        <w:rPr>
+          <w:rFonts w:hint="cs"/>
+          <w:rtl/>
+        </w:rPr>
+        <w:t>وَإِنِ</w:t>
+      </w:r>
+      <w:r>
+        <w:rPr>
+          <w:rtl/>
+        </w:rPr>
+        <w:t xml:space="preserve"> </w:t>
+      </w:r>
+      <w:r>
+        <w:rPr>
+          <w:rFonts w:hint="cs"/>
+          <w:rtl/>
+        </w:rPr>
+        <w:t>امْتَنَعُوا</w:t>
+      </w:r>
+      <w:r>
+        <w:rPr>
+          <w:rFonts w:hint="cs"/>
+          <w:rtl/>
+        </w:rPr>
+        <w:t>"، للشعب، كان يجب أيضًا أن</w:t>
+      </w:r>
+      <w:r>
+        <w:rPr>
+          <w:rFonts w:hint="cs"/>
+          <w:rtl/>
+        </w:rPr>
+        <w:t xml:space="preserve"> يتقسى</w:t>
+      </w:r>
+      <w:r>
+        <w:rPr>
+          <w:rtl/>
+        </w:rPr>
+        <w:t xml:space="preserve"> جبينه</w:t>
+      </w:r>
+      <w:r>
+        <w:rPr>
+          <w:rFonts w:hint="cs"/>
+          <w:rtl/>
+        </w:rPr>
+        <w:t xml:space="preserve"> </w:t>
+      </w:r>
+      <w:r>
+        <w:rPr>
+          <w:rFonts w:hint="cs"/>
+          <w:rtl/>
+        </w:rPr>
+        <w:t>ل</w:t>
+      </w:r>
+      <w:r>
+        <w:rPr>
+          <w:rFonts w:hint="cs"/>
+          <w:rtl/>
+        </w:rPr>
+        <w:t xml:space="preserve">يصبح كالماس. قوة الروح حملته إلى وسط </w:t>
+      </w:r>
+      <w:proofErr w:type="spellStart"/>
+      <w:r>
+        <w:rPr>
+          <w:rFonts w:hint="cs"/>
+          <w:rtl/>
+        </w:rPr>
+        <w:t>مسبيي</w:t>
+      </w:r>
+      <w:proofErr w:type="spellEnd"/>
+      <w:r>
+        <w:rPr>
+          <w:rFonts w:hint="cs"/>
+          <w:rtl/>
+        </w:rPr>
+        <w:t xml:space="preserve"> تل أبيب. مع أن بيت إسرائيل كان </w:t>
+      </w:r>
+      <w:proofErr w:type="spellStart"/>
+      <w:r>
+        <w:rPr>
+          <w:rFonts w:hint="cs"/>
+          <w:rtl/>
+        </w:rPr>
+        <w:t>متقسيًا</w:t>
+      </w:r>
+      <w:proofErr w:type="spellEnd"/>
+      <w:r>
+        <w:rPr>
+          <w:rFonts w:hint="cs"/>
+          <w:rtl/>
+        </w:rPr>
+        <w:t xml:space="preserve">، إلا أن الله ميّز بقية منه، وهذا كما يلي: لقد كان على النبي أن يحذّر أفرادًا؛ فهو كان مُعدًا لهذا العمل. إن تم قبول كلامه فسينجو كل مَن استمع له. حزقيال كان مسؤولاً على تتميم هذا العمل؛ غير أن كل </w:t>
+      </w:r>
+      <w:r>
+        <w:rPr>
+          <w:rFonts w:hint="cs"/>
+          <w:rtl/>
+        </w:rPr>
+        <w:t>مَن</w:t>
+      </w:r>
+      <w:r>
+        <w:rPr>
+          <w:rFonts w:hint="cs"/>
+          <w:rtl/>
+        </w:rPr>
+        <w:t xml:space="preserve"> سمع الكلمة كان عليه أن يتحمل عواقب تصرفه. بهذا الشكل لم تُدَن إسرائيل فيما بعد كجماعة واحدة، كما كان ال</w:t>
+      </w:r>
+      <w:r>
+        <w:rPr>
+          <w:rFonts w:hint="cs"/>
+          <w:rtl/>
+        </w:rPr>
+        <w:t>حال فيما مضى، حينما كل شيء كان متعلقًا بتصرف الأمة أو الملك العلني. إسرائيل كشعب، تمرّد؛ ولكن كل مَن أمال أذنه للكلمة كان يحيا. الله تعامل بأناته ونعمته.</w:t>
+      </w:r>
+    </w:p>
+    <w:p>
+      <w:pPr>
         <w:sectPr>
+          <w:footnotePr>
+            <w:numRestart w:val="eachSect"/>
+          </w:footnotePr>
           <w:pgSz w:w="11906" w:h="16838"/>
           <w:pgMar w:top="1440" w:right="1440" w:bottom="1440" w:left="1440" w:header="708" w:footer="708" w:gutter="0"/>
           <w:cols w:space="708"/>
-          <w:bidi/>
-          <w:rtlGutter/>
           <w:docGrid w:linePitch="360"/>
         </w:sectPr>
       </w:pPr>
@@ -77,543 +992,44 @@
           <w:rFonts w:hint="cs"/>
           <w:rtl/>
         </w:rPr>
-        <w:t>الإصحاحات الثلاثة والعشرون الأولى تحتوي على شهادات من جانب الله ضد إسرائيل في صورة عامة وضد أورشليم بصورة خاصة. من ثم نسمع كيف تُدان الأمم المحيطة بها؛ ومن إصحاح 33 يعود النبي ليتناول موضوع إسرائيل من جديد، في أنه يخبر بتجديده النهائي كم</w:t>
-      </w:r>
-      <w:r>
-        <w:rPr>
-          <w:rFonts w:hint="cs"/>
-          <w:rtl/>
-          <w:lang w:bidi="ar-SA"/>
-        </w:rPr>
-        <w:t>ا</w:t>
-      </w:r>
-      <w:r>
-        <w:rPr>
-          <w:rFonts w:hint="cs"/>
-          <w:rtl/>
-        </w:rPr>
-        <w:t xml:space="preserve"> وبدينونته. الإصحاحات الأخيرة (إصحاح 40 إلى النهاية) تحتوي على وصف الهيكل في المستقبل كما وعلى تقسيم الأرض في نهاية الأيام.</w:t>
+        <w:t xml:space="preserve">ومن جديد رأى النبي في عزلته مجد الرب يهوه، وأمره الروح، أن لا يخرج بين الشعب، وإنما بالحري أن يكون محبوسًا في بيته. الله كان سيجعل لسانه يلتصق بحلقه؛ </w:t>
+      </w:r>
+      <w:r>
+        <w:rPr>
+          <w:rFonts w:hint="cs"/>
+          <w:rtl/>
+        </w:rPr>
+        <w:t>ف</w:t>
+      </w:r>
+      <w:r>
+        <w:rPr>
+          <w:rFonts w:hint="cs"/>
+          <w:rtl/>
+        </w:rPr>
+        <w:t>لأنه كان شعبًا معاندًا</w:t>
+      </w:r>
+      <w:r>
+        <w:rPr>
+          <w:rFonts w:hint="cs"/>
+          <w:rtl/>
+        </w:rPr>
+        <w:t>،</w:t>
+      </w:r>
+      <w:r>
+        <w:rPr>
+          <w:rFonts w:hint="cs"/>
+          <w:rtl/>
+        </w:rPr>
+        <w:t xml:space="preserve"> لم يكن يجب أن يُحذّر فيما بعد. الله كان سيفتح فم النبي متى ما استحسن الأمر، وعندها كان عليه أن يقدم للشعب كلمة الرب يهوه بصورة حازمة تمامًا. وكل مَن أراد أن يسمع، سمع! الرب يهوه لم يعُد يريد أن يقدم عروضه بالمحبة كما فعل في الماضي.</w:t>
       </w:r>
     </w:p>
     <w:p>
       <w:pPr>
-        <w:jc w:val="both"/>
         <w:rPr>
           <w:rtl/>
         </w:rPr>
       </w:pPr>
       <w:hyperlink r:id="rId8" w:history="1">
-        <w:r>
-          <w:rPr>
-            <w:rStyle w:val="Hyperlink"/>
-            <w:rFonts w:hint="cs"/>
-            <w:rtl/>
-          </w:rPr>
-          <w:t>إصحاح</w:t>
-        </w:r>
-      </w:hyperlink>
-      <w:r>
-        <w:rPr>
-          <w:rFonts w:hint="cs"/>
-          <w:rtl/>
-        </w:rPr>
-        <w:t xml:space="preserve"> 1 </w:t>
-      </w:r>
-      <w:r>
-        <w:rPr>
-          <w:rtl/>
-        </w:rPr>
-        <w:t>–</w:t>
-      </w:r>
-      <w:r>
-        <w:rPr>
-          <w:rFonts w:hint="cs"/>
-          <w:rtl/>
-        </w:rPr>
-        <w:t xml:space="preserve"> 3</w:t>
-      </w:r>
-    </w:p>
-    <w:p>
-      <w:pPr>
-        <w:jc w:val="both"/>
-        <w:rPr>
-          <w:rtl/>
-        </w:rPr>
-      </w:pPr>
-      <w:r>
-        <w:rPr>
-          <w:rFonts w:hint="cs"/>
-          <w:rtl/>
-        </w:rPr>
-        <w:t>في الإصحاح الأول نجد معطيًا زمنيًا مرتب</w:t>
-      </w:r>
-      <w:r>
-        <w:rPr>
-          <w:rFonts w:hint="cs"/>
-          <w:rtl/>
-        </w:rPr>
-        <w:t>طًا</w:t>
-      </w:r>
-      <w:r>
-        <w:rPr>
-          <w:rFonts w:hint="cs"/>
-          <w:rtl/>
-        </w:rPr>
-        <w:t xml:space="preserve"> بالسنة التي احتُفل فيها بالفصح في حكم يوشيا؛ والسبب الذي أُشير به إليه لا يمكنني القول عنه شيء. لقد ظُنّ</w:t>
-      </w:r>
-      <w:r>
-        <w:rPr>
-          <w:rFonts w:hint="cs"/>
-          <w:rtl/>
-        </w:rPr>
-        <w:t xml:space="preserve"> بأن الثلاثين سنة كان لها علاقة بسنة اليوبيل؛ غير أني لا يمكنني أن أقول شيئًا بخصوص هذه النقطة</w:t>
-      </w:r>
-      <w:r>
-        <w:rPr>
-          <w:rtl/>
-        </w:rPr>
-        <w:t xml:space="preserve"> عن يقين</w:t>
-      </w:r>
-      <w:r>
-        <w:rPr>
-          <w:rFonts w:hint="cs"/>
-          <w:rtl/>
-        </w:rPr>
-        <w:t>. لكن هنا تُذكَر أحداث أخرى التي لها أهمية كبيرة.</w:t>
-      </w:r>
-    </w:p>
-    <w:p>
-      <w:pPr>
-        <w:jc w:val="both"/>
-        <w:rPr>
-          <w:rtl/>
-        </w:rPr>
-      </w:pPr>
-      <w:r>
-        <w:rPr>
-          <w:rFonts w:hint="cs"/>
-          <w:rtl/>
-        </w:rPr>
-        <w:t xml:space="preserve">عرش الله لا نراه في أورشليم، وإنما من دون ارتباط بالمدينة وهو خارجها. إنه عرش حكومة الله العامة والغير محدودة والذي منه هو يحكم المدينة. تبدأ النبوة بوصف هذا العرش. إننا نرى العرش في صور رمزية معتمدة على صفات الله المميزة، المستخدمة لها الأربع أنواع الكائنات المخلوقة على الأرض، من حيث أن أربعتهم، على الأقل رؤوسهم، متحدة معًا. تقريبًا ذات الصور الرمزية التي استخدمها المبتكرون الوثن في صناعتهم للأصنام لإظهار آلهتم. العبادة الوثنية الرسمية ابتدأت بذلك في أن الناس ابتدأت بتأملها في صفات الله أيضًا بالنظر إليه في تعدد من الشخصيات </w:t>
-      </w:r>
-      <w:r>
-        <w:rPr>
-          <w:rFonts w:hint="cs"/>
-          <w:rtl/>
-        </w:rPr>
-        <w:t xml:space="preserve">وبعرضها بالتالي صوريًا. هذه الصفات أصبحت آلهة لهم، وفي الحقيقة هي كانت شياطين قادت الناس </w:t>
-      </w:r>
-      <w:r>
-        <w:rPr>
-          <w:rFonts w:hint="cs"/>
-          <w:rtl/>
-        </w:rPr>
-        <w:t>وتسلطت عليهم</w:t>
-      </w:r>
-      <w:r>
-        <w:rPr>
-          <w:rFonts w:hint="cs"/>
-          <w:rtl/>
-        </w:rPr>
-        <w:t xml:space="preserve"> بهذه الوسيلة، بحيث أنه ابتدأ الناس </w:t>
-      </w:r>
-      <w:r>
-        <w:rPr>
-          <w:rFonts w:hint="cs"/>
-          <w:rtl/>
-        </w:rPr>
-        <w:t>يعبدون</w:t>
-      </w:r>
-      <w:r>
-        <w:rPr>
-          <w:rFonts w:hint="cs"/>
-          <w:rtl/>
-        </w:rPr>
-        <w:t xml:space="preserve"> الشياطين. وسريعًا ما غاصت هذه العبادة إلى مستوى، حيث جعل الناس</w:t>
-      </w:r>
-      <w:r>
-        <w:rPr>
-          <w:rFonts w:hint="cs"/>
-          <w:rtl/>
-        </w:rPr>
-        <w:t xml:space="preserve"> من</w:t>
-      </w:r>
-      <w:r>
-        <w:rPr>
-          <w:rFonts w:hint="cs"/>
-          <w:rtl/>
-        </w:rPr>
-        <w:t xml:space="preserve"> أي شيء يعبّر عن رغباتهم أو مخاوفهم أو كان يتفق مع شهواتهم التي أنشأت تلك الرغبات والمخاوف، إلهًا (</w:t>
-      </w:r>
-      <w:r>
-        <w:rPr>
-          <w:rFonts w:hint="cs"/>
-          <w:rtl/>
-        </w:rPr>
-        <w:t xml:space="preserve">لكن هنا أيضًا كان الشيطان هو الذي شكّل كل هذه الأحاسيس في الناس واهتم بأن تكون عبادة الله من نصيبه هو). </w:t>
-      </w:r>
-      <w:r>
-        <w:rPr>
-          <w:rtl/>
-        </w:rPr>
-        <w:t>–</w:t>
-      </w:r>
-      <w:r>
-        <w:rPr>
-          <w:rFonts w:hint="cs"/>
-          <w:rtl/>
-        </w:rPr>
-        <w:t xml:space="preserve"> غير أن الصفات المعروضة صوريًا هنا ف</w:t>
-      </w:r>
-      <w:r>
-        <w:rPr>
-          <w:rFonts w:hint="cs"/>
-          <w:rtl/>
-        </w:rPr>
-        <w:t>لقد كانت صفات الله الواحد والوحيد، الخالق ورأس كل خليقة؛ ولكن مهما كانت أنشطتها قوية وبديعة إلا أن دعائم العرش</w:t>
-      </w:r>
-      <w:r>
-        <w:rPr>
-          <w:rtl/>
-        </w:rPr>
-        <w:t xml:space="preserve"> </w:t>
-      </w:r>
-      <w:r>
-        <w:rPr>
-          <w:rtl/>
-        </w:rPr>
-        <w:t>فقط</w:t>
-      </w:r>
-      <w:r>
-        <w:rPr>
-          <w:rFonts w:hint="cs"/>
-          <w:rtl/>
-        </w:rPr>
-        <w:t xml:space="preserve"> هي التي أخذ إله الحق مقره عليها</w:t>
-      </w:r>
-      <w:r>
-        <w:rPr>
-          <w:rStyle w:val="FootnoteReference"/>
-          <w:rtl/>
-        </w:rPr>
-        <w:footnoteReference w:id="1"/>
-      </w:r>
-      <w:r>
-        <w:rPr>
-          <w:rFonts w:hint="cs"/>
-          <w:rtl/>
-        </w:rPr>
-        <w:t xml:space="preserve">. مهما كانت الآنية التي يستخدمها غير أنها قوة الله القديرة التي تظهر. فطنة، شدة، ثبات، سرعة في تنفيذ القضاء، وإلى ذلك تحريك كل مجريات الأحداث على الأرض </w:t>
-      </w:r>
-      <w:r>
-        <w:rPr>
-          <w:rtl/>
-        </w:rPr>
-        <w:t>–</w:t>
-      </w:r>
-      <w:r>
-        <w:rPr>
-          <w:rFonts w:hint="cs"/>
-          <w:rtl/>
-        </w:rPr>
-        <w:t xml:space="preserve"> الكل كان متعلقًا بالعرش، بالجلال، بالعدالة والعناية الإلهية نراها متحدة في تشكيل عرش مجده. لكن كل آنية مجده كانت موجودة تحت "الجَلَد" الذي هو فوق الذين مجدوه. إنه هو الذي لم </w:t>
-      </w:r>
-      <w:r>
-        <w:rPr>
-          <w:rFonts w:hint="cs"/>
-          <w:rtl/>
-        </w:rPr>
-        <w:t>تعرفه الأمم.</w:t>
-      </w:r>
-    </w:p>
-    <w:p>
-      <w:pPr>
-        <w:jc w:val="both"/>
-        <w:rPr>
-          <w:rtl/>
-        </w:rPr>
-      </w:pPr>
-      <w:r>
-        <w:rPr>
-          <w:rFonts w:hint="cs"/>
-          <w:rtl/>
-        </w:rPr>
-        <w:t>إن عرش هذا الإله يهوه العليّ والغير محدود يُرى في كلدان</w:t>
-      </w:r>
-      <w:r>
-        <w:rPr>
-          <w:rStyle w:val="FootnoteReference"/>
-          <w:rtl/>
-        </w:rPr>
-        <w:footnoteReference w:id="2"/>
-      </w:r>
-      <w:r>
-        <w:rPr>
-          <w:rFonts w:hint="cs"/>
-          <w:rtl/>
-        </w:rPr>
-        <w:t xml:space="preserve"> (في المكان الذي تواجد فيه النبي آنذاك) بين الأمم، ولكن لم يعُد في أورشليم بارتباطه بالأرض. كما وأنه لم يتجسد أي ناموس في العرش (إن جاز لي التعبير)، وبالتالي لم تُمارَس أية عدالة مباشرة. لذا فصوت الله يكلّم حزقيال كـ"ابن الإنسان"، الذي تسميته تطابقت مع طابع شهادة الله في ذلك الوقت، لأنه تكلم خارج إطار شعبه، كواحد لم يعُد يسكن وسطهم، وإنما على العكس دانهم من عرش سيادته الغير محدودة. إنه لقب المسيح بذاته إن نظرنا إليه كالمرفوض من إسرائيل والقائم خارج حدودها، مع أنه لا يتوقف إطلاقًا عن ذِكر بركة </w:t>
-      </w:r>
-      <w:r>
-        <w:rPr>
-          <w:rFonts w:hint="cs"/>
-          <w:rtl/>
-        </w:rPr>
-        <w:t xml:space="preserve">هذا الشعب بالنعمة. بهذا الشكل يرتبط النبي بمقام المسيح بذاته. حينما كان المسيح مرفوضًا من إسرائيل لم يكُن يريد أن يسمح لتلاميذه فيما بعد أن يخبروا عنه كالمسيح (لوقا 9)، لأنه كان على ابن الإنسان أن يتألم. </w:t>
-      </w:r>
-    </w:p>
-    <w:p>
-      <w:pPr>
-        <w:jc w:val="both"/>
-        <w:rPr>
-          <w:rtl/>
-        </w:rPr>
-      </w:pPr>
-      <w:r>
-        <w:rPr>
-          <w:rFonts w:hint="cs"/>
-          <w:rtl/>
-        </w:rPr>
-        <w:t>بحسب الشهادة وكمثال فيما يتعلق بمقامه كنبي، يحدث ذات الأمر في وضع حزقيال. إذ أن الله مرفوض، يأخذ نبيه ذات مقامه على عرشه، ليدين كل الأمة وبالأخص أورشليم؛ في الوقت ذاته هو يخبر (للإيمان) بتجديدهم بالنعمة. إنه سيُرسله يهوه الرب إلى شعب متمرد ليقول لهم بأن الرب يهوه تكلم، إن سمعوا أو لم يسمعوا. الدينونة ستُظهر واضحًا بأنه كان وسطهم نبي. شهادته الأولى مكوّنة من شكوى وأنّات وويلات؛ ومع ذلك</w:t>
-      </w:r>
-      <w:r>
-        <w:rPr>
-          <w:rFonts w:hint="cs"/>
-          <w:rtl/>
-        </w:rPr>
-        <w:t xml:space="preserve"> فإن خبر كلمة الله إن اعتبرناه كإعلان منه القائم بينه والإنسان، هو دومًا مليء بالحلاوة.</w:t>
-      </w:r>
-    </w:p>
-    <w:p>
-      <w:pPr>
-        <w:jc w:val="both"/>
-        <w:rPr>
-          <w:rtl/>
-        </w:rPr>
-      </w:pPr>
-      <w:r>
-        <w:rPr>
-          <w:rFonts w:hint="cs"/>
-          <w:rtl/>
-        </w:rPr>
-        <w:t>في الإصحاح الـ3 تُعرَض من ثم بعض المبادئ الهامة المتعلقة بروابط الله بإسرائيل.</w:t>
-      </w:r>
-    </w:p>
-    <w:p>
-      <w:pPr>
-        <w:jc w:val="both"/>
-        <w:rPr>
-          <w:rtl/>
-        </w:rPr>
-      </w:pPr>
-      <w:r>
-        <w:rPr>
-          <w:rFonts w:hint="cs"/>
-          <w:rtl/>
-        </w:rPr>
-        <w:t xml:space="preserve">غير أنه قبل استمرارنا ينبغي علينا أن نذكر سمة يتميّز بها سفر حزقيال عن سفر إرمياء. الأخير يتّجه مباشرة إلى معاصريه، بما معناه إلى شعب الله، وذلك في شهادة تمهّد له الطريق بواسطة قلب النبي المنسحق والمجروح وبالتالي تؤول إلى إظهار أناة الله العجيبة التي دعت شعبه حتى إلى اللحظة الأخيرة للتوبة. إن الأمر يختلف مع حزقيال. هو يُلفت الانتباه إلى ما سيحققه القضاء حتمًا. لكنه أُرسل إلى إسرائيل، وإنما هي إسرائيل في حالتها المتقسية. فمه </w:t>
-      </w:r>
-      <w:r>
-        <w:rPr>
-          <w:rFonts w:hint="cs"/>
-          <w:rtl/>
-        </w:rPr>
-        <w:t>صامت</w:t>
-      </w:r>
-      <w:r>
-        <w:rPr>
-          <w:rFonts w:hint="cs"/>
-          <w:rtl/>
-        </w:rPr>
-        <w:t xml:space="preserve"> أمام الشعب؛ فلم يكن عليه أن </w:t>
-      </w:r>
-      <w:r>
-        <w:rPr>
-          <w:rFonts w:hint="cs"/>
-          <w:rtl/>
-        </w:rPr>
-        <w:t>يقوّمه</w:t>
-      </w:r>
-      <w:r>
-        <w:rPr>
-          <w:rFonts w:hint="cs"/>
-          <w:rtl/>
-        </w:rPr>
-        <w:t>. صحيح أنه في اللحظة المناسبة إن فتح الرب يهوه فمه ليجعل الشعب يميّز بأنه هنالك نبي وسطهم</w:t>
-      </w:r>
-      <w:r>
-        <w:rPr>
-          <w:rFonts w:hint="cs"/>
-          <w:rtl/>
-        </w:rPr>
-        <w:t xml:space="preserve">، سيُخبر الشعب بتوضيحاتٍ من الرب يهوه؛ غير أنه لا يتوجّه أبدًا بصورة مباشرة إلى قلبهم وضميرهم حينما كان الله لا يزال مشغولاً معه. الرب يهوه يُظهر له خطايا شعبه، التي تستدعيه بأن يرفض إسرائيل وأن لا يعامله فيما بعد بحسب مبادئ العدل التي وضعها هو بنفسه. هو لم يكن بوسعه فيما بعد أن يعامله كشعب يعترف به. </w:t>
-      </w:r>
-      <w:r>
-        <w:rPr>
-          <w:rFonts w:hint="cs"/>
-          <w:rtl/>
-        </w:rPr>
-        <w:t xml:space="preserve">الله بذاته يعرض تصرف إسرائيل كالداعي لقطع روابطه به. بنفس الوقت يتم إظهار مبادئ جديدة خاصة </w:t>
-      </w:r>
-      <w:r>
-        <w:rPr>
-          <w:rtl/>
-        </w:rPr>
-        <w:t xml:space="preserve">والتي يجب أن تكون أيضًا حاسمة </w:t>
-      </w:r>
-      <w:r>
-        <w:rPr>
-          <w:rFonts w:hint="cs"/>
-          <w:rtl/>
-        </w:rPr>
-        <w:t>من جهة ا</w:t>
-      </w:r>
-      <w:r>
-        <w:rPr>
-          <w:rtl/>
-        </w:rPr>
-        <w:t>لسلوك.</w:t>
-      </w:r>
-      <w:r>
-        <w:rPr>
-          <w:rFonts w:hint="cs"/>
-          <w:rtl/>
-        </w:rPr>
-        <w:t xml:space="preserve"> أنا أتكلم فقط عن ذلك الجزء من النبوة التي موضوعها إسرائيل؛ لأن السفر عدا عن ذلك يحتوي على أقضية مختلفة ستتم في الأمم، كما وعلى وصف حالة الأرض والهيكل في المستقبل؛ غير أن النبي كان عليه أن يخبر الشعب</w:t>
-      </w:r>
-      <w:r>
-        <w:rPr>
-          <w:rFonts w:hint="cs"/>
-          <w:rtl/>
-        </w:rPr>
-        <w:t xml:space="preserve"> بهذا الوصف فقط في حال توبته.</w:t>
-      </w:r>
-    </w:p>
-    <w:p>
-      <w:pPr>
-        <w:jc w:val="both"/>
-        <w:rPr>
-          <w:rtl/>
-        </w:rPr>
-      </w:pPr>
-      <w:r>
-        <w:rPr>
-          <w:rFonts w:hint="cs"/>
-          <w:rtl/>
-        </w:rPr>
-        <w:t>في الإصحاح 3 يشهد الرب بأن إسرائيل لا زالت متقسية أكثر من أي واحدة من الأمم الوثنية؛ فهم "</w:t>
-      </w:r>
-      <w:r>
-        <w:rPr>
-          <w:rtl/>
-        </w:rPr>
-        <w:t>صِلاَبُ الْجِبَاهِ وَقُسَاةُ الْقُلُوبِ.</w:t>
-      </w:r>
-      <w:r>
-        <w:rPr>
-          <w:rFonts w:hint="cs"/>
-          <w:rtl/>
-        </w:rPr>
-        <w:t>". ولكي يُعلم حزقيال</w:t>
-      </w:r>
-      <w:r>
-        <w:rPr>
-          <w:rFonts w:hint="cs"/>
-          <w:rtl/>
-        </w:rPr>
-        <w:t xml:space="preserve"> الشعب</w:t>
-      </w:r>
-      <w:r>
-        <w:rPr>
-          <w:rFonts w:hint="cs"/>
-          <w:rtl/>
-        </w:rPr>
-        <w:t xml:space="preserve"> ببشارته المسلّمة له، أي: "</w:t>
-      </w:r>
-      <w:r>
-        <w:rPr>
-          <w:rtl/>
-        </w:rPr>
-        <w:t>إِنْ سَمِعُوا وَإِنِ امْتَنَعُوا</w:t>
-      </w:r>
-      <w:r>
-        <w:rPr>
-          <w:rFonts w:hint="cs"/>
-          <w:rtl/>
-        </w:rPr>
-        <w:t xml:space="preserve">"، </w:t>
-      </w:r>
-      <w:r>
-        <w:rPr>
-          <w:rFonts w:hint="cs"/>
-          <w:rtl/>
-        </w:rPr>
-        <w:t xml:space="preserve">كان لا بد له أن يصلّب جبهته كالماس. قوة الروح حملته وسط المسبيين في تل أبيب. على الرغم من أن بيت إسرائيل، كما ذكرت، كان متقسيًا، إلا أن الله ميّز بقية، وذلك بهذه الصورة: لقد كان على النبي أن يحذّر أفرادًا؛ ولقد كان معيّنًا لهذا العمل. إن </w:t>
-      </w:r>
-      <w:r>
-        <w:rPr>
-          <w:rFonts w:hint="cs"/>
-          <w:rtl/>
-        </w:rPr>
-        <w:t>قبلوا</w:t>
-      </w:r>
-      <w:r>
-        <w:rPr>
-          <w:rFonts w:hint="cs"/>
-          <w:rtl/>
-        </w:rPr>
-        <w:t xml:space="preserve"> كلامه </w:t>
-      </w:r>
-      <w:r>
-        <w:rPr>
-          <w:rFonts w:hint="cs"/>
-          <w:rtl/>
-        </w:rPr>
-        <w:t xml:space="preserve">فكل مَن أذعن لكلامه بقي محميًا. حزقيال كان مسؤولاً على تتميم هذه المهمة؛ غير أن كل مَن سمع الكلمة مرة كان عليه أن يتحمل عواقب تصرفه. بهذا الشكل لم تُدَن إسرائيل فيما بعد كهيئة واحدة، كما كان الحال في الماضي، حينما كان كل شيء متعلق بتصرف الأمة أو الملك علنًا. إسرائيل، كشعب تكبّرت؛ غير أنه مَن أذعن للكلمة فسيبقى على قيد الحياة. </w:t>
-      </w:r>
-      <w:r>
-        <w:rPr>
-          <w:rFonts w:hint="cs"/>
-          <w:rtl/>
-        </w:rPr>
-        <w:t>الله تعامل بحسب طول أناته ونعمته.</w:t>
-      </w:r>
-    </w:p>
-    <w:p>
-      <w:pPr>
-        <w:jc w:val="both"/>
-        <w:sectPr>
-          <w:pgSz w:w="11906" w:h="16838"/>
-          <w:pgMar w:top="1440" w:right="1440" w:bottom="1440" w:left="1440" w:header="708" w:footer="708" w:gutter="0"/>
-          <w:cols w:space="708"/>
-          <w:bidi/>
-          <w:rtlGutter/>
-          <w:docGrid w:linePitch="360"/>
-        </w:sectPr>
-      </w:pPr>
-      <w:r>
-        <w:rPr>
-          <w:rFonts w:hint="cs"/>
-          <w:rtl/>
-        </w:rPr>
-        <w:t>من جديد رأى النبي في عزلته مجد الرب يهوه، وأمره الروح بأن لا يخرج خارجًا بين الشعب، وإنما بأن يكن مستأسرًا في بيته. الله أراد أن يُلصق لسانه بحنكه؛ لأنه كان شعبًا معاندًا لم يكُن يجب أن يُحذّر فيما بعد كشعب. والله متى شاء سيفتح فم النبي وعندها كان عليه أن يقدّم كلمة الرب يهوه للشعب بصورة حازمة جدًا. كل مَن أراد السمع سمعَ!</w:t>
-      </w:r>
-      <w:r>
-        <w:rPr>
-          <w:rFonts w:hint="cs"/>
-          <w:rtl/>
-        </w:rPr>
-        <w:t xml:space="preserve"> الرب يهوه لم يعُد يريد أن يُعلن إعلانات بمحبة، كما فعل فيما مضى.</w:t>
-      </w:r>
-    </w:p>
-    <w:p>
-      <w:pPr>
-        <w:jc w:val="both"/>
-        <w:rPr>
-          <w:rtl/>
-        </w:rPr>
-      </w:pPr>
-      <w:hyperlink r:id="rId9" w:history="1">
         <w:r>
           <w:rPr>
             <w:rStyle w:val="Hyperlink"/>
@@ -625,50 +1041,139 @@
       </w:hyperlink>
     </w:p>
     <w:p>
-      <w:pPr>
-        <w:jc w:val="both"/>
-      </w:pPr>
-      <w:r>
-        <w:rPr>
-          <w:rFonts w:hint="cs"/>
-          <w:rtl/>
-        </w:rPr>
-        <w:t xml:space="preserve">عدا عن القضاء العام الذي أعلنه الله على حالة إسرائيل، والذي كان الكلام عنه إلى الآن، نرى هنا كيف تظهر أورشليم بصورة خاصة أمام الله، الذي احتقرته؛ لأنه في هذه المدينة انكشف </w:t>
-      </w:r>
-      <w:r>
-        <w:rPr>
-          <w:rFonts w:hint="cs"/>
-          <w:rtl/>
-        </w:rPr>
-        <w:t>ك</w:t>
-      </w:r>
-      <w:r>
-        <w:rPr>
-          <w:rFonts w:hint="cs"/>
-          <w:rtl/>
-        </w:rPr>
-        <w:t xml:space="preserve">ل شر الشعب، الذي كان قد وصل الآن إلى أقصى حد. لقد كان على النبي أن يُظهر استيطان أورشليم وبالأخص أن يُشير </w:t>
-      </w:r>
-      <w:r>
-        <w:rPr>
-          <w:rFonts w:hint="cs"/>
-          <w:rtl/>
-        </w:rPr>
-        <w:t xml:space="preserve">في ذلك </w:t>
-      </w:r>
-      <w:r>
-        <w:rPr>
-          <w:rFonts w:hint="cs"/>
-          <w:rtl/>
-        </w:rPr>
-        <w:t xml:space="preserve">إلى </w:t>
-      </w:r>
-      <w:r>
-        <w:rPr>
-          <w:rFonts w:hint="cs"/>
-          <w:rtl/>
-        </w:rPr>
-        <w:t xml:space="preserve">سني مدة شرها، والتي أخيرًا تسببت بإيقاع القضاء؛ وهذه كانت عامة لإسرائيل 390 سنة، وليهوذا 40 سنة. واضح أن هذه التحديدات الزمنية لا تُشير إلى مدة انفصال مملكة إسرائيل عن يهوذا، ولا إلى انفصال مملكة يهوذا؛ لأن الأولى كانت مدتها 254 سنة، بينما مملكة يهوذا 134 سنة من بعد سقوط السامرة. </w:t>
+      <w:r>
+        <w:rPr>
+          <w:rFonts w:hint="cs"/>
+          <w:rtl/>
+        </w:rPr>
+        <w:t>عدا عن القضاء العام الذي أنبأ به الله على حالة إسرائيل، والذي كان الحديث عنه إلى الآن، كما ه</w:t>
+      </w:r>
+      <w:r>
+        <w:rPr>
+          <w:rFonts w:hint="cs"/>
+          <w:rtl/>
+        </w:rPr>
+        <w:t>ي</w:t>
+      </w:r>
+      <w:r>
+        <w:rPr>
+          <w:rFonts w:hint="cs"/>
+          <w:rtl/>
+        </w:rPr>
+        <w:t xml:space="preserve"> أورشليم بوجه خاص ظاهرة أمام الله الذي احتقرته؛ من ثم في هذه المدينة كان قد ظهر كل شر الشعب والذي كان قد وصل الآن إلى أعلى مستوياته. </w:t>
+      </w:r>
+      <w:r>
+        <w:rPr>
+          <w:rFonts w:hint="cs"/>
+          <w:rtl/>
+        </w:rPr>
+        <w:t>ل</w:t>
+      </w:r>
+      <w:r>
+        <w:rPr>
+          <w:rFonts w:hint="cs"/>
+          <w:rtl/>
+        </w:rPr>
+        <w:t xml:space="preserve">قد كان على النبي أن يصوّر حصار أورشليم وأن يُشير بذلك بشكل خاص إلى سني مدة شرهم، والتي في الأخير ستستحضر الدينونة؛ وقد كانت هذه لإسرائيل بصورة عامة 390 سنة، وليهوذا 40 سنة. واضح أن هذه الأزمنة المُحددة ليس لها علاقة لا بمدة مملكة إسرائيل المنفصلة عن يهوذا، ولا بمدة مملكة يهوذا؛ لأن الأولى كانت </w:t>
+      </w:r>
+      <w:r>
+        <w:rPr>
+          <w:rFonts w:hint="cs"/>
+          <w:rtl/>
+        </w:rPr>
+        <w:t>مدتها</w:t>
+      </w:r>
+      <w:r>
+        <w:rPr>
+          <w:rFonts w:hint="cs"/>
+          <w:rtl/>
+        </w:rPr>
+        <w:t xml:space="preserve"> 254 سنة</w:t>
+      </w:r>
+      <w:r>
+        <w:rPr>
+          <w:rtl/>
+        </w:rPr>
+        <w:t xml:space="preserve"> </w:t>
+      </w:r>
+      <w:r>
+        <w:rPr>
+          <w:rtl/>
+        </w:rPr>
+        <w:t>فقط</w:t>
+      </w:r>
+      <w:r>
+        <w:rPr>
+          <w:rFonts w:hint="cs"/>
+          <w:rtl/>
+        </w:rPr>
+        <w:t>، بينما مملكة</w:t>
+      </w:r>
+      <w:r>
+        <w:rPr>
+          <w:rtl/>
+        </w:rPr>
+        <w:t xml:space="preserve"> </w:t>
+      </w:r>
+      <w:r>
+        <w:rPr>
+          <w:rtl/>
+        </w:rPr>
+        <w:t>يهوذا</w:t>
+      </w:r>
+      <w:r>
+        <w:rPr>
+          <w:rFonts w:hint="cs"/>
+          <w:rtl/>
+        </w:rPr>
+        <w:t xml:space="preserve"> </w:t>
+      </w:r>
+      <w:r>
+        <w:rPr>
+          <w:rFonts w:hint="cs"/>
+          <w:rtl/>
+        </w:rPr>
+        <w:t xml:space="preserve">استمرت </w:t>
+      </w:r>
+      <w:r>
+        <w:rPr>
+          <w:rFonts w:hint="cs"/>
+          <w:rtl/>
+        </w:rPr>
+        <w:t xml:space="preserve">134 سنة إضافية من بعد سقوط السامرة. </w:t>
+      </w:r>
+      <w:r>
+        <w:rPr>
+          <w:rtl/>
+        </w:rPr>
+        <w:t>وبناءً على ذلك، يبدو أن الفترة الأطول المذكورة هي من انفصال الأسباط العشرة في عهد رحبعام إلى السبي البابلي.</w:t>
+      </w:r>
+      <w:r>
+        <w:rPr>
+          <w:rtl/>
+        </w:rPr>
+        <w:t xml:space="preserve"> </w:t>
+      </w:r>
+      <w:r>
+        <w:rPr>
+          <w:rtl/>
+        </w:rPr>
+        <w:t xml:space="preserve">وتعتبر تلك السنوات هي سنوات إسرائيل لأنها منذ لحظة الانفصال أصبحت مستقلة وتضم الجزء الرئيسي من الأمة، أما في عهد سليمان الذي دام أربعين سنة، فكانت يهوذا هي </w:t>
+      </w:r>
+      <w:hyperlink r:id="rId9" w:anchor=":~:text=Von%20der%20Zeit%20der%20Regierung%20Salomos%20ab%20w%C3%BCrde%20dann%20Juda%20unter%20dem%20allgemeinen%20Namen%20Israel%20mit%20einbegriffen%20sein.%20Dies%20entspricht%20der%20Gewohnheit%20Hesekiels%2C%20obgleich%20er%20auch%20bei%20bestimmten%20Veranlassungen%2C%20z.%20B.%20um%20der%20Stellung%20Zedekias" w:history="1">
+        <w:r>
+          <w:rPr>
+            <w:rStyle w:val="Hyperlink"/>
+            <w:rtl/>
+          </w:rPr>
+          <w:t>الكل</w:t>
+        </w:r>
+      </w:hyperlink>
+      <w:r>
+        <w:rPr>
+          <w:rtl/>
+        </w:rPr>
+        <w:t>.</w:t>
       </w:r>
     </w:p>
     <w:sectPr>
@@ -678,8 +1183,6 @@
       <w:pgSz w:w="11906" w:h="16838"/>
       <w:pgMar w:top="1440" w:right="1440" w:bottom="1440" w:left="1440" w:header="708" w:footer="708" w:gutter="0"/>
       <w:cols w:space="708"/>
-      <w:bidi/>
-      <w:rtlGutter/>
       <w:docGrid w:linePitch="360"/>
     </w:sectPr>
   </w:body>
@@ -687,7 +1190,7 @@
 </file>
 
 <file path=word/endnotes.xml><?xml version="1.0" encoding="utf-8"?>
-<w:endnotes xmlns:wpc="http://schemas.microsoft.com/office/word/2010/wordprocessingCanvas" xmlns:cx="http://schemas.microsoft.com/office/drawing/2014/chartex" xmlns:cx1="http://schemas.microsoft.com/office/drawing/2015/9/8/chartex" xmlns:cx2="http://schemas.microsoft.com/office/drawing/2015/10/21/chartex" xmlns:cx3="http://schemas.microsoft.com/office/drawing/2016/5/9/chartex" xmlns:cx4="http://schemas.microsoft.com/office/drawing/2016/5/10/chartex" xmlns:cx5="http://schemas.microsoft.com/office/drawing/2016/5/11/chartex" xmlns:cx6="http://schemas.microsoft.com/office/drawing/2016/5/12/chartex" xmlns:cx7="http://schemas.microsoft.com/office/drawing/2016/5/13/chartex" xmlns:cx8="http://schemas.microsoft.com/office/drawing/2016/5/14/chartex" xmlns:mc="http://schemas.openxmlformats.org/markup-compatibility/2006" xmlns:aink="http://schemas.microsoft.com/office/drawing/2016/ink" xmlns:am3d="http://schemas.microsoft.com/office/drawing/2017/model3d" xmlns:o="urn:schemas-microsoft-com:office:office" xmlns:oel="http://schemas.microsoft.com/office/2019/extlst" xmlns:r="http://schemas.openxmlformats.org/officeDocument/2006/relationships" xmlns:m="http://schemas.openxmlformats.org/officeDocument/2006/math" xmlns:v="urn:schemas-microsoft-com:vml" xmlns:wp14="http://schemas.microsoft.com/office/word/2010/wordprocessingDrawing" xmlns:wp="http://schemas.openxmlformats.org/drawingml/2006/wordprocessingDrawing" xmlns:w10="urn:schemas-microsoft-com:office:word" xmlns:w="http://schemas.openxmlformats.org/wordprocessingml/2006/main" xmlns:w14="http://schemas.microsoft.com/office/word/2010/wordml" xmlns:w15="http://schemas.microsoft.com/office/word/2012/wordml" xmlns:w16cex="http://schemas.microsoft.com/office/word/2018/wordml/cex" xmlns:w16cid="http://schemas.microsoft.com/office/word/2016/wordml/cid" xmlns:w16="http://schemas.microsoft.com/office/word/2018/wordml" xmlns:w16du="http://schemas.microsoft.com/office/word/2023/wordml/word16du" xmlns:w16sdtdh="http://schemas.microsoft.com/office/word/2020/wordml/sdtdatahash" xmlns:w16se="http://schemas.microsoft.com/office/word/2015/wordml/symex" xmlns:wpg="http://schemas.microsoft.com/office/word/2010/wordprocessingGroup" xmlns:wpi="http://schemas.microsoft.com/office/word/2010/wordprocessingInk" xmlns:wne="http://schemas.microsoft.com/office/word/2006/wordml" xmlns:wps="http://schemas.microsoft.com/office/word/2010/wordprocessingShape" mc:Ignorable="w14 w15 w16se w16cid w16 w16cex w16sdtdh wp14">
+<w:endnotes xmlns:wpc="http://schemas.microsoft.com/office/word/2010/wordprocessingCanvas" xmlns:cx="http://schemas.microsoft.com/office/drawing/2014/chartex" xmlns:cx1="http://schemas.microsoft.com/office/drawing/2015/9/8/chartex" xmlns:cx2="http://schemas.microsoft.com/office/drawing/2015/10/21/chartex" xmlns:cx3="http://schemas.microsoft.com/office/drawing/2016/5/9/chartex" xmlns:cx4="http://schemas.microsoft.com/office/drawing/2016/5/10/chartex" xmlns:cx5="http://schemas.microsoft.com/office/drawing/2016/5/11/chartex" xmlns:cx6="http://schemas.microsoft.com/office/drawing/2016/5/12/chartex" xmlns:cx7="http://schemas.microsoft.com/office/drawing/2016/5/13/chartex" xmlns:cx8="http://schemas.microsoft.com/office/drawing/2016/5/14/chartex" xmlns:mc="http://schemas.openxmlformats.org/markup-compatibility/2006" xmlns:aink="http://schemas.microsoft.com/office/drawing/2016/ink" xmlns:am3d="http://schemas.microsoft.com/office/drawing/2017/model3d" xmlns:o="urn:schemas-microsoft-com:office:office" xmlns:oel="http://schemas.microsoft.com/office/2019/extlst" xmlns:r="http://schemas.openxmlformats.org/officeDocument/2006/relationships" xmlns:m="http://schemas.openxmlformats.org/officeDocument/2006/math" xmlns:v="urn:schemas-microsoft-com:vml" xmlns:wp14="http://schemas.microsoft.com/office/word/2010/wordprocessingDrawing" xmlns:wp="http://schemas.openxmlformats.org/drawingml/2006/wordprocessingDrawing" xmlns:w10="urn:schemas-microsoft-com:office:word" xmlns:w="http://schemas.openxmlformats.org/wordprocessingml/2006/main" xmlns:w14="http://schemas.microsoft.com/office/word/2010/wordml" xmlns:w15="http://schemas.microsoft.com/office/word/2012/wordml" xmlns:w16cex="http://schemas.microsoft.com/office/word/2018/wordml/cex" xmlns:w16cid="http://schemas.microsoft.com/office/word/2016/wordml/cid" xmlns:w16="http://schemas.microsoft.com/office/word/2018/wordml" xmlns:w16du="http://schemas.microsoft.com/office/word/2023/wordml/word16du" xmlns:w16sdtdh="http://schemas.microsoft.com/office/word/2020/wordml/sdtdatahash" xmlns:w16se="http://schemas.microsoft.com/office/word/2015/wordml/symex" xmlns:wpg="http://schemas.microsoft.com/office/word/2010/wordprocessingGroup" xmlns:wpi="http://schemas.microsoft.com/office/word/2010/wordprocessingInk" xmlns:wne="http://schemas.microsoft.com/office/word/2006/wordml" xmlns:wps="http://schemas.microsoft.com/office/word/2010/wordprocessingShape" mc:Ignorable="w14 w15 w16se w16cid w16 w16cex w16sdtdh w16du wp14">
   <w:endnote w:type="separator" w:id="-1">
     <w:p>
       <w:pPr>
@@ -712,7 +1215,7 @@
 </file>
 
 <file path=word/footnotes.xml><?xml version="1.0" encoding="utf-8"?>
-<w:footnotes xmlns:wpc="http://schemas.microsoft.com/office/word/2010/wordprocessingCanvas" xmlns:cx="http://schemas.microsoft.com/office/drawing/2014/chartex" xmlns:cx1="http://schemas.microsoft.com/office/drawing/2015/9/8/chartex" xmlns:cx2="http://schemas.microsoft.com/office/drawing/2015/10/21/chartex" xmlns:cx3="http://schemas.microsoft.com/office/drawing/2016/5/9/chartex" xmlns:cx4="http://schemas.microsoft.com/office/drawing/2016/5/10/chartex" xmlns:cx5="http://schemas.microsoft.com/office/drawing/2016/5/11/chartex" xmlns:cx6="http://schemas.microsoft.com/office/drawing/2016/5/12/chartex" xmlns:cx7="http://schemas.microsoft.com/office/drawing/2016/5/13/chartex" xmlns:cx8="http://schemas.microsoft.com/office/drawing/2016/5/14/chartex" xmlns:mc="http://schemas.openxmlformats.org/markup-compatibility/2006" xmlns:aink="http://schemas.microsoft.com/office/drawing/2016/ink" xmlns:am3d="http://schemas.microsoft.com/office/drawing/2017/model3d" xmlns:o="urn:schemas-microsoft-com:office:office" xmlns:oel="http://schemas.microsoft.com/office/2019/extlst" xmlns:r="http://schemas.openxmlformats.org/officeDocument/2006/relationships" xmlns:m="http://schemas.openxmlformats.org/officeDocument/2006/math" xmlns:v="urn:schemas-microsoft-com:vml" xmlns:wp14="http://schemas.microsoft.com/office/word/2010/wordprocessingDrawing" xmlns:wp="http://schemas.openxmlformats.org/drawingml/2006/wordprocessingDrawing" xmlns:w10="urn:schemas-microsoft-com:office:word" xmlns:w="http://schemas.openxmlformats.org/wordprocessingml/2006/main" xmlns:w14="http://schemas.microsoft.com/office/word/2010/wordml" xmlns:w15="http://schemas.microsoft.com/office/word/2012/wordml" xmlns:w16cex="http://schemas.microsoft.com/office/word/2018/wordml/cex" xmlns:w16cid="http://schemas.microsoft.com/office/word/2016/wordml/cid" xmlns:w16="http://schemas.microsoft.com/office/word/2018/wordml" xmlns:w16du="http://schemas.microsoft.com/office/word/2023/wordml/word16du" xmlns:w16sdtdh="http://schemas.microsoft.com/office/word/2020/wordml/sdtdatahash" xmlns:w16se="http://schemas.microsoft.com/office/word/2015/wordml/symex" xmlns:wpg="http://schemas.microsoft.com/office/word/2010/wordprocessingGroup" xmlns:wpi="http://schemas.microsoft.com/office/word/2010/wordprocessingInk" xmlns:wne="http://schemas.microsoft.com/office/word/2006/wordml" xmlns:wps="http://schemas.microsoft.com/office/word/2010/wordprocessingShape" mc:Ignorable="w14 w15 w16se w16cid w16 w16cex w16sdtdh wp14">
+<w:footnotes xmlns:wpc="http://schemas.microsoft.com/office/word/2010/wordprocessingCanvas" xmlns:cx="http://schemas.microsoft.com/office/drawing/2014/chartex" xmlns:cx1="http://schemas.microsoft.com/office/drawing/2015/9/8/chartex" xmlns:cx2="http://schemas.microsoft.com/office/drawing/2015/10/21/chartex" xmlns:cx3="http://schemas.microsoft.com/office/drawing/2016/5/9/chartex" xmlns:cx4="http://schemas.microsoft.com/office/drawing/2016/5/10/chartex" xmlns:cx5="http://schemas.microsoft.com/office/drawing/2016/5/11/chartex" xmlns:cx6="http://schemas.microsoft.com/office/drawing/2016/5/12/chartex" xmlns:cx7="http://schemas.microsoft.com/office/drawing/2016/5/13/chartex" xmlns:cx8="http://schemas.microsoft.com/office/drawing/2016/5/14/chartex" xmlns:mc="http://schemas.openxmlformats.org/markup-compatibility/2006" xmlns:aink="http://schemas.microsoft.com/office/drawing/2016/ink" xmlns:am3d="http://schemas.microsoft.com/office/drawing/2017/model3d" xmlns:o="urn:schemas-microsoft-com:office:office" xmlns:oel="http://schemas.microsoft.com/office/2019/extlst" xmlns:r="http://schemas.openxmlformats.org/officeDocument/2006/relationships" xmlns:m="http://schemas.openxmlformats.org/officeDocument/2006/math" xmlns:v="urn:schemas-microsoft-com:vml" xmlns:wp14="http://schemas.microsoft.com/office/word/2010/wordprocessingDrawing" xmlns:wp="http://schemas.openxmlformats.org/drawingml/2006/wordprocessingDrawing" xmlns:w10="urn:schemas-microsoft-com:office:word" xmlns:w="http://schemas.openxmlformats.org/wordprocessingml/2006/main" xmlns:w14="http://schemas.microsoft.com/office/word/2010/wordml" xmlns:w15="http://schemas.microsoft.com/office/word/2012/wordml" xmlns:w16cex="http://schemas.microsoft.com/office/word/2018/wordml/cex" xmlns:w16cid="http://schemas.microsoft.com/office/word/2016/wordml/cid" xmlns:w16="http://schemas.microsoft.com/office/word/2018/wordml" xmlns:w16du="http://schemas.microsoft.com/office/word/2023/wordml/word16du" xmlns:w16sdtdh="http://schemas.microsoft.com/office/word/2020/wordml/sdtdatahash" xmlns:w16se="http://schemas.microsoft.com/office/word/2015/wordml/symex" xmlns:wpg="http://schemas.microsoft.com/office/word/2010/wordprocessingGroup" xmlns:wpi="http://schemas.microsoft.com/office/word/2010/wordprocessingInk" xmlns:wne="http://schemas.microsoft.com/office/word/2006/wordml" xmlns:wps="http://schemas.microsoft.com/office/word/2010/wordprocessingShape" mc:Ignorable="w14 w15 w16se w16cid w16 w16cex w16sdtdh w16du wp14">
   <w:footnote w:type="separator" w:id="-1">
     <w:p>
       <w:pPr>
@@ -737,48 +1240,241 @@
     <w:p>
       <w:pPr>
         <w:pStyle w:val="FootnoteText"/>
-        <w:jc w:val="both"/>
-        <w:rPr>
-          <w:b/>
-          <w:bCs/>
-          <w:sz w:val="26"/>
-          <w:szCs w:val="26"/>
-          <w:rtl/>
+        <w:rPr>
+          <w:b/>
+          <w:bCs/>
+          <w:sz w:val="26"/>
+          <w:szCs w:val="26"/>
         </w:rPr>
       </w:pPr>
       <w:r>
         <w:rPr>
           <w:rStyle w:val="FootnoteReference"/>
+          <w:b/>
+          <w:bCs/>
+          <w:sz w:val="26"/>
+          <w:szCs w:val="26"/>
         </w:rPr>
         <w:footnoteRef/>
       </w:r>
       <w:r>
         <w:rPr>
+          <w:b/>
+          <w:bCs/>
+          <w:sz w:val="26"/>
+          <w:szCs w:val="26"/>
           <w:rtl/>
         </w:rPr>
         <w:t xml:space="preserve"> </w:t>
       </w:r>
       <w:r>
         <w:rPr>
-          <w:rFonts w:hint="cs"/>
-          <w:b/>
-          <w:bCs/>
-          <w:sz w:val="26"/>
-          <w:szCs w:val="26"/>
-          <w:rtl/>
-        </w:rPr>
-        <w:t>العلماء</w:t>
-      </w:r>
-      <w:r>
-        <w:rPr>
-          <w:rFonts w:hint="cs"/>
-          <w:b/>
-          <w:bCs/>
-          <w:sz w:val="26"/>
-          <w:szCs w:val="26"/>
-          <w:rtl/>
-        </w:rPr>
-        <w:t xml:space="preserve"> غير </w:t>
+          <w:b/>
+          <w:bCs/>
+          <w:sz w:val="26"/>
+          <w:szCs w:val="26"/>
+          <w:rtl/>
+        </w:rPr>
+        <w:t xml:space="preserve">إن العلماء غير المؤمنين الذين تنقصهم معرفة الله، وبالتالي غير قادرين على رفع آرائهم فوق ما هو أرضي ومحسوس بالحواس، </w:t>
+      </w:r>
+      <w:r>
+        <w:rPr>
+          <w:rFonts w:hint="cs"/>
+          <w:b/>
+          <w:bCs/>
+          <w:sz w:val="26"/>
+          <w:szCs w:val="26"/>
+          <w:rtl/>
+        </w:rPr>
+        <w:t>أرادوا أن يروا</w:t>
+      </w:r>
+      <w:r>
+        <w:rPr>
+          <w:rFonts w:hint="cs"/>
+          <w:b/>
+          <w:bCs/>
+          <w:sz w:val="26"/>
+          <w:szCs w:val="26"/>
+          <w:rtl/>
+        </w:rPr>
+        <w:t xml:space="preserve"> </w:t>
+      </w:r>
+      <w:r>
+        <w:rPr>
+          <w:b/>
+          <w:bCs/>
+          <w:sz w:val="26"/>
+          <w:szCs w:val="26"/>
+          <w:rtl/>
+        </w:rPr>
+        <w:t>في صور الثيران والأسود ذات الأجنحة والرؤوس البشرية التي وجدت في نينوى</w:t>
+      </w:r>
+      <w:r>
+        <w:rPr>
+          <w:rFonts w:hint="cs"/>
+          <w:b/>
+          <w:bCs/>
+          <w:sz w:val="26"/>
+          <w:szCs w:val="26"/>
+          <w:rtl/>
+        </w:rPr>
+        <w:t>،</w:t>
+      </w:r>
+      <w:r>
+        <w:rPr>
+          <w:b/>
+          <w:bCs/>
+          <w:sz w:val="26"/>
+          <w:szCs w:val="26"/>
+          <w:rtl/>
+        </w:rPr>
+        <w:t xml:space="preserve"> </w:t>
+      </w:r>
+      <w:r>
+        <w:rPr>
+          <w:b/>
+          <w:bCs/>
+          <w:sz w:val="26"/>
+          <w:szCs w:val="26"/>
+          <w:rtl/>
+        </w:rPr>
+        <w:t>أصل رؤيا حزقيال</w:t>
+      </w:r>
+      <w:r>
+        <w:rPr>
+          <w:b/>
+          <w:bCs/>
+          <w:sz w:val="26"/>
+          <w:szCs w:val="26"/>
+          <w:rtl/>
+        </w:rPr>
+        <w:t xml:space="preserve">: لكنهم مخطئون لأنهم لا يستطيعون أن يروا أو يعرفوا ذاك الذي </w:t>
+      </w:r>
+      <w:r>
+        <w:rPr>
+          <w:rFonts w:hint="cs"/>
+          <w:b/>
+          <w:bCs/>
+          <w:sz w:val="26"/>
+          <w:szCs w:val="26"/>
+          <w:rtl/>
+        </w:rPr>
+        <w:t>تعرّش</w:t>
+      </w:r>
+      <w:r>
+        <w:rPr>
+          <w:b/>
+          <w:bCs/>
+          <w:sz w:val="26"/>
+          <w:szCs w:val="26"/>
+          <w:rtl/>
+        </w:rPr>
+        <w:t xml:space="preserve"> على تلك الكائنات الحية. ليس </w:t>
+      </w:r>
+      <w:r>
+        <w:rPr>
+          <w:rFonts w:hint="cs"/>
+          <w:b/>
+          <w:bCs/>
+          <w:sz w:val="26"/>
+          <w:szCs w:val="26"/>
+          <w:rtl/>
+        </w:rPr>
+        <w:t>لدي أي</w:t>
+      </w:r>
+      <w:r>
+        <w:rPr>
+          <w:b/>
+          <w:bCs/>
+          <w:sz w:val="26"/>
+          <w:szCs w:val="26"/>
+          <w:rtl/>
+        </w:rPr>
+        <w:t xml:space="preserve"> شك أن تلك الصور تمثل في الأساس نفس الشيء مثل الكروبيم؛ لكن الأمم </w:t>
+      </w:r>
+      <w:r>
+        <w:rPr>
+          <w:rFonts w:hint="cs"/>
+          <w:b/>
+          <w:bCs/>
+          <w:sz w:val="26"/>
+          <w:szCs w:val="26"/>
+          <w:rtl/>
+        </w:rPr>
+        <w:t>المساكين</w:t>
+      </w:r>
+      <w:r>
+        <w:rPr>
+          <w:b/>
+          <w:bCs/>
+          <w:sz w:val="26"/>
+          <w:szCs w:val="26"/>
+          <w:rtl/>
+        </w:rPr>
+        <w:t xml:space="preserve">، الذين، مثل غير المؤمنين المذكورين أعلاه في </w:t>
+      </w:r>
+      <w:r>
+        <w:rPr>
+          <w:rFonts w:hint="cs"/>
+          <w:b/>
+          <w:bCs/>
+          <w:sz w:val="26"/>
+          <w:szCs w:val="26"/>
+          <w:rtl/>
+        </w:rPr>
+        <w:t>ثقافتهم</w:t>
+      </w:r>
+      <w:r>
+        <w:rPr>
+          <w:b/>
+          <w:bCs/>
+          <w:sz w:val="26"/>
+          <w:szCs w:val="26"/>
+          <w:rtl/>
+        </w:rPr>
+        <w:t xml:space="preserve">، سمحوا لأنفسهم أن ينخدعوا بالشيطان، وعبدوا ما كان تحت </w:t>
+      </w:r>
+      <w:r>
+        <w:rPr>
+          <w:rFonts w:hint="cs"/>
+          <w:b/>
+          <w:bCs/>
+          <w:sz w:val="26"/>
+          <w:szCs w:val="26"/>
+          <w:rtl/>
+        </w:rPr>
+        <w:t>"</w:t>
+      </w:r>
+      <w:r>
+        <w:rPr>
+          <w:b/>
+          <w:bCs/>
+          <w:sz w:val="26"/>
+          <w:szCs w:val="26"/>
+          <w:rtl/>
+        </w:rPr>
+        <w:t>الْمُقَبَّب</w:t>
+      </w:r>
+      <w:r>
+        <w:rPr>
+          <w:rFonts w:hint="cs"/>
+          <w:b/>
+          <w:bCs/>
+          <w:sz w:val="26"/>
+          <w:szCs w:val="26"/>
+          <w:rtl/>
+        </w:rPr>
+        <w:t>"</w:t>
+      </w:r>
+      <w:r>
+        <w:rPr>
+          <w:b/>
+          <w:bCs/>
+          <w:sz w:val="26"/>
+          <w:szCs w:val="26"/>
+          <w:rtl/>
+        </w:rPr>
+        <w:t xml:space="preserve"> (حزقيال 1: 22). وفي رؤيا حزقيال كانت </w:t>
       </w:r>
       <w:r>
         <w:rPr>
@@ -793,143 +1489,97 @@
       </w:r>
       <w:r>
         <w:rPr>
-          <w:rFonts w:hint="cs"/>
-          <w:b/>
-          <w:bCs/>
-          <w:sz w:val="26"/>
-          <w:szCs w:val="26"/>
-          <w:rtl/>
-        </w:rPr>
-        <w:t>مؤمنين الذين يفتقرون لمعرفة الله ولذا ليس باستطاعتهم في رؤياهم أن يعلو فوق ما هو أرضي والملموس بحواسنا أرادوا أن يعر</w:t>
-      </w:r>
-      <w:r>
-        <w:rPr>
-          <w:rFonts w:hint="cs"/>
-          <w:b/>
-          <w:bCs/>
-          <w:sz w:val="26"/>
-          <w:szCs w:val="26"/>
-          <w:rtl/>
-        </w:rPr>
-        <w:t>ّ</w:t>
-      </w:r>
-      <w:r>
-        <w:rPr>
-          <w:rFonts w:hint="cs"/>
-          <w:b/>
-          <w:bCs/>
-          <w:sz w:val="26"/>
-          <w:szCs w:val="26"/>
-          <w:rtl/>
-        </w:rPr>
-        <w:t>فوا صور الثور والأسد</w:t>
-      </w:r>
-      <w:r>
-        <w:rPr>
-          <w:rFonts w:hint="cs"/>
-          <w:b/>
-          <w:bCs/>
-          <w:sz w:val="26"/>
-          <w:szCs w:val="26"/>
-          <w:rtl/>
-        </w:rPr>
-        <w:t xml:space="preserve"> المُعلنة بأجنحة وبرؤوس بشر، والتي وُجدت في نينوى</w:t>
-      </w:r>
-      <w:r>
-        <w:rPr>
-          <w:rFonts w:hint="cs"/>
-          <w:b/>
-          <w:bCs/>
-          <w:sz w:val="26"/>
-          <w:szCs w:val="26"/>
-          <w:rtl/>
-        </w:rPr>
-        <w:t xml:space="preserve"> بأنها أصل رؤيا حزقيال. غير أنهم يخطئون لأنهم لا يمكنهم أن يروا ولا أن يعرفوا الجالس على تلك الكائنات الحية. إني لا أشك أبدًا بأن تلك الصور تصوّر جوهريًا مثلما تفعله الكروبيم؛ لكن الأمم المساكين الذين يشابهون </w:t>
-      </w:r>
-      <w:r>
-        <w:rPr>
-          <w:rFonts w:hint="cs"/>
-          <w:b/>
-          <w:bCs/>
-          <w:sz w:val="26"/>
-          <w:szCs w:val="26"/>
-          <w:rtl/>
-        </w:rPr>
-        <w:t>غير المؤمنين الذين ذكرتهم في علمهم، سمحوا لإبليس بأن يغويهم وقدّموا سجودهم لما كان تحت الـ"</w:t>
-      </w:r>
-      <w:r>
-        <w:rPr>
-          <w:b/>
-          <w:bCs/>
-          <w:sz w:val="26"/>
-          <w:szCs w:val="26"/>
-          <w:rtl/>
-        </w:rPr>
-        <w:t>مُقَبَّبٍ</w:t>
-      </w:r>
-      <w:r>
-        <w:rPr>
-          <w:rFonts w:hint="cs"/>
-          <w:b/>
-          <w:bCs/>
-          <w:sz w:val="26"/>
-          <w:szCs w:val="26"/>
-          <w:rtl/>
-        </w:rPr>
-        <w:t xml:space="preserve"> </w:t>
-      </w:r>
-      <w:r>
-        <w:rPr>
-          <w:b/>
-          <w:bCs/>
-          <w:sz w:val="26"/>
-          <w:szCs w:val="26"/>
-          <w:rtl/>
-        </w:rPr>
-        <w:t>–</w:t>
-      </w:r>
-      <w:r>
-        <w:rPr>
-          <w:rFonts w:hint="cs"/>
-          <w:b/>
-          <w:bCs/>
-          <w:sz w:val="26"/>
-          <w:szCs w:val="26"/>
-          <w:rtl/>
-        </w:rPr>
-        <w:t xml:space="preserve"> (الجلَد </w:t>
-      </w:r>
-      <w:r>
-        <w:rPr>
-          <w:b/>
-          <w:bCs/>
-          <w:sz w:val="26"/>
-          <w:szCs w:val="26"/>
-          <w:rtl/>
-        </w:rPr>
-        <w:t>–</w:t>
-      </w:r>
-      <w:r>
-        <w:rPr>
-          <w:rFonts w:hint="cs"/>
-          <w:b/>
-          <w:bCs/>
-          <w:sz w:val="26"/>
-          <w:szCs w:val="26"/>
-          <w:rtl/>
-        </w:rPr>
-        <w:t xml:space="preserve"> سماء)" (حزقيال 1: 22). في رؤيا حزقيال كانت الكائنات الحية فقط رموزًا عُرضت من خلالها صفات الله، بينما مَن كان يستحق السجود </w:t>
-      </w:r>
-      <w:r>
-        <w:rPr>
-          <w:rFonts w:hint="cs"/>
-          <w:b/>
-          <w:bCs/>
-          <w:sz w:val="26"/>
-          <w:szCs w:val="26"/>
-          <w:rtl/>
-        </w:rPr>
-        <w:t>كان جالسًا فوق "المقبب". هذا هو الفارق الكبير (على الأقل فيما يتعلق بهذا الجانب) ما بين عبادة الأصنام ووحي الله.</w:t>
+          <w:b/>
+          <w:bCs/>
+          <w:sz w:val="26"/>
+          <w:szCs w:val="26"/>
+          <w:rtl/>
+        </w:rPr>
+        <w:t xml:space="preserve">كائنات </w:t>
+      </w:r>
+      <w:r>
+        <w:rPr>
+          <w:rFonts w:hint="cs"/>
+          <w:b/>
+          <w:bCs/>
+          <w:sz w:val="26"/>
+          <w:szCs w:val="26"/>
+          <w:rtl/>
+        </w:rPr>
+        <w:t>ال</w:t>
+      </w:r>
+      <w:r>
+        <w:rPr>
+          <w:b/>
+          <w:bCs/>
+          <w:sz w:val="26"/>
+          <w:szCs w:val="26"/>
+          <w:rtl/>
+        </w:rPr>
+        <w:t xml:space="preserve">حية مجرد رموز تمثل صفات الله، في حين جلس الذي </w:t>
+      </w:r>
+      <w:r>
+        <w:rPr>
+          <w:rFonts w:hint="cs"/>
+          <w:b/>
+          <w:bCs/>
+          <w:sz w:val="26"/>
+          <w:szCs w:val="26"/>
+          <w:rtl/>
+        </w:rPr>
+        <w:t>يستحق</w:t>
+      </w:r>
+      <w:r>
+        <w:rPr>
+          <w:b/>
+          <w:bCs/>
+          <w:sz w:val="26"/>
+          <w:szCs w:val="26"/>
+          <w:rtl/>
+        </w:rPr>
+        <w:t xml:space="preserve"> العبادة فوق </w:t>
+      </w:r>
+      <w:r>
+        <w:rPr>
+          <w:rFonts w:hint="cs"/>
+          <w:b/>
+          <w:bCs/>
+          <w:sz w:val="26"/>
+          <w:szCs w:val="26"/>
+          <w:rtl/>
+        </w:rPr>
+        <w:t>"</w:t>
+      </w:r>
+      <w:r>
+        <w:rPr>
+          <w:b/>
+          <w:bCs/>
+          <w:sz w:val="26"/>
+          <w:szCs w:val="26"/>
+          <w:rtl/>
+        </w:rPr>
+        <w:t>الْمُقَبَّب</w:t>
+      </w:r>
+      <w:r>
+        <w:rPr>
+          <w:rFonts w:hint="cs"/>
+          <w:b/>
+          <w:bCs/>
+          <w:sz w:val="26"/>
+          <w:szCs w:val="26"/>
+          <w:rtl/>
+        </w:rPr>
+        <w:t>"</w:t>
+      </w:r>
+      <w:r>
+        <w:rPr>
+          <w:b/>
+          <w:bCs/>
+          <w:sz w:val="26"/>
+          <w:szCs w:val="26"/>
+          <w:rtl/>
+        </w:rPr>
+        <w:t>. هذا هو الفرق الكبير (على الأقل فيما يتعلق بهذا الجانب من الأمر) بين عبادة الأوثان وإعلان الله.</w:t>
       </w:r>
     </w:p>
   </w:footnote>
@@ -937,39 +1587,44 @@
     <w:p>
       <w:pPr>
         <w:pStyle w:val="FootnoteText"/>
-        <w:jc w:val="both"/>
-        <w:rPr>
-          <w:b/>
-          <w:bCs/>
-          <w:sz w:val="26"/>
-          <w:szCs w:val="26"/>
-          <w:rtl/>
-          <w:lang w:bidi="ar-AE"/>
+        <w:rPr>
+          <w:b/>
+          <w:bCs/>
+          <w:sz w:val="26"/>
+          <w:szCs w:val="26"/>
+          <w:lang w:bidi="ar-LB"/>
         </w:rPr>
       </w:pPr>
       <w:r>
         <w:rPr>
           <w:rStyle w:val="FootnoteReference"/>
+          <w:b/>
+          <w:bCs/>
+          <w:sz w:val="26"/>
+          <w:szCs w:val="26"/>
         </w:rPr>
         <w:footnoteRef/>
       </w:r>
       <w:r>
         <w:rPr>
+          <w:b/>
+          <w:bCs/>
+          <w:sz w:val="26"/>
+          <w:szCs w:val="26"/>
           <w:rtl/>
         </w:rPr>
         <w:t xml:space="preserve"> </w:t>
       </w:r>
       <w:r>
         <w:rPr>
-          <w:rFonts w:hint="cs"/>
-          <w:b/>
-          <w:bCs/>
-          <w:sz w:val="26"/>
-          <w:szCs w:val="26"/>
-          <w:rtl/>
-          <w:lang w:bidi="ar-AE"/>
-        </w:rPr>
-        <w:t>ما أقصده في ذلك فقط: في نطاق المملكة الكلدانية. لقد كان عند ضفاف نهر خابور، الذي نجده أكثر في ناحية شمال غرب ما بين النهرين.</w:t>
+          <w:b/>
+          <w:bCs/>
+          <w:sz w:val="26"/>
+          <w:szCs w:val="26"/>
+          <w:rtl/>
+          <w:lang w:bidi="ar-LB"/>
+        </w:rPr>
+        <w:t>وأعني بذلك فقط: في منطقة الإمبراطورية الكلدانية. وكانت على نهر كبار الذي يوجد أكثر في شمال غرب بلاد ما بين النهرين.</w:t>
       </w:r>
     </w:p>
   </w:footnote>
@@ -977,19 +1632,22 @@
 </file>
 
 <file path=word/styles.xml><?xml version="1.0" encoding="utf-8"?>
-<w:styles xmlns:mc="http://schemas.openxmlformats.org/markup-compatibility/2006" xmlns:r="http://schemas.openxmlformats.org/officeDocument/2006/relationships" xmlns:w="http://schemas.openxmlformats.org/wordprocessingml/2006/main" xmlns:w14="http://schemas.microsoft.com/office/word/2010/wordml" xmlns:w15="http://schemas.microsoft.com/office/word/2012/wordml" xmlns:w16cex="http://schemas.microsoft.com/office/word/2018/wordml/cex" xmlns:w16cid="http://schemas.microsoft.com/office/word/2016/wordml/cid" xmlns:w16="http://schemas.microsoft.com/office/word/2018/wordml" xmlns:w16sdtdh="http://schemas.microsoft.com/office/word/2020/wordml/sdtdatahash" xmlns:w16se="http://schemas.microsoft.com/office/word/2015/wordml/symex" mc:Ignorable="w14 w15 w16se w16cid w16 w16cex w16sdtdh">
+<w:styles xmlns:mc="http://schemas.openxmlformats.org/markup-compatibility/2006" xmlns:r="http://schemas.openxmlformats.org/officeDocument/2006/relationships" xmlns:w="http://schemas.openxmlformats.org/wordprocessingml/2006/main" xmlns:w14="http://schemas.microsoft.com/office/word/2010/wordml" xmlns:w15="http://schemas.microsoft.com/office/word/2012/wordml" xmlns:w16cex="http://schemas.microsoft.com/office/word/2018/wordml/cex" xmlns:w16cid="http://schemas.microsoft.com/office/word/2016/wordml/cid" xmlns:w16="http://schemas.microsoft.com/office/word/2018/wordml" xmlns:w16du="http://schemas.microsoft.com/office/word/2023/wordml/word16du" xmlns:w16sdtdh="http://schemas.microsoft.com/office/word/2020/wordml/sdtdatahash" xmlns:w16se="http://schemas.microsoft.com/office/word/2015/wordml/symex" mc:Ignorable="w14 w15 w16se w16cid w16 w16cex w16sdtdh w16du">
   <w:docDefaults>
     <w:rPrDefault>
       <w:rPr>
         <w:rFonts w:ascii="Sakkal Majalla" w:eastAsiaTheme="minorHAnsi" w:hAnsi="Sakkal Majalla" w:cs="Sakkal Majalla"/>
         <w:sz w:val="28"/>
         <w:szCs w:val="28"/>
-        <w:lang w:val="en-US" w:eastAsia="en-US" w:bidi="he-IL"/>
+        <w:lang w:val="en-US" w:eastAsia="en-US" w:bidi="ar-SA"/>
+        <w14:ligatures w14:val="standardContextual"/>
       </w:rPr>
     </w:rPrDefault>
     <w:pPrDefault>
       <w:pPr>
+        <w:bidi/>
         <w:spacing w:after="160" w:line="259" w:lineRule="auto"/>
+        <w:jc w:val="both"/>
       </w:pPr>
     </w:pPrDefault>
   </w:docDefaults>
@@ -1374,11 +2032,202 @@
   <w:style w:type="paragraph" w:default="1" w:styleId="Normal">
     <w:name w:val="Normal"/>
     <w:qFormat/>
+  </w:style>
+  <w:style w:type="paragraph" w:styleId="Heading1">
+    <w:name w:val="heading 1"/>
+    <w:basedOn w:val="Normal"/>
+    <w:next w:val="Normal"/>
+    <w:link w:val="Heading1Char"/>
+    <w:uiPriority w:val="9"/>
+    <w:qFormat/>
+    <w:rsid w:val="00780678"/>
     <w:pPr>
-      <w:bidi/>
+      <w:keepNext/>
+      <w:keepLines/>
+      <w:spacing w:before="360" w:after="80"/>
+      <w:outlineLvl w:val="0"/>
     </w:pPr>
     <w:rPr>
-      <w:lang w:bidi="ar-EG"/>
+      <w:rFonts w:asciiTheme="majorHAnsi" w:eastAsiaTheme="majorEastAsia" w:hAnsiTheme="majorHAnsi" w:cstheme="majorBidi"/>
+      <w:color w:val="0F4761" w:themeColor="accent1" w:themeShade="BF"/>
+      <w:sz w:val="40"/>
+      <w:szCs w:val="40"/>
+    </w:rPr>
+  </w:style>
+  <w:style w:type="paragraph" w:styleId="Heading2">
+    <w:name w:val="heading 2"/>
+    <w:basedOn w:val="Normal"/>
+    <w:next w:val="Normal"/>
+    <w:link w:val="Heading2Char"/>
+    <w:uiPriority w:val="9"/>
+    <w:semiHidden/>
+    <w:unhideWhenUsed/>
+    <w:qFormat/>
+    <w:rsid w:val="00780678"/>
+    <w:pPr>
+      <w:keepNext/>
+      <w:keepLines/>
+      <w:spacing w:before="160" w:after="80"/>
+      <w:outlineLvl w:val="1"/>
+    </w:pPr>
+    <w:rPr>
+      <w:rFonts w:asciiTheme="majorHAnsi" w:eastAsiaTheme="majorEastAsia" w:hAnsiTheme="majorHAnsi" w:cstheme="majorBidi"/>
+      <w:color w:val="0F4761" w:themeColor="accent1" w:themeShade="BF"/>
+      <w:sz w:val="32"/>
+      <w:szCs w:val="32"/>
+    </w:rPr>
+  </w:style>
+  <w:style w:type="paragraph" w:styleId="Heading3">
+    <w:name w:val="heading 3"/>
+    <w:basedOn w:val="Normal"/>
+    <w:next w:val="Normal"/>
+    <w:link w:val="Heading3Char"/>
+    <w:uiPriority w:val="9"/>
+    <w:semiHidden/>
+    <w:unhideWhenUsed/>
+    <w:qFormat/>
+    <w:rsid w:val="00780678"/>
+    <w:pPr>
+      <w:keepNext/>
+      <w:keepLines/>
+      <w:spacing w:before="160" w:after="80"/>
+      <w:outlineLvl w:val="2"/>
+    </w:pPr>
+    <w:rPr>
+      <w:rFonts w:asciiTheme="minorHAnsi" w:eastAsiaTheme="majorEastAsia" w:hAnsiTheme="minorHAnsi" w:cstheme="majorBidi"/>
+      <w:color w:val="0F4761" w:themeColor="accent1" w:themeShade="BF"/>
+    </w:rPr>
+  </w:style>
+  <w:style w:type="paragraph" w:styleId="Heading4">
+    <w:name w:val="heading 4"/>
+    <w:basedOn w:val="Normal"/>
+    <w:next w:val="Normal"/>
+    <w:link w:val="Heading4Char"/>
+    <w:uiPriority w:val="9"/>
+    <w:semiHidden/>
+    <w:unhideWhenUsed/>
+    <w:qFormat/>
+    <w:rsid w:val="00780678"/>
+    <w:pPr>
+      <w:keepNext/>
+      <w:keepLines/>
+      <w:spacing w:before="80" w:after="40"/>
+      <w:outlineLvl w:val="3"/>
+    </w:pPr>
+    <w:rPr>
+      <w:rFonts w:asciiTheme="minorHAnsi" w:eastAsiaTheme="majorEastAsia" w:hAnsiTheme="minorHAnsi" w:cstheme="majorBidi"/>
+      <w:i/>
+      <w:iCs/>
+      <w:color w:val="0F4761" w:themeColor="accent1" w:themeShade="BF"/>
+    </w:rPr>
+  </w:style>
+  <w:style w:type="paragraph" w:styleId="Heading5">
+    <w:name w:val="heading 5"/>
+    <w:basedOn w:val="Normal"/>
+    <w:next w:val="Normal"/>
+    <w:link w:val="Heading5Char"/>
+    <w:uiPriority w:val="9"/>
+    <w:semiHidden/>
+    <w:unhideWhenUsed/>
+    <w:qFormat/>
+    <w:rsid w:val="00780678"/>
+    <w:pPr>
+      <w:keepNext/>
+      <w:keepLines/>
+      <w:spacing w:before="80" w:after="40"/>
+      <w:outlineLvl w:val="4"/>
+    </w:pPr>
+    <w:rPr>
+      <w:rFonts w:asciiTheme="minorHAnsi" w:eastAsiaTheme="majorEastAsia" w:hAnsiTheme="minorHAnsi" w:cstheme="majorBidi"/>
+      <w:color w:val="0F4761" w:themeColor="accent1" w:themeShade="BF"/>
+    </w:rPr>
+  </w:style>
+  <w:style w:type="paragraph" w:styleId="Heading6">
+    <w:name w:val="heading 6"/>
+    <w:basedOn w:val="Normal"/>
+    <w:next w:val="Normal"/>
+    <w:link w:val="Heading6Char"/>
+    <w:uiPriority w:val="9"/>
+    <w:semiHidden/>
+    <w:unhideWhenUsed/>
+    <w:qFormat/>
+    <w:rsid w:val="00780678"/>
+    <w:pPr>
+      <w:keepNext/>
+      <w:keepLines/>
+      <w:spacing w:before="40" w:after="0"/>
+      <w:outlineLvl w:val="5"/>
+    </w:pPr>
+    <w:rPr>
+      <w:rFonts w:asciiTheme="minorHAnsi" w:eastAsiaTheme="majorEastAsia" w:hAnsiTheme="minorHAnsi" w:cstheme="majorBidi"/>
+      <w:i/>
+      <w:iCs/>
+      <w:color w:val="595959" w:themeColor="text1" w:themeTint="A6"/>
+    </w:rPr>
+  </w:style>
+  <w:style w:type="paragraph" w:styleId="Heading7">
+    <w:name w:val="heading 7"/>
+    <w:basedOn w:val="Normal"/>
+    <w:next w:val="Normal"/>
+    <w:link w:val="Heading7Char"/>
+    <w:uiPriority w:val="9"/>
+    <w:semiHidden/>
+    <w:unhideWhenUsed/>
+    <w:qFormat/>
+    <w:rsid w:val="00780678"/>
+    <w:pPr>
+      <w:keepNext/>
+      <w:keepLines/>
+      <w:spacing w:before="40" w:after="0"/>
+      <w:outlineLvl w:val="6"/>
+    </w:pPr>
+    <w:rPr>
+      <w:rFonts w:asciiTheme="minorHAnsi" w:eastAsiaTheme="majorEastAsia" w:hAnsiTheme="minorHAnsi" w:cstheme="majorBidi"/>
+      <w:color w:val="595959" w:themeColor="text1" w:themeTint="A6"/>
+    </w:rPr>
+  </w:style>
+  <w:style w:type="paragraph" w:styleId="Heading8">
+    <w:name w:val="heading 8"/>
+    <w:basedOn w:val="Normal"/>
+    <w:next w:val="Normal"/>
+    <w:link w:val="Heading8Char"/>
+    <w:uiPriority w:val="9"/>
+    <w:semiHidden/>
+    <w:unhideWhenUsed/>
+    <w:qFormat/>
+    <w:rsid w:val="00780678"/>
+    <w:pPr>
+      <w:keepNext/>
+      <w:keepLines/>
+      <w:spacing w:after="0"/>
+      <w:outlineLvl w:val="7"/>
+    </w:pPr>
+    <w:rPr>
+      <w:rFonts w:asciiTheme="minorHAnsi" w:eastAsiaTheme="majorEastAsia" w:hAnsiTheme="minorHAnsi" w:cstheme="majorBidi"/>
+      <w:i/>
+      <w:iCs/>
+      <w:color w:val="272727" w:themeColor="text1" w:themeTint="D8"/>
+    </w:rPr>
+  </w:style>
+  <w:style w:type="paragraph" w:styleId="Heading9">
+    <w:name w:val="heading 9"/>
+    <w:basedOn w:val="Normal"/>
+    <w:next w:val="Normal"/>
+    <w:link w:val="Heading9Char"/>
+    <w:uiPriority w:val="9"/>
+    <w:semiHidden/>
+    <w:unhideWhenUsed/>
+    <w:qFormat/>
+    <w:rsid w:val="00780678"/>
+    <w:pPr>
+      <w:keepNext/>
+      <w:keepLines/>
+      <w:spacing w:after="0"/>
+      <w:outlineLvl w:val="8"/>
+    </w:pPr>
+    <w:rPr>
+      <w:rFonts w:asciiTheme="minorHAnsi" w:eastAsiaTheme="majorEastAsia" w:hAnsiTheme="minorHAnsi" w:cstheme="majorBidi"/>
+      <w:color w:val="272727" w:themeColor="text1" w:themeTint="D8"/>
     </w:rPr>
   </w:style>
   <w:style w:type="character" w:default="1" w:styleId="DefaultParagraphFont">
@@ -1408,14 +2257,298 @@
     <w:semiHidden/>
     <w:unhideWhenUsed/>
   </w:style>
+  <w:style w:type="character" w:customStyle="1" w:styleId="Heading1Char">
+    <w:name w:val="Heading 1 Char"/>
+    <w:basedOn w:val="DefaultParagraphFont"/>
+    <w:link w:val="Heading1"/>
+    <w:uiPriority w:val="9"/>
+    <w:rsid w:val="00780678"/>
+    <w:rPr>
+      <w:rFonts w:asciiTheme="majorHAnsi" w:eastAsiaTheme="majorEastAsia" w:hAnsiTheme="majorHAnsi" w:cstheme="majorBidi"/>
+      <w:color w:val="0F4761" w:themeColor="accent1" w:themeShade="BF"/>
+      <w:sz w:val="40"/>
+      <w:szCs w:val="40"/>
+    </w:rPr>
+  </w:style>
+  <w:style w:type="character" w:customStyle="1" w:styleId="Heading2Char">
+    <w:name w:val="Heading 2 Char"/>
+    <w:basedOn w:val="DefaultParagraphFont"/>
+    <w:link w:val="Heading2"/>
+    <w:uiPriority w:val="9"/>
+    <w:semiHidden/>
+    <w:rsid w:val="00780678"/>
+    <w:rPr>
+      <w:rFonts w:asciiTheme="majorHAnsi" w:eastAsiaTheme="majorEastAsia" w:hAnsiTheme="majorHAnsi" w:cstheme="majorBidi"/>
+      <w:color w:val="0F4761" w:themeColor="accent1" w:themeShade="BF"/>
+      <w:sz w:val="32"/>
+      <w:szCs w:val="32"/>
+    </w:rPr>
+  </w:style>
+  <w:style w:type="character" w:customStyle="1" w:styleId="Heading3Char">
+    <w:name w:val="Heading 3 Char"/>
+    <w:basedOn w:val="DefaultParagraphFont"/>
+    <w:link w:val="Heading3"/>
+    <w:uiPriority w:val="9"/>
+    <w:semiHidden/>
+    <w:rsid w:val="00780678"/>
+    <w:rPr>
+      <w:rFonts w:asciiTheme="minorHAnsi" w:eastAsiaTheme="majorEastAsia" w:hAnsiTheme="minorHAnsi" w:cstheme="majorBidi"/>
+      <w:color w:val="0F4761" w:themeColor="accent1" w:themeShade="BF"/>
+    </w:rPr>
+  </w:style>
+  <w:style w:type="character" w:customStyle="1" w:styleId="Heading4Char">
+    <w:name w:val="Heading 4 Char"/>
+    <w:basedOn w:val="DefaultParagraphFont"/>
+    <w:link w:val="Heading4"/>
+    <w:uiPriority w:val="9"/>
+    <w:semiHidden/>
+    <w:rsid w:val="00780678"/>
+    <w:rPr>
+      <w:rFonts w:asciiTheme="minorHAnsi" w:eastAsiaTheme="majorEastAsia" w:hAnsiTheme="minorHAnsi" w:cstheme="majorBidi"/>
+      <w:i/>
+      <w:iCs/>
+      <w:color w:val="0F4761" w:themeColor="accent1" w:themeShade="BF"/>
+    </w:rPr>
+  </w:style>
+  <w:style w:type="character" w:customStyle="1" w:styleId="Heading5Char">
+    <w:name w:val="Heading 5 Char"/>
+    <w:basedOn w:val="DefaultParagraphFont"/>
+    <w:link w:val="Heading5"/>
+    <w:uiPriority w:val="9"/>
+    <w:semiHidden/>
+    <w:rsid w:val="00780678"/>
+    <w:rPr>
+      <w:rFonts w:asciiTheme="minorHAnsi" w:eastAsiaTheme="majorEastAsia" w:hAnsiTheme="minorHAnsi" w:cstheme="majorBidi"/>
+      <w:color w:val="0F4761" w:themeColor="accent1" w:themeShade="BF"/>
+    </w:rPr>
+  </w:style>
+  <w:style w:type="character" w:customStyle="1" w:styleId="Heading6Char">
+    <w:name w:val="Heading 6 Char"/>
+    <w:basedOn w:val="DefaultParagraphFont"/>
+    <w:link w:val="Heading6"/>
+    <w:uiPriority w:val="9"/>
+    <w:semiHidden/>
+    <w:rsid w:val="00780678"/>
+    <w:rPr>
+      <w:rFonts w:asciiTheme="minorHAnsi" w:eastAsiaTheme="majorEastAsia" w:hAnsiTheme="minorHAnsi" w:cstheme="majorBidi"/>
+      <w:i/>
+      <w:iCs/>
+      <w:color w:val="595959" w:themeColor="text1" w:themeTint="A6"/>
+    </w:rPr>
+  </w:style>
+  <w:style w:type="character" w:customStyle="1" w:styleId="Heading7Char">
+    <w:name w:val="Heading 7 Char"/>
+    <w:basedOn w:val="DefaultParagraphFont"/>
+    <w:link w:val="Heading7"/>
+    <w:uiPriority w:val="9"/>
+    <w:semiHidden/>
+    <w:rsid w:val="00780678"/>
+    <w:rPr>
+      <w:rFonts w:asciiTheme="minorHAnsi" w:eastAsiaTheme="majorEastAsia" w:hAnsiTheme="minorHAnsi" w:cstheme="majorBidi"/>
+      <w:color w:val="595959" w:themeColor="text1" w:themeTint="A6"/>
+    </w:rPr>
+  </w:style>
+  <w:style w:type="character" w:customStyle="1" w:styleId="Heading8Char">
+    <w:name w:val="Heading 8 Char"/>
+    <w:basedOn w:val="DefaultParagraphFont"/>
+    <w:link w:val="Heading8"/>
+    <w:uiPriority w:val="9"/>
+    <w:semiHidden/>
+    <w:rsid w:val="00780678"/>
+    <w:rPr>
+      <w:rFonts w:asciiTheme="minorHAnsi" w:eastAsiaTheme="majorEastAsia" w:hAnsiTheme="minorHAnsi" w:cstheme="majorBidi"/>
+      <w:i/>
+      <w:iCs/>
+      <w:color w:val="272727" w:themeColor="text1" w:themeTint="D8"/>
+    </w:rPr>
+  </w:style>
+  <w:style w:type="character" w:customStyle="1" w:styleId="Heading9Char">
+    <w:name w:val="Heading 9 Char"/>
+    <w:basedOn w:val="DefaultParagraphFont"/>
+    <w:link w:val="Heading9"/>
+    <w:uiPriority w:val="9"/>
+    <w:semiHidden/>
+    <w:rsid w:val="00780678"/>
+    <w:rPr>
+      <w:rFonts w:asciiTheme="minorHAnsi" w:eastAsiaTheme="majorEastAsia" w:hAnsiTheme="minorHAnsi" w:cstheme="majorBidi"/>
+      <w:color w:val="272727" w:themeColor="text1" w:themeTint="D8"/>
+    </w:rPr>
+  </w:style>
+  <w:style w:type="paragraph" w:styleId="Title">
+    <w:name w:val="Title"/>
+    <w:basedOn w:val="Normal"/>
+    <w:next w:val="Normal"/>
+    <w:link w:val="TitleChar"/>
+    <w:uiPriority w:val="10"/>
+    <w:qFormat/>
+    <w:rsid w:val="00780678"/>
+    <w:pPr>
+      <w:spacing w:after="80" w:line="240" w:lineRule="auto"/>
+      <w:contextualSpacing/>
+    </w:pPr>
+    <w:rPr>
+      <w:rFonts w:asciiTheme="majorHAnsi" w:eastAsiaTheme="majorEastAsia" w:hAnsiTheme="majorHAnsi" w:cstheme="majorBidi"/>
+      <w:spacing w:val="-10"/>
+      <w:kern w:val="28"/>
+      <w:sz w:val="56"/>
+      <w:szCs w:val="56"/>
+    </w:rPr>
+  </w:style>
+  <w:style w:type="character" w:customStyle="1" w:styleId="TitleChar">
+    <w:name w:val="Title Char"/>
+    <w:basedOn w:val="DefaultParagraphFont"/>
+    <w:link w:val="Title"/>
+    <w:uiPriority w:val="10"/>
+    <w:rsid w:val="00780678"/>
+    <w:rPr>
+      <w:rFonts w:asciiTheme="majorHAnsi" w:eastAsiaTheme="majorEastAsia" w:hAnsiTheme="majorHAnsi" w:cstheme="majorBidi"/>
+      <w:spacing w:val="-10"/>
+      <w:kern w:val="28"/>
+      <w:sz w:val="56"/>
+      <w:szCs w:val="56"/>
+    </w:rPr>
+  </w:style>
+  <w:style w:type="paragraph" w:styleId="Subtitle">
+    <w:name w:val="Subtitle"/>
+    <w:basedOn w:val="Normal"/>
+    <w:next w:val="Normal"/>
+    <w:link w:val="SubtitleChar"/>
+    <w:uiPriority w:val="11"/>
+    <w:qFormat/>
+    <w:rsid w:val="00780678"/>
+    <w:pPr>
+      <w:numPr>
+        <w:ilvl w:val="1"/>
+      </w:numPr>
+    </w:pPr>
+    <w:rPr>
+      <w:rFonts w:asciiTheme="minorHAnsi" w:eastAsiaTheme="majorEastAsia" w:hAnsiTheme="minorHAnsi" w:cstheme="majorBidi"/>
+      <w:color w:val="595959" w:themeColor="text1" w:themeTint="A6"/>
+      <w:spacing w:val="15"/>
+    </w:rPr>
+  </w:style>
+  <w:style w:type="character" w:customStyle="1" w:styleId="SubtitleChar">
+    <w:name w:val="Subtitle Char"/>
+    <w:basedOn w:val="DefaultParagraphFont"/>
+    <w:link w:val="Subtitle"/>
+    <w:uiPriority w:val="11"/>
+    <w:rsid w:val="00780678"/>
+    <w:rPr>
+      <w:rFonts w:asciiTheme="minorHAnsi" w:eastAsiaTheme="majorEastAsia" w:hAnsiTheme="minorHAnsi" w:cstheme="majorBidi"/>
+      <w:color w:val="595959" w:themeColor="text1" w:themeTint="A6"/>
+      <w:spacing w:val="15"/>
+    </w:rPr>
+  </w:style>
+  <w:style w:type="paragraph" w:styleId="Quote">
+    <w:name w:val="Quote"/>
+    <w:basedOn w:val="Normal"/>
+    <w:next w:val="Normal"/>
+    <w:link w:val="QuoteChar"/>
+    <w:uiPriority w:val="29"/>
+    <w:qFormat/>
+    <w:rsid w:val="00780678"/>
+    <w:pPr>
+      <w:spacing w:before="160"/>
+      <w:jc w:val="center"/>
+    </w:pPr>
+    <w:rPr>
+      <w:i/>
+      <w:iCs/>
+      <w:color w:val="404040" w:themeColor="text1" w:themeTint="BF"/>
+    </w:rPr>
+  </w:style>
+  <w:style w:type="character" w:customStyle="1" w:styleId="QuoteChar">
+    <w:name w:val="Quote Char"/>
+    <w:basedOn w:val="DefaultParagraphFont"/>
+    <w:link w:val="Quote"/>
+    <w:uiPriority w:val="29"/>
+    <w:rsid w:val="00780678"/>
+    <w:rPr>
+      <w:i/>
+      <w:iCs/>
+      <w:color w:val="404040" w:themeColor="text1" w:themeTint="BF"/>
+    </w:rPr>
+  </w:style>
+  <w:style w:type="paragraph" w:styleId="ListParagraph">
+    <w:name w:val="List Paragraph"/>
+    <w:basedOn w:val="Normal"/>
+    <w:uiPriority w:val="34"/>
+    <w:qFormat/>
+    <w:rsid w:val="00780678"/>
+    <w:pPr>
+      <w:ind w:left="720"/>
+      <w:contextualSpacing/>
+    </w:pPr>
+  </w:style>
+  <w:style w:type="character" w:styleId="IntenseEmphasis">
+    <w:name w:val="Intense Emphasis"/>
+    <w:basedOn w:val="DefaultParagraphFont"/>
+    <w:uiPriority w:val="21"/>
+    <w:qFormat/>
+    <w:rsid w:val="00780678"/>
+    <w:rPr>
+      <w:i/>
+      <w:iCs/>
+      <w:color w:val="0F4761" w:themeColor="accent1" w:themeShade="BF"/>
+    </w:rPr>
+  </w:style>
+  <w:style w:type="paragraph" w:styleId="IntenseQuote">
+    <w:name w:val="Intense Quote"/>
+    <w:basedOn w:val="Normal"/>
+    <w:next w:val="Normal"/>
+    <w:link w:val="IntenseQuoteChar"/>
+    <w:uiPriority w:val="30"/>
+    <w:qFormat/>
+    <w:rsid w:val="00780678"/>
+    <w:pPr>
+      <w:pBdr>
+        <w:top w:val="single" w:sz="4" w:space="10" w:color="0F4761" w:themeColor="accent1" w:themeShade="BF"/>
+        <w:bottom w:val="single" w:sz="4" w:space="10" w:color="0F4761" w:themeColor="accent1" w:themeShade="BF"/>
+      </w:pBdr>
+      <w:spacing w:before="360" w:after="360"/>
+      <w:ind w:left="864" w:right="864"/>
+      <w:jc w:val="center"/>
+    </w:pPr>
+    <w:rPr>
+      <w:i/>
+      <w:iCs/>
+      <w:color w:val="0F4761" w:themeColor="accent1" w:themeShade="BF"/>
+    </w:rPr>
+  </w:style>
+  <w:style w:type="character" w:customStyle="1" w:styleId="IntenseQuoteChar">
+    <w:name w:val="Intense Quote Char"/>
+    <w:basedOn w:val="DefaultParagraphFont"/>
+    <w:link w:val="IntenseQuote"/>
+    <w:uiPriority w:val="30"/>
+    <w:rsid w:val="00780678"/>
+    <w:rPr>
+      <w:i/>
+      <w:iCs/>
+      <w:color w:val="0F4761" w:themeColor="accent1" w:themeShade="BF"/>
+    </w:rPr>
+  </w:style>
+  <w:style w:type="character" w:styleId="IntenseReference">
+    <w:name w:val="Intense Reference"/>
+    <w:basedOn w:val="DefaultParagraphFont"/>
+    <w:uiPriority w:val="32"/>
+    <w:qFormat/>
+    <w:rsid w:val="00780678"/>
+    <w:rPr>
+      <w:b/>
+      <w:bCs/>
+      <w:smallCaps/>
+      <w:color w:val="0F4761" w:themeColor="accent1" w:themeShade="BF"/>
+      <w:spacing w:val="5"/>
+    </w:rPr>
+  </w:style>
   <w:style w:type="character" w:styleId="Hyperlink">
     <w:name w:val="Hyperlink"/>
     <w:basedOn w:val="DefaultParagraphFont"/>
     <w:uiPriority w:val="99"/>
     <w:unhideWhenUsed/>
-    <w:rsid w:val="00610E64"/>
-    <w:rPr>
-      <w:color w:val="0563C1" w:themeColor="hyperlink"/>
+    <w:rsid w:val="00C529ED"/>
+    <w:rPr>
+      <w:color w:val="467886" w:themeColor="hyperlink"/>
       <w:u w:val="single"/>
     </w:rPr>
   </w:style>
@@ -1425,10 +2558,22 @@
     <w:uiPriority w:val="99"/>
     <w:semiHidden/>
     <w:unhideWhenUsed/>
-    <w:rsid w:val="00610E64"/>
+    <w:rsid w:val="00C529ED"/>
     <w:rPr>
       <w:color w:val="605E5C"/>
       <w:shd w:val="clear" w:color="auto" w:fill="E1DFDD"/>
+    </w:rPr>
+  </w:style>
+  <w:style w:type="character" w:styleId="FollowedHyperlink">
+    <w:name w:val="FollowedHyperlink"/>
+    <w:basedOn w:val="DefaultParagraphFont"/>
+    <w:uiPriority w:val="99"/>
+    <w:semiHidden/>
+    <w:unhideWhenUsed/>
+    <w:rsid w:val="001347FD"/>
+    <w:rPr>
+      <w:color w:val="96607D" w:themeColor="followedHyperlink"/>
+      <w:u w:val="single"/>
     </w:rPr>
   </w:style>
   <w:style w:type="paragraph" w:styleId="FootnoteText">
@@ -1438,7 +2583,7 @@
     <w:uiPriority w:val="99"/>
     <w:semiHidden/>
     <w:unhideWhenUsed/>
-    <w:rsid w:val="009774D6"/>
+    <w:rsid w:val="000D41FA"/>
     <w:pPr>
       <w:spacing w:after="0" w:line="240" w:lineRule="auto"/>
     </w:pPr>
@@ -1453,12 +2598,10 @@
     <w:link w:val="FootnoteText"/>
     <w:uiPriority w:val="99"/>
     <w:semiHidden/>
-    <w:rsid w:val="009774D6"/>
-    <w:rPr>
-      <w:noProof/>
+    <w:rsid w:val="000D41FA"/>
+    <w:rPr>
       <w:sz w:val="20"/>
       <w:szCs w:val="20"/>
-      <w:lang w:bidi="ar-EG"/>
     </w:rPr>
   </w:style>
   <w:style w:type="character" w:styleId="FootnoteReference">
@@ -1467,21 +2610,9 @@
     <w:uiPriority w:val="99"/>
     <w:semiHidden/>
     <w:unhideWhenUsed/>
-    <w:rsid w:val="009774D6"/>
+    <w:rsid w:val="000D41FA"/>
     <w:rPr>
       <w:vertAlign w:val="superscript"/>
-    </w:rPr>
-  </w:style>
-  <w:style w:type="character" w:styleId="FollowedHyperlink">
-    <w:name w:val="FollowedHyperlink"/>
-    <w:basedOn w:val="DefaultParagraphFont"/>
-    <w:uiPriority w:val="99"/>
-    <w:semiHidden/>
-    <w:unhideWhenUsed/>
-    <w:rsid w:val="00402881"/>
-    <w:rPr>
-      <w:color w:val="954F72" w:themeColor="followedHyperlink"/>
-      <w:u w:val="single"/>
     </w:rPr>
   </w:style>
 </w:styles>
@@ -1498,39 +2629,39 @@
         <a:sysClr val="window" lastClr="FFFFFF"/>
       </a:lt1>
       <a:dk2>
-        <a:srgbClr val="44546A"/>
+        <a:srgbClr val="0E2841"/>
       </a:dk2>
       <a:lt2>
-        <a:srgbClr val="E7E6E6"/>
+        <a:srgbClr val="E8E8E8"/>
       </a:lt2>
       <a:accent1>
-        <a:srgbClr val="4472C4"/>
+        <a:srgbClr val="156082"/>
       </a:accent1>
       <a:accent2>
-        <a:srgbClr val="ED7D31"/>
+        <a:srgbClr val="E97132"/>
       </a:accent2>
       <a:accent3>
-        <a:srgbClr val="A5A5A5"/>
+        <a:srgbClr val="196B24"/>
       </a:accent3>
       <a:accent4>
-        <a:srgbClr val="FFC000"/>
+        <a:srgbClr val="0F9ED5"/>
       </a:accent4>
       <a:accent5>
-        <a:srgbClr val="5B9BD5"/>
+        <a:srgbClr val="A02B93"/>
       </a:accent5>
       <a:accent6>
-        <a:srgbClr val="70AD47"/>
+        <a:srgbClr val="4EA72E"/>
       </a:accent6>
       <a:hlink>
-        <a:srgbClr val="0563C1"/>
+        <a:srgbClr val="467886"/>
       </a:hlink>
       <a:folHlink>
-        <a:srgbClr val="954F72"/>
+        <a:srgbClr val="96607D"/>
       </a:folHlink>
     </a:clrScheme>
     <a:fontScheme name="Office">
       <a:majorFont>
-        <a:latin typeface="Calibri Light" panose="020F0302020204030204"/>
+        <a:latin typeface="Aptos Display" panose="02110004020202020204"/>
         <a:ea typeface=""/>
         <a:cs typeface=""/>
         <a:font script="Jpan" typeface="游ゴシック Light"/>
@@ -1582,10 +2713,10 @@
         <a:font script="Tfng" typeface="Ebrima"/>
       </a:majorFont>
       <a:minorFont>
-        <a:latin typeface="Calibri" panose="020F0502020204030204"/>
+        <a:latin typeface="Aptos" panose="02110004020202020204"/>
         <a:ea typeface=""/>
         <a:cs typeface=""/>
-        <a:font script="Jpan" typeface="游明朝"/>
+        <a:font script="Jpan" typeface="游ゴシック"/>
         <a:font script="Hang" typeface="맑은 고딕"/>
         <a:font script="Hans" typeface="等线"/>
         <a:font script="Hant" typeface="新細明體"/>
@@ -1783,11 +2914,11 @@
 </file>
 
 <file path=customXml/item1.xml><?xml version="1.0" encoding="utf-8"?>
-<b:Sources xmlns:b="http://schemas.openxmlformats.org/officeDocument/2006/bibliography" xmlns="http://schemas.openxmlformats.org/officeDocument/2006/bibliography" SelectedStyle="\apasixtheditionofficeonline.xsl" StyleName="APA" Version="6"/>
+<b:Sources xmlns:b="http://schemas.openxmlformats.org/officeDocument/2006/bibliography" xmlns="http://schemas.openxmlformats.org/officeDocument/2006/bibliography" SelectedStyle="\APASixthEditionOfficeOnline.xsl" StyleName="APA" Version="6"/>
 </file>
 
 <file path=customXml/itemProps1.xml><?xml version="1.0" encoding="utf-8"?>
-<ds:datastoreItem xmlns:ds="http://schemas.openxmlformats.org/officeDocument/2006/customXml" ds:itemID="{B136707D-DAD5-457D-B894-16FF34BAD994}">
+<ds:datastoreItem xmlns:ds="http://schemas.openxmlformats.org/officeDocument/2006/customXml" ds:itemID="{F51222BD-0D5D-4195-963A-AC974199CE1A}">
   <ds:schemaRefs>
     <ds:schemaRef ds:uri="http://schemas.openxmlformats.org/officeDocument/2006/bibliography"/>
   </ds:schemaRefs>

--- a/docs/downloads/john-nelson-darby/سينوبسيس-العهد-القديم-الأنبياء-الكبار/doc_0408.docx
+++ b/docs/downloads/john-nelson-darby/سينوبسيس-العهد-القديم-الأنبياء-الكبار/doc_0408.docx
@@ -1,74 +1,450 @@
 
 <file path=word/document.xml><?xml version="1.0" encoding="utf-8"?>
-<w:document xmlns:wpc="http://schemas.microsoft.com/office/word/2010/wordprocessingCanvas" xmlns:cx="http://schemas.microsoft.com/office/drawing/2014/chartex" xmlns:cx1="http://schemas.microsoft.com/office/drawing/2015/9/8/chartex" xmlns:cx2="http://schemas.microsoft.com/office/drawing/2015/10/21/chartex" xmlns:cx3="http://schemas.microsoft.com/office/drawing/2016/5/9/chartex" xmlns:cx4="http://schemas.microsoft.com/office/drawing/2016/5/10/chartex" xmlns:cx5="http://schemas.microsoft.com/office/drawing/2016/5/11/chartex" xmlns:cx6="http://schemas.microsoft.com/office/drawing/2016/5/12/chartex" xmlns:cx7="http://schemas.microsoft.com/office/drawing/2016/5/13/chartex" xmlns:cx8="http://schemas.microsoft.com/office/drawing/2016/5/14/chartex" xmlns:mc="http://schemas.openxmlformats.org/markup-compatibility/2006" xmlns:aink="http://schemas.microsoft.com/office/drawing/2016/ink" xmlns:am3d="http://schemas.microsoft.com/office/drawing/2017/model3d" xmlns:o="urn:schemas-microsoft-com:office:office" xmlns:oel="http://schemas.microsoft.com/office/2019/extlst" xmlns:r="http://schemas.openxmlformats.org/officeDocument/2006/relationships" xmlns:m="http://schemas.openxmlformats.org/officeDocument/2006/math" xmlns:v="urn:schemas-microsoft-com:vml" xmlns:wp14="http://schemas.microsoft.com/office/word/2010/wordprocessingDrawing" xmlns:wp="http://schemas.openxmlformats.org/drawingml/2006/wordprocessingDrawing" xmlns:w10="urn:schemas-microsoft-com:office:word" xmlns:w="http://schemas.openxmlformats.org/wordprocessingml/2006/main" xmlns:w14="http://schemas.microsoft.com/office/word/2010/wordml" xmlns:w15="http://schemas.microsoft.com/office/word/2012/wordml" xmlns:w16cex="http://schemas.microsoft.com/office/word/2018/wordml/cex" xmlns:w16cid="http://schemas.microsoft.com/office/word/2016/wordml/cid" xmlns:w16="http://schemas.microsoft.com/office/word/2018/wordml" xmlns:w16du="http://schemas.microsoft.com/office/word/2023/wordml/word16du" xmlns:w16sdtdh="http://schemas.microsoft.com/office/word/2020/wordml/sdtdatahash" xmlns:w16se="http://schemas.microsoft.com/office/word/2015/wordml/symex" xmlns:wpg="http://schemas.microsoft.com/office/word/2010/wordprocessingGroup" xmlns:wpi="http://schemas.microsoft.com/office/word/2010/wordprocessingInk" xmlns:wne="http://schemas.microsoft.com/office/word/2006/wordml" xmlns:wps="http://schemas.microsoft.com/office/word/2010/wordprocessingShape" mc:Ignorable="w14 w15 w16se w16cid w16 w16cex w16sdtdh wp14">
+<w:document xmlns:wpc="http://schemas.microsoft.com/office/word/2010/wordprocessingCanvas" xmlns:cx="http://schemas.microsoft.com/office/drawing/2014/chartex" xmlns:cx1="http://schemas.microsoft.com/office/drawing/2015/9/8/chartex" xmlns:cx2="http://schemas.microsoft.com/office/drawing/2015/10/21/chartex" xmlns:cx3="http://schemas.microsoft.com/office/drawing/2016/5/9/chartex" xmlns:cx4="http://schemas.microsoft.com/office/drawing/2016/5/10/chartex" xmlns:cx5="http://schemas.microsoft.com/office/drawing/2016/5/11/chartex" xmlns:cx6="http://schemas.microsoft.com/office/drawing/2016/5/12/chartex" xmlns:cx7="http://schemas.microsoft.com/office/drawing/2016/5/13/chartex" xmlns:cx8="http://schemas.microsoft.com/office/drawing/2016/5/14/chartex" xmlns:mc="http://schemas.openxmlformats.org/markup-compatibility/2006" xmlns:aink="http://schemas.microsoft.com/office/drawing/2016/ink" xmlns:am3d="http://schemas.microsoft.com/office/drawing/2017/model3d" xmlns:o="urn:schemas-microsoft-com:office:office" xmlns:oel="http://schemas.microsoft.com/office/2019/extlst" xmlns:r="http://schemas.openxmlformats.org/officeDocument/2006/relationships" xmlns:m="http://schemas.openxmlformats.org/officeDocument/2006/math" xmlns:v="urn:schemas-microsoft-com:vml" xmlns:wp14="http://schemas.microsoft.com/office/word/2010/wordprocessingDrawing" xmlns:wp="http://schemas.openxmlformats.org/drawingml/2006/wordprocessingDrawing" xmlns:w10="urn:schemas-microsoft-com:office:word" xmlns:w="http://schemas.openxmlformats.org/wordprocessingml/2006/main" xmlns:w14="http://schemas.microsoft.com/office/word/2010/wordml" xmlns:w15="http://schemas.microsoft.com/office/word/2012/wordml" xmlns:w16cex="http://schemas.microsoft.com/office/word/2018/wordml/cex" xmlns:w16cid="http://schemas.microsoft.com/office/word/2016/wordml/cid" xmlns:w16="http://schemas.microsoft.com/office/word/2018/wordml" xmlns:w16sdtdh="http://schemas.microsoft.com/office/word/2020/wordml/sdtdatahash" xmlns:w16se="http://schemas.microsoft.com/office/word/2015/wordml/symex" xmlns:wpg="http://schemas.microsoft.com/office/word/2010/wordprocessingGroup" xmlns:wpi="http://schemas.microsoft.com/office/word/2010/wordprocessingInk" xmlns:wne="http://schemas.microsoft.com/office/word/2006/wordml" xmlns:wps="http://schemas.microsoft.com/office/word/2010/wordprocessingShape" mc:Ignorable="w14 w15 w16se w16cid w16 w16cex w16sdtdh wp14">
   <w:body>
     <w:p>
       <w:pPr>
-        <w:jc w:val="both"/>
-        <w:rPr>
-          <w:rtl/>
+        <w:rPr>
+          <w:rtl/>
+          <w:lang w:bidi="ar-SA"/>
         </w:rPr>
       </w:pPr>
       <w:hyperlink r:id="rId7" w:history="1">
         <w:r>
           <w:rPr>
             <w:rStyle w:val="Hyperlink"/>
-            <w:rFonts w:hint="cs"/>
             <w:rtl/>
+            <w:lang w:bidi="ar-SA"/>
           </w:rPr>
-          <w:t>تأمل في النبي حزقيال – سينوبسيس</w:t>
+          <w:t>سفر إشعياء- سينوسيس</w:t>
         </w:r>
       </w:hyperlink>
     </w:p>
     <w:p>
       <w:pPr>
-        <w:jc w:val="both"/>
-        <w:rPr>
-          <w:rtl/>
-        </w:rPr>
-      </w:pPr>
-      <w:r>
-        <w:rPr>
-          <w:rFonts w:hint="cs"/>
-          <w:rtl/>
-        </w:rPr>
-        <w:t>تمهيد</w:t>
-      </w:r>
-    </w:p>
-    <w:p>
-      <w:pPr>
-        <w:jc w:val="both"/>
-        <w:rPr>
-          <w:rtl/>
-        </w:rPr>
-      </w:pPr>
-      <w:r>
-        <w:rPr>
-          <w:rFonts w:hint="cs"/>
-          <w:rtl/>
-        </w:rPr>
-        <w:t>كان النبي حزقيال مسبيًا مع الملك يهوياقيم في نفس الوقت؛ فعلى الأقل هو كان واحد من بين الذين أتوا إلى السبي. هو دائمًا يعتني بأن يحسب فترة نبواته من الحدث، أو الظرف الذي له أهميته لفهم الإعلانات التي صارت له. إذ أن شعب الله موجود في سبي الأمم، لم يعُد للمعطيات التاريخية ولملوك يهوذا أو إسرائيل أية أهمية لحزقيال. فضلاً عن ذلك يُنظَر إلى إسرائيل كهيئة واحدة، واهتمامات كل الأمة موضوعة أمام عيني النبي. كذلك فحقيقة الاستيلاء على أورشليم وسبي سكانها في حُكم الملك صدقيا لم تحدث بعد، ت</w:t>
-      </w:r>
-      <w:r>
-        <w:rPr>
-          <w:rFonts w:hint="cs"/>
-          <w:rtl/>
-        </w:rPr>
-        <w:t>ستدعي للكشف عن رداءة هذا الملك، التي وصلت أعلى درجة فيها بتعظّمه. لأن نبوخذنصر قدّر القسم، الذي حُلف به باسم الرب يهوه. هو اعتمد في حساباته على التكريم الذي استحقه هذا الاسم؛ أما صدقيا فلم يحترمه.</w:t>
-      </w:r>
-    </w:p>
-    <w:p>
-      <w:pPr>
-        <w:jc w:val="both"/>
-        <w:rPr>
-          <w:rtl/>
+        <w:bidi w:val="0"/>
+        <w:rPr>
+          <w:lang w:bidi="ar-SA"/>
+        </w:rPr>
+      </w:pPr>
+      <w:r>
+        <w:rPr>
+          <w:lang w:bidi="ar-SA"/>
+        </w:rPr>
+        <w:t>John Nelson Darby</w:t>
+      </w:r>
+    </w:p>
+    <w:p>
+      <w:pPr>
+        <w:rPr>
+          <w:rtl/>
+          <w:lang w:bidi="ar-SA"/>
+        </w:rPr>
+      </w:pPr>
+      <w:r>
+        <w:rPr>
+          <w:rFonts w:hint="cs"/>
+          <w:rtl/>
+          <w:lang w:bidi="ar-SA"/>
+        </w:rPr>
+        <w:t>مقدمة</w:t>
+      </w:r>
+    </w:p>
+    <w:p>
+      <w:pPr>
+        <w:rPr>
+          <w:rtl/>
+          <w:lang w:bidi="ar-SA"/>
+        </w:rPr>
+      </w:pPr>
+      <w:r>
+        <w:rPr>
+          <w:rFonts w:hint="cs"/>
+          <w:rtl/>
+          <w:lang w:bidi="ar-SA"/>
+        </w:rPr>
+        <w:t>إننا سندخل الآن منطقة النبوة، وهو مجال واسع وهام إن بالنظر إلى التعليم الأدبي الموجود في النبوة، كما وأيضًا بسبب الأحداث الكبيرة التي تتنبأ بها، كما وأخيرًا لأنها تكشف أمام عيوننا عدالة الله وبالتالي تُظهر لنا ماهيته. يهوه ومعاملاته والمسيا يتطلع</w:t>
+      </w:r>
+      <w:r>
+        <w:rPr>
+          <w:rFonts w:hint="cs"/>
+          <w:rtl/>
+          <w:lang w:bidi="ar-SA"/>
+        </w:rPr>
+        <w:t>ا</w:t>
+      </w:r>
+      <w:r>
+        <w:rPr>
+          <w:rFonts w:hint="cs"/>
+          <w:rtl/>
+          <w:lang w:bidi="ar-SA"/>
+        </w:rPr>
+        <w:t xml:space="preserve">ن في كل مكان فيها. إسرائيل </w:t>
+      </w:r>
+      <w:r>
+        <w:rPr>
+          <w:rtl/>
+          <w:lang w:bidi="ar-SA"/>
+        </w:rPr>
+        <w:t xml:space="preserve">يشكل </w:t>
+      </w:r>
+      <w:r>
+        <w:rPr>
+          <w:rFonts w:hint="cs"/>
+          <w:rtl/>
+          <w:lang w:bidi="ar-SA"/>
+        </w:rPr>
+        <w:t>بصورة دائمة الدائرة الداخلية أو الأرضية الأساسية التي تنكشف عليها تلك المعاملات ومرتبطة بمعاملات المسيا بشكل مباشر. عدا ذلك هذه الدائرة،</w:t>
+      </w:r>
+      <w:r>
+        <w:rPr>
+          <w:rFonts w:hint="cs"/>
+          <w:rtl/>
+          <w:lang w:bidi="ar-SA"/>
+        </w:rPr>
+        <w:t xml:space="preserve"> تجتمع</w:t>
+      </w:r>
+      <w:r>
+        <w:rPr>
+          <w:rFonts w:hint="cs"/>
+          <w:rtl/>
+          <w:lang w:bidi="ar-SA"/>
+        </w:rPr>
+        <w:t xml:space="preserve"> في خلفيتها</w:t>
+      </w:r>
+      <w:r>
+        <w:rPr>
+          <w:rFonts w:hint="cs"/>
+          <w:rtl/>
+          <w:lang w:bidi="ar-SA"/>
+        </w:rPr>
+        <w:t xml:space="preserve"> </w:t>
+      </w:r>
+      <w:r>
+        <w:rPr>
+          <w:rFonts w:hint="cs"/>
+          <w:rtl/>
+          <w:lang w:bidi="ar-SA"/>
+        </w:rPr>
+        <w:t>الأمم كآنية ومواضيع عدالة الله، وأخيرًا كالخاضعين لعدالته العامة</w:t>
+      </w:r>
+      <w:r>
+        <w:rPr>
+          <w:rtl/>
+        </w:rPr>
+        <w:t xml:space="preserve"> </w:t>
+      </w:r>
+      <w:r>
+        <w:rPr>
+          <w:rtl/>
+          <w:lang w:bidi="ar-SA"/>
+        </w:rPr>
+        <w:t>للمسيا</w:t>
+      </w:r>
+      <w:r>
+        <w:rPr>
+          <w:rFonts w:hint="cs"/>
+          <w:rtl/>
+          <w:lang w:bidi="ar-SA"/>
+        </w:rPr>
+        <w:t>، والذي مع ذلك سي</w:t>
+      </w:r>
+      <w:r>
+        <w:rPr>
+          <w:rFonts w:hint="cs"/>
+          <w:rtl/>
+          <w:lang w:bidi="ar-SA"/>
+        </w:rPr>
+        <w:t xml:space="preserve">حامي </w:t>
+      </w:r>
+      <w:r>
+        <w:rPr>
+          <w:rFonts w:hint="cs"/>
+          <w:rtl/>
+          <w:lang w:bidi="ar-SA"/>
+        </w:rPr>
+        <w:t>عن إسرائيل كشعبه الخاص.</w:t>
+      </w:r>
+    </w:p>
+    <w:p>
+      <w:pPr>
+        <w:rPr>
+          <w:rtl/>
+          <w:lang w:bidi="ar-SA"/>
+        </w:rPr>
+      </w:pPr>
+      <w:r>
+        <w:rPr>
+          <w:rFonts w:hint="cs"/>
+          <w:rtl/>
+          <w:lang w:bidi="ar-SA"/>
+        </w:rPr>
+        <w:t xml:space="preserve">من الواضح أن الكنيسة موجودة خارج نطاق هذا المشهد. ففيها لا يوجد لا يهودي ولا يوناني؛ ففيها الآب يعرف مواضيع اختياره الأزلي بكونهم أولاده الأحباء؛ والمسيح، الممجّد في العلاء، يعرفهم بكونهم جسده وعروسه. النبوة تتكلم عن الأرض وعن عدالة الله. إن لم نقس الأمور بحسب </w:t>
+      </w:r>
+      <w:r>
+        <w:rPr>
+          <w:rFonts w:hint="cs"/>
+          <w:rtl/>
+          <w:lang w:bidi="ar-SA"/>
+        </w:rPr>
+        <w:t>معدوميتنا</w:t>
+      </w:r>
+      <w:r>
+        <w:rPr>
+          <w:rFonts w:hint="cs"/>
+          <w:rtl/>
+          <w:lang w:bidi="ar-SA"/>
+        </w:rPr>
+        <w:t xml:space="preserve"> وإنما بحسب قيمة وحي الله، فس</w:t>
+      </w:r>
+      <w:r>
+        <w:rPr>
+          <w:rFonts w:hint="cs"/>
+          <w:rtl/>
+          <w:lang w:bidi="ar-SA"/>
+        </w:rPr>
+        <w:t>ت</w:t>
+      </w:r>
+      <w:r>
+        <w:rPr>
+          <w:rFonts w:hint="cs"/>
+          <w:rtl/>
+          <w:lang w:bidi="ar-SA"/>
+        </w:rPr>
+        <w:t>كون</w:t>
+      </w:r>
+      <w:r>
+        <w:rPr>
+          <w:rFonts w:hint="cs"/>
+          <w:rtl/>
+          <w:lang w:bidi="ar-SA"/>
+        </w:rPr>
+        <w:t xml:space="preserve"> هنالك قيمة كبيرة لنا</w:t>
+      </w:r>
+      <w:r>
+        <w:rPr>
+          <w:rFonts w:hint="cs"/>
+          <w:rtl/>
+          <w:lang w:bidi="ar-SA"/>
+        </w:rPr>
+        <w:t xml:space="preserve"> </w:t>
+      </w:r>
+      <w:r>
+        <w:rPr>
+          <w:rFonts w:hint="cs"/>
+          <w:rtl/>
+          <w:lang w:bidi="ar-SA"/>
+        </w:rPr>
+        <w:t xml:space="preserve">في </w:t>
+      </w:r>
+      <w:r>
+        <w:rPr>
+          <w:rFonts w:hint="cs"/>
+          <w:rtl/>
+          <w:lang w:bidi="ar-SA"/>
+        </w:rPr>
+        <w:t xml:space="preserve">كل ما يكشف عن طرقه ويُظهرها في عدالته أمام عيوننا. إن الكنيسة من دون أي شك هي موضوع أسمى بكثير، لأن الله يكشف الستار فيها عن كل سر محبته الأزلية. لكن إذا اعتبرنا </w:t>
+      </w:r>
+      <w:r>
+        <w:rPr>
+          <w:rFonts w:hint="cs"/>
+          <w:rtl/>
+          <w:lang w:bidi="ar-SA"/>
+        </w:rPr>
+        <w:t>بأن الأمر ليس</w:t>
+      </w:r>
+      <w:r>
+        <w:rPr>
+          <w:rtl/>
+        </w:rPr>
+        <w:t xml:space="preserve"> </w:t>
+      </w:r>
+      <w:r>
+        <w:rPr>
+          <w:rtl/>
+          <w:lang w:bidi="ar-SA"/>
+        </w:rPr>
+        <w:t>مرتبط</w:t>
+      </w:r>
+      <w:r>
+        <w:rPr>
+          <w:rFonts w:hint="cs"/>
+          <w:rtl/>
+          <w:lang w:bidi="ar-SA"/>
+        </w:rPr>
+        <w:t xml:space="preserve"> فقط بدائرة العمل، وإنما بالحري بذاك الذي يعمل فيها فستحصل طرق الله مع إسرائيل والأرض على قيمتها الحقيقية أمام عيوننا؛ وهذه الطرق تشكل مضمون النبوة.</w:t>
+      </w:r>
+    </w:p>
+    <w:p>
+      <w:pPr>
+        <w:rPr>
+          <w:rtl/>
+          <w:lang w:bidi="ar-SA"/>
+        </w:rPr>
+      </w:pPr>
+      <w:r>
+        <w:rPr>
+          <w:rFonts w:hint="cs"/>
+          <w:rtl/>
+          <w:lang w:bidi="ar-SA"/>
+        </w:rPr>
+        <w:t xml:space="preserve">إن المقطع الذي أمامنا من كلمة الله ينقسم إلى قسمين. النبوات المرتبطة بإسرائيل في فترة اعتراف الله به وبالتالي أيضًا </w:t>
+      </w:r>
+      <w:r>
+        <w:rPr>
+          <w:rFonts w:hint="cs"/>
+          <w:rtl/>
+          <w:lang w:bidi="ar-SA"/>
+        </w:rPr>
+        <w:t>ال</w:t>
+      </w:r>
+      <w:r>
+        <w:rPr>
+          <w:rFonts w:hint="cs"/>
+          <w:rtl/>
+          <w:lang w:bidi="ar-SA"/>
+        </w:rPr>
+        <w:t xml:space="preserve">متعلقة بمجد هذا الشعب في المستقبل، تشكّل القسم الأول فيه. القسم الآخر يحتوي على النبوات التي تخبر بما يحدث في فترة رفض الله لشعبه، </w:t>
+      </w:r>
+      <w:r>
+        <w:rPr>
+          <w:rFonts w:hint="cs"/>
+          <w:rtl/>
+          <w:lang w:bidi="ar-SA"/>
+        </w:rPr>
+        <w:t>وهي تفعل ذلك</w:t>
+      </w:r>
+      <w:r>
+        <w:rPr>
+          <w:rFonts w:hint="cs"/>
+          <w:rtl/>
+          <w:lang w:bidi="ar-SA"/>
+        </w:rPr>
+        <w:t xml:space="preserve"> بالنظر إلى البركة النهائية </w:t>
+      </w:r>
+      <w:r>
+        <w:rPr>
+          <w:rFonts w:hint="cs"/>
+          <w:rtl/>
+          <w:lang w:bidi="ar-SA"/>
+        </w:rPr>
+        <w:t>لهذا</w:t>
+      </w:r>
+      <w:r>
+        <w:rPr>
+          <w:rFonts w:hint="cs"/>
+          <w:rtl/>
+          <w:lang w:bidi="ar-SA"/>
+        </w:rPr>
+        <w:t xml:space="preserve"> الشعب بالذات. إن هذا الاختلاف </w:t>
+      </w:r>
+      <w:r>
+        <w:rPr>
+          <w:rFonts w:hint="cs"/>
+          <w:rtl/>
+          <w:lang w:bidi="ar-SA"/>
+        </w:rPr>
+        <w:t xml:space="preserve">سببه هو </w:t>
+      </w:r>
+      <w:r>
+        <w:rPr>
+          <w:rFonts w:hint="cs"/>
+          <w:rtl/>
+          <w:lang w:bidi="ar-SA"/>
+        </w:rPr>
+        <w:t xml:space="preserve">أن عرش الله المتوسط ما بين الكروبين قد أُخذ من أورشليم وسُلّم حُكم الأرض لأيدي الأمم. إن فترة هذا الحُكم تُسمى بـ"أزمنة الأمم". إن الفئة الأولى في النبوات </w:t>
+      </w:r>
+      <w:r>
+        <w:rPr>
+          <w:rFonts w:hint="cs"/>
+          <w:rtl/>
+          <w:lang w:bidi="ar-SA"/>
+        </w:rPr>
+        <w:t xml:space="preserve">مشغولة فيما يسبق هذه الفترة وما يليها، بينما الفئة الثانية فمشغولة بهذه الفترة الزمنية بالذات. هنالك لحظة انتقال أثناءها ترد مسألة تجديد الشعب عند </w:t>
+      </w:r>
+      <w:r>
+        <w:rPr>
+          <w:rFonts w:hint="cs"/>
+          <w:rtl/>
+          <w:lang w:bidi="ar-SA"/>
+        </w:rPr>
+        <w:t>وشوك انتهاء</w:t>
+      </w:r>
+      <w:r>
+        <w:rPr>
+          <w:rFonts w:hint="cs"/>
+          <w:rtl/>
+          <w:lang w:bidi="ar-SA"/>
+        </w:rPr>
+        <w:t xml:space="preserve"> أزمنة الأمم؛ وهذه اللحظة تظهر بصورة خاصة في تلك النبوات المرتبطة بفترة حُكم الأمم. غير أن السيرة العامة لهذه الفترة تُعرَض في أشكال مختلفة. إن الفترة المتوسطة ما بين العودة من السبي البابلي ومولد يسوع لها طابعها الخاص؛ إذ أن الحُكم آنذاك كان في أيدي الأمم، ومع ذلك كان يهوذا في أورشليم في انتظار المسيا. </w:t>
+      </w:r>
+      <w:r>
+        <w:rPr>
+          <w:rFonts w:hint="cs"/>
+          <w:rtl/>
+          <w:lang w:bidi="ar-SA"/>
+        </w:rPr>
+        <w:t xml:space="preserve">الله ميّز شعبه بشهادة أنبياء كان وضع هذه الأمور ماثلاً بصورة أولى أمام عيونهم؛ فأسماؤهم كانت حجي، زكريا وملاخي. فبالتالي نبواتهم لها طابعها </w:t>
+      </w:r>
+      <w:r>
+        <w:rPr>
+          <w:rFonts w:hint="cs"/>
+          <w:rtl/>
+          <w:lang w:bidi="ar-SA"/>
+        </w:rPr>
+        <w:t>ال</w:t>
+      </w:r>
+      <w:r>
+        <w:rPr>
+          <w:rFonts w:hint="cs"/>
+          <w:rtl/>
+          <w:lang w:bidi="ar-SA"/>
+        </w:rPr>
+        <w:t>خاص وهي تطابق الحالة التي كان فيها شعب الله آنذاك، كما وطرق الله مع هذا الشعب. وهنالك نبي آخر يأخذ دورًا خاصًا، ألا وهو يونان. شهادته كانت الأخيرة التي وُجّهت إلى الأمم مباشرة لتُري بأن الله كان ذاكرًا إياهم كل حين وقد وجّه كل الأمور بأسمى سلطة غير محدودة، كما أنه كان قد دعا إسرائيل ليكون شعبًا مكرسًا له.</w:t>
+      </w:r>
+    </w:p>
+    <w:p>
+      <w:pPr>
+        <w:rPr>
+          <w:rtl/>
+          <w:lang w:bidi="ar-SA"/>
+        </w:rPr>
+      </w:pPr>
+      <w:r>
+        <w:rPr>
+          <w:rFonts w:hint="cs"/>
+          <w:rtl/>
+          <w:lang w:bidi="ar-SA"/>
+        </w:rPr>
+        <w:t xml:space="preserve">المسيح يشكل المحور المركزي لكل هذه النبوات مهما يكون طابعها الخاص؛ فإنه روح المسيح المتكلم فيها. إن القسم الأول من القسمين هو أكبر بكثير من الآخر. دانيال وحده في العهد القديم الذي يخبرنا بالتفصيل عن "أزمنة الأمم"، </w:t>
+      </w:r>
+      <w:r>
+        <w:rPr>
+          <w:rFonts w:hint="cs"/>
+          <w:rtl/>
+          <w:lang w:bidi="ar-SA"/>
+        </w:rPr>
+        <w:t xml:space="preserve">باستثناء بعض الإعلانات الخاصة في زكريا. ما بين فئتي النبوات هنالك فارق مُلفت جدًا للنظر: إن التي تنتمي للفترة التي لا زال فيها الله معترفًا بإسرائيل، موجّهة إلى هذا الشعب، إلى ضميره وقلبه؛ أما تلك التي تخبر بسيرة أزمنة الأمم، ومع أنها إعلان للشعب، غير أنها لم توجّه إليه. في أسفار الأنبياء الثلاثة التي تنبأت ما بعد السبي، لا إسرائيل ولا يهوذا تُسميان شعب الله ولا في أي مكان فيها ما عدا في مواعيد للمستقبل حينما سيُدخل المسيّا </w:t>
+      </w:r>
+      <w:r>
+        <w:rPr>
+          <w:rFonts w:hint="cs"/>
+          <w:rtl/>
+          <w:lang w:bidi="ar-SA"/>
+        </w:rPr>
+        <w:t>البركة ثانية.</w:t>
+      </w:r>
+    </w:p>
+    <w:p>
+      <w:pPr>
+        <w:rPr>
+          <w:rtl/>
+          <w:lang w:bidi="ar-SA"/>
         </w:rPr>
         <w:sectPr>
-          <w:pgSz w:w="11906" w:h="16838"/>
-          <w:pgMar w:top="1440" w:right="1440" w:bottom="1440" w:left="1440" w:header="708" w:footer="708" w:gutter="0"/>
-          <w:cols w:space="708"/>
-          <w:bidi/>
-          <w:rtlGutter/>
+          <w:pgSz w:w="12240" w:h="15840"/>
+          <w:pgMar w:top="1440" w:right="1800" w:bottom="1440" w:left="1800" w:header="720" w:footer="720" w:gutter="0"/>
+          <w:cols w:space="720"/>
           <w:docGrid w:linePitch="360"/>
         </w:sectPr>
       </w:pPr>
@@ -76,30 +452,79 @@
         <w:rPr>
           <w:rFonts w:hint="cs"/>
           <w:rtl/>
-        </w:rPr>
-        <w:t>الإصحاحات الثلاثة والعشرون الأولى تحتوي على شهادات من جانب الله ضد إسرائيل في صورة عامة وضد أورشليم بصورة خاصة. من ثم نسمع كيف تُدان الأمم المحيطة بها؛ ومن إصحاح 33 يعود النبي ليتناول موضوع إسرائيل من جديد، في أنه يخبر بتجديده النهائي كم</w:t>
-      </w:r>
-      <w:r>
-        <w:rPr>
-          <w:rFonts w:hint="cs"/>
-          <w:rtl/>
-          <w:lang w:bidi="ar-SA"/>
-        </w:rPr>
-        <w:t>ا</w:t>
-      </w:r>
-      <w:r>
-        <w:rPr>
-          <w:rFonts w:hint="cs"/>
-          <w:rtl/>
-        </w:rPr>
-        <w:t xml:space="preserve"> وبدينونته. الإصحاحات الأخيرة (إصحاح 40 إلى النهاية) تحتوي على وصف الهيكل في المستقبل كما وعلى تقسيم الأرض في نهاية الأيام.</w:t>
-      </w:r>
-    </w:p>
-    <w:p>
-      <w:pPr>
-        <w:jc w:val="both"/>
-        <w:rPr>
-          <w:rtl/>
+          <w:lang w:bidi="ar-SA"/>
+        </w:rPr>
+        <w:t xml:space="preserve">أخيرًا هنالك مبدأ آخر سأذكره، وهو </w:t>
+      </w:r>
+      <w:r>
+        <w:rPr>
+          <w:rFonts w:hint="cs"/>
+          <w:rtl/>
+          <w:lang w:bidi="ar-SA"/>
+        </w:rPr>
+        <w:t>بسيط</w:t>
+      </w:r>
+      <w:r>
+        <w:rPr>
+          <w:rFonts w:hint="eastAsia"/>
+          <w:rtl/>
+          <w:lang w:bidi="ar-SA"/>
+        </w:rPr>
+        <w:t>،</w:t>
+      </w:r>
+      <w:r>
+        <w:rPr>
+          <w:rFonts w:hint="cs"/>
+          <w:rtl/>
+          <w:lang w:bidi="ar-SA"/>
+        </w:rPr>
+        <w:t xml:space="preserve"> ولكن له أهميته لفهم الأنبياء. مهما كانت الصور الرمزية التي يستخدمها روح الله حتى يرسم طرق الله أو طرق العدو، إلا أن موضوع النبوة ولا مرة هو مجرد صورة رمزية. طبعًا أنا لا أعني بذلك تلك النبوات التي كل شيء فيها هو رموز. بالمناسبة الرمز ولا مرة يساوي الصورة. إن الرمز أو الفكرة الرمزية هو اتحاد الصفات الأدبية أو التاريخية (أو كلاهما على حد سواء) للموضوع النبوي، والتي هدفها بأن تستعرض لنا أفكار الله عنه أمام عيوننا. إن بعض التفاصيل المكوّن منها الرمز قد تكون بالفعل صور؛ أما الرمز في حد ذاته هو بالتحديد ليس صورة، وإنما كتلة لها مغزى واحد مكوّنة من مختلف الصفات </w:t>
+      </w:r>
+      <w:r>
+        <w:rPr>
+          <w:rFonts w:hint="cs"/>
+          <w:rtl/>
+          <w:lang w:bidi="ar-SA"/>
+        </w:rPr>
+        <w:t xml:space="preserve">التي تشكل الموضوع الموصوف أدبيًا. لذا فلا يوجد ما هو أغنى تعليميًا من رمز نفهمه جيدًا. إنه العبارة الكاملة التي يعطينا إياها الله عن الكيفية التي يرى فيها الموضوع المعروض بالرمز </w:t>
+      </w:r>
+      <w:r>
+        <w:rPr>
+          <w:rtl/>
+          <w:lang w:bidi="ar-SA"/>
+        </w:rPr>
+        <w:t>–</w:t>
+      </w:r>
+      <w:r>
+        <w:rPr>
+          <w:rFonts w:hint="cs"/>
+          <w:rtl/>
+          <w:lang w:bidi="ar-SA"/>
+        </w:rPr>
+        <w:t xml:space="preserve"> نظرة الله للطابع الأدبي لهذا الموضوع. لن</w:t>
+      </w:r>
+      <w:r>
+        <w:rPr>
+          <w:rFonts w:hint="cs"/>
+          <w:rtl/>
+          <w:lang w:bidi="ar-SA"/>
+        </w:rPr>
+        <w:t>نتقل</w:t>
+      </w:r>
+      <w:r>
+        <w:rPr>
+          <w:rFonts w:hint="cs"/>
+          <w:rtl/>
+          <w:lang w:bidi="ar-SA"/>
+        </w:rPr>
+        <w:t xml:space="preserve"> الآن إلى أسفار الأنبياء كل واحد على حِدى.</w:t>
+      </w:r>
+    </w:p>
+    <w:p>
+      <w:pPr>
+        <w:rPr>
+          <w:rtl/>
+          <w:lang w:bidi="ar-SA"/>
         </w:rPr>
       </w:pPr>
       <w:hyperlink r:id="rId8" w:history="1">
@@ -108,20 +533,853 @@
             <w:rStyle w:val="Hyperlink"/>
             <w:rFonts w:hint="cs"/>
             <w:rtl/>
+            <w:lang w:bidi="ar-SA"/>
           </w:rPr>
-          <w:t>إصحاح</w:t>
+          <w:t>مقدمة</w:t>
         </w:r>
       </w:hyperlink>
-      <w:r>
-        <w:rPr>
-          <w:rFonts w:hint="cs"/>
-          <w:rtl/>
-        </w:rPr>
-        <w:t xml:space="preserve"> 1 </w:t>
-      </w:r>
-      <w:r>
-        <w:rPr>
-          <w:rtl/>
+    </w:p>
+    <w:p>
+      <w:pPr>
+        <w:rPr>
+          <w:rtl/>
+          <w:lang w:bidi="ar-SA"/>
+        </w:rPr>
+      </w:pPr>
+      <w:r>
+        <w:rPr>
+          <w:rFonts w:hint="cs"/>
+          <w:rtl/>
+          <w:lang w:bidi="ar-SA"/>
+        </w:rPr>
+        <w:t>إشعياء يتصدر المكان الأول؛ فهو في الواقع أكمل الأنبياء، وربما أيضًا أغناهم. إننا نجد فيه أكثر من غيره كل دائرة أفكار الله بخصوص إسرائيل، بينما أنبياء غيره فمنشغلون فقط بتفاصيل أجزاءٍ من سيرة هذا الشعب.</w:t>
+      </w:r>
+    </w:p>
+    <w:p>
+      <w:pPr>
+        <w:rPr>
+          <w:rtl/>
+          <w:lang w:bidi="ar-SA"/>
+        </w:rPr>
+      </w:pPr>
+      <w:r>
+        <w:rPr>
+          <w:rFonts w:hint="cs"/>
+          <w:rtl/>
+          <w:lang w:bidi="ar-SA"/>
+        </w:rPr>
+        <w:t>يا لها من لوحة تنكشف في هذه النبوة أمام أنظارنا! في منظور واحد هي حزينة و</w:t>
+      </w:r>
+      <w:r>
+        <w:rPr>
+          <w:rFonts w:hint="cs"/>
+          <w:rtl/>
+          <w:lang w:bidi="ar-SA"/>
+        </w:rPr>
+        <w:t xml:space="preserve">مع ذلك بنفس الوقت أيضًا حلوة وبديعة؛ مثل أول شعاع من فجر الصباح المبشّر بنهار لامع من بعد ليل طويل، بارد ومظلم، والذي قريبًا سيعمّ الأرجاء بنوره، الذي روائعه لا زالت العين الآن لا ترى إلا بصيصًا منه وسط الظلمة التي لا زالت سائدة في المكان. ما الذي سيكون عندما تشرق الشمس عليها بأشعتها الدافئة بلمعانها الواضح المفعمة بالحياة! فالشخص يفرح بهذا النور الفجري: إنه يحدّث بلُطف، بنشاط وبمقاصد ذلك الإله الذي خلق كل الأشياء لتتميم مشوراته الرحيمة والبديعة. مع هذا فالشخص يتوق إلى </w:t>
+      </w:r>
+      <w:r>
+        <w:rPr>
+          <w:rFonts w:hint="cs"/>
+          <w:rtl/>
+          <w:lang w:bidi="ar-SA"/>
+        </w:rPr>
+        <w:t>إستعلان كامل اكتمال هذه المشورات، عندما سيحصل كل شيء على راحته في تأثيرات ونتائج إحسان الله.</w:t>
+      </w:r>
+    </w:p>
+    <w:p>
+      <w:pPr>
+        <w:rPr>
+          <w:rtl/>
+          <w:lang w:bidi="ar-SA"/>
+        </w:rPr>
+      </w:pPr>
+      <w:r>
+        <w:rPr>
+          <w:rFonts w:hint="cs"/>
+          <w:rtl/>
+          <w:lang w:bidi="ar-SA"/>
+        </w:rPr>
+        <w:t xml:space="preserve">هكذا هي النبوة. فهي تُثير الألم والحُزن، لأنها تكشف لنا عن خطية، عدم امتنان وجهل شعب الله. لكن بالإضافة إلى ذلك هي تُعلن أيضًا عن قلب ذلك الإله الذي محبته لا تتعب أبدًا، الذي يحب شعبه ويسعى لخيره، مع أنه يشعر بخطيته (خطية الشعب) بقدر قياس محبته. إنه قلب الله </w:t>
+      </w:r>
+      <w:r>
+        <w:rPr>
+          <w:rFonts w:hint="cs"/>
+          <w:rtl/>
+          <w:lang w:bidi="ar-SA"/>
+        </w:rPr>
+        <w:t>المتكلم</w:t>
+      </w:r>
+      <w:r>
+        <w:rPr>
+          <w:rFonts w:hint="cs"/>
+          <w:rtl/>
+          <w:lang w:bidi="ar-SA"/>
+        </w:rPr>
+        <w:t xml:space="preserve">. </w:t>
+      </w:r>
+      <w:r>
+        <w:rPr>
+          <w:rFonts w:hint="cs"/>
+          <w:rtl/>
+          <w:lang w:bidi="ar-SA"/>
+        </w:rPr>
+        <w:t xml:space="preserve">إن هذا الطابع المزدوج للنبوة ينشر نورًا على الهدف المزدوج الذي تسعى وراءه ويعيننا على فهمها. فأولاً وقبل أي شيء هي موجّهة </w:t>
+      </w:r>
+      <w:r>
+        <w:rPr>
+          <w:rFonts w:hint="cs"/>
+          <w:rtl/>
+          <w:lang w:bidi="ar-SA"/>
+        </w:rPr>
+        <w:t>إلى حالة</w:t>
+      </w:r>
+      <w:r>
+        <w:rPr>
+          <w:rFonts w:hint="cs"/>
+          <w:rtl/>
+          <w:lang w:bidi="ar-SA"/>
+        </w:rPr>
+        <w:t xml:space="preserve"> الشعب</w:t>
+      </w:r>
+      <w:r>
+        <w:rPr>
+          <w:rFonts w:hint="cs"/>
+          <w:rtl/>
+          <w:lang w:bidi="ar-SA"/>
+        </w:rPr>
+        <w:t xml:space="preserve"> الراهنة</w:t>
+      </w:r>
+      <w:r>
+        <w:rPr>
+          <w:rFonts w:hint="cs"/>
+          <w:rtl/>
+          <w:lang w:bidi="ar-SA"/>
+        </w:rPr>
+        <w:t xml:space="preserve"> و</w:t>
+      </w:r>
+      <w:r>
+        <w:rPr>
+          <w:rFonts w:hint="cs"/>
+          <w:rtl/>
+          <w:lang w:bidi="ar-SA"/>
+        </w:rPr>
+        <w:t>هي تُثبت</w:t>
+      </w:r>
+      <w:r>
+        <w:rPr>
+          <w:rFonts w:hint="cs"/>
+          <w:rtl/>
+          <w:lang w:bidi="ar-SA"/>
+        </w:rPr>
+        <w:t xml:space="preserve"> خطيته</w:t>
+      </w:r>
+      <w:r>
+        <w:rPr>
+          <w:rFonts w:hint="cs"/>
+          <w:rtl/>
+          <w:lang w:bidi="ar-SA"/>
+        </w:rPr>
+        <w:t>. لهذا فإنها دائمًا تفترض بأن الشعب موجود في حالة ارتداد؛ لأنه لو كان إسرائيل متمتعًا ببركات الله في سلام، فلن تكون هنالك ضرورة في الكشف عن حالته. ولكن ثانيًا، في الفترة التي لا زال فيها الشعب معترف به، تتحدث النبوة عن تجديد فوري في حال أنه قام وتاب من أجل تشجيعه بالرجوع إلى الرب يهوه؛ كما وتُنبئهم بالعِتق. غير أن الله كان يعرف قلب شعبه بدقة وعلم جيدًا، بأنه لن يتجاوب لدعوته. ولكن من أجل الحفاظ على إيمان البقية التي ستبقى أمينة وسط عدم الإيمان</w:t>
+      </w:r>
+      <w:r>
+        <w:rPr>
+          <w:rFonts w:hint="cs"/>
+          <w:rtl/>
+          <w:lang w:bidi="ar-SA"/>
+        </w:rPr>
+        <w:t xml:space="preserve">، كما ولتعليم شعبه في كل الأزمنة، أضاف الله مواعيدًا من المؤكد أنها ستتحقق بمجيء المسيا. في بعض الأحيان ترتبط هذه المواعيد بظرف عِتق وشيك حدوثه وجزئي، وفي بعض الأحيان أيضًا برفض المسيح الذي جاء متضعًا، بحيث تكون خطية الشعب قد وصلت أعلى معاييرها. فمن المهم أن نميز ما بين </w:t>
+      </w:r>
+      <w:r>
+        <w:rPr>
+          <w:rtl/>
+          <w:lang w:bidi="ar-SA"/>
+        </w:rPr>
+        <w:t xml:space="preserve">ذلك الجزء من المقطع الذي يتعلق بمثل هذه الأحداث الوشيكة وذلك الجزء الذي </w:t>
+      </w:r>
+      <w:r>
+        <w:rPr>
+          <w:rFonts w:hint="cs"/>
+          <w:rtl/>
+          <w:lang w:bidi="ar-SA"/>
+        </w:rPr>
+        <w:t>يتحدث عن كامل العِتق التي تراه العين النبوية</w:t>
+      </w:r>
+      <w:r>
+        <w:rPr>
+          <w:rtl/>
+        </w:rPr>
+        <w:t xml:space="preserve"> </w:t>
+      </w:r>
+      <w:r>
+        <w:rPr>
+          <w:rtl/>
+          <w:lang w:bidi="ar-SA"/>
+        </w:rPr>
+        <w:t>في المدى البعيد</w:t>
+      </w:r>
+      <w:r>
+        <w:rPr>
+          <w:rFonts w:hint="cs"/>
+          <w:rtl/>
+          <w:lang w:bidi="ar-SA"/>
+        </w:rPr>
+        <w:t xml:space="preserve"> من خلال تلك الأحداث الوشيكة. إن هذا التمييز يشكل المعضلة الأساسية في تفسير النبوة.</w:t>
+      </w:r>
+    </w:p>
+    <w:p>
+      <w:pPr>
+        <w:rPr>
+          <w:rtl/>
+          <w:lang w:bidi="ar-SA"/>
+        </w:rPr>
+      </w:pPr>
+      <w:r>
+        <w:rPr>
+          <w:rFonts w:hint="cs"/>
+          <w:rtl/>
+          <w:lang w:bidi="ar-SA"/>
+        </w:rPr>
+        <w:t>إني أود بأن أُضيف</w:t>
+      </w:r>
+      <w:r>
+        <w:rPr>
+          <w:rFonts w:hint="cs"/>
+          <w:rtl/>
+          <w:lang w:bidi="ar-SA"/>
+        </w:rPr>
+        <w:t xml:space="preserve"> إلى ما قلته سابقًا بأنه، على الرغم من أن موضوع النبوة ليس هو صورة أبدًا، إلا أن الصور لا تُستخدم بشكل متكرر فقط، </w:t>
+      </w:r>
+      <w:r>
+        <w:rPr>
+          <w:rtl/>
+          <w:lang w:bidi="ar-SA"/>
+        </w:rPr>
+        <w:t xml:space="preserve">بل غالبًا ما تظهر في نفس المكان جنبًا إلى جنب مع </w:t>
+      </w:r>
+      <w:r>
+        <w:rPr>
+          <w:rFonts w:hint="cs"/>
+          <w:rtl/>
+          <w:lang w:bidi="ar-SA"/>
+        </w:rPr>
+        <w:t>التعابير</w:t>
+      </w:r>
+      <w:r>
+        <w:rPr>
+          <w:rtl/>
+          <w:lang w:bidi="ar-SA"/>
+        </w:rPr>
+        <w:t xml:space="preserve"> الحرفية.</w:t>
+      </w:r>
+      <w:r>
+        <w:rPr>
+          <w:rFonts w:hint="cs"/>
+          <w:rtl/>
+          <w:lang w:bidi="ar-SA"/>
+        </w:rPr>
+        <w:t xml:space="preserve"> لذا فلا يمكن للمرء أن يضع أي قاعدة دقيقة في شرح الأسفار النبوية للتمييز ما بين المعنى الصوري والحرفي. وهنا، وكما هو دائمًا معونة الروح القدس ضرورية في دراسة الكتاب المقدس لاستخراج المفهوم الحقيقي من الموضع الكتابي. إن ما أقوله هنا ينطبق أيضًا على أجزاء أخرى من الكتاب، حتى وإن تعلق الأمر بأكثر الظروف جدية. مزمور 22 مثلاً مكوّن بشكل متواصل من خليط من الصور</w:t>
+      </w:r>
+      <w:r>
+        <w:rPr>
+          <w:rFonts w:hint="cs"/>
+          <w:rtl/>
+          <w:lang w:bidi="ar-SA"/>
+        </w:rPr>
+        <w:t xml:space="preserve"> تعرض الطابع الأدبي لأمور معينة، بعبارات أخرى علينا أن نتخذها في مفهومها الحرفي. إن فهم المزمور ليس فيه أية صعوبة. </w:t>
+      </w:r>
+      <w:r>
+        <w:rPr>
+          <w:rFonts w:hint="cs"/>
+          <w:rtl/>
+          <w:lang w:bidi="ar-SA"/>
+        </w:rPr>
+        <w:t>فمثلاً عند قوله: "</w:t>
+      </w:r>
+      <w:r>
+        <w:rPr>
+          <w:rFonts w:ascii="Arial" w:hAnsi="Arial" w:cs="Arial" w:hint="cs"/>
+          <w:rtl/>
+          <w:lang w:bidi="ar-SA"/>
+        </w:rPr>
+        <w:t>​</w:t>
+      </w:r>
+      <w:r>
+        <w:rPr>
+          <w:rFonts w:hint="cs"/>
+          <w:rtl/>
+          <w:lang w:bidi="ar-SA"/>
+        </w:rPr>
+        <w:t>لأَنَّهُ</w:t>
+      </w:r>
+      <w:r>
+        <w:rPr>
+          <w:rtl/>
+          <w:lang w:bidi="ar-SA"/>
+        </w:rPr>
+        <w:t xml:space="preserve"> </w:t>
+      </w:r>
+      <w:r>
+        <w:rPr>
+          <w:rFonts w:hint="cs"/>
+          <w:rtl/>
+          <w:lang w:bidi="ar-SA"/>
+        </w:rPr>
+        <w:t>قَدْ</w:t>
+      </w:r>
+      <w:r>
+        <w:rPr>
+          <w:rtl/>
+          <w:lang w:bidi="ar-SA"/>
+        </w:rPr>
+        <w:t xml:space="preserve"> </w:t>
+      </w:r>
+      <w:r>
+        <w:rPr>
+          <w:rFonts w:hint="cs"/>
+          <w:rtl/>
+          <w:lang w:bidi="ar-SA"/>
+        </w:rPr>
+        <w:t>أَحَاطَتْ</w:t>
+      </w:r>
+      <w:r>
+        <w:rPr>
+          <w:rtl/>
+          <w:lang w:bidi="ar-SA"/>
+        </w:rPr>
+        <w:t xml:space="preserve"> </w:t>
+      </w:r>
+      <w:r>
+        <w:rPr>
+          <w:rFonts w:hint="cs"/>
+          <w:rtl/>
+          <w:lang w:bidi="ar-SA"/>
+        </w:rPr>
+        <w:t>بِي</w:t>
+      </w:r>
+      <w:r>
+        <w:rPr>
+          <w:rtl/>
+          <w:lang w:bidi="ar-SA"/>
+        </w:rPr>
+        <w:t xml:space="preserve"> </w:t>
+      </w:r>
+      <w:r>
+        <w:rPr>
+          <w:rFonts w:hint="cs"/>
+          <w:rtl/>
+          <w:lang w:bidi="ar-SA"/>
+        </w:rPr>
+        <w:t>كِلاَبٌ</w:t>
+      </w:r>
+      <w:r>
+        <w:rPr>
+          <w:rtl/>
+          <w:lang w:bidi="ar-SA"/>
+        </w:rPr>
+        <w:t xml:space="preserve">. </w:t>
+      </w:r>
+      <w:r>
+        <w:rPr>
+          <w:rFonts w:hint="cs"/>
+          <w:rtl/>
+          <w:lang w:bidi="ar-SA"/>
+        </w:rPr>
+        <w:t>جَمَاعَةٌ</w:t>
+      </w:r>
+      <w:r>
+        <w:rPr>
+          <w:rtl/>
+          <w:lang w:bidi="ar-SA"/>
+        </w:rPr>
+        <w:t xml:space="preserve"> </w:t>
+      </w:r>
+      <w:r>
+        <w:rPr>
+          <w:rFonts w:hint="cs"/>
+          <w:rtl/>
+          <w:lang w:bidi="ar-SA"/>
+        </w:rPr>
+        <w:t>مِنَ</w:t>
+      </w:r>
+      <w:r>
+        <w:rPr>
+          <w:rtl/>
+          <w:lang w:bidi="ar-SA"/>
+        </w:rPr>
+        <w:t xml:space="preserve"> </w:t>
+      </w:r>
+      <w:r>
+        <w:rPr>
+          <w:rFonts w:hint="cs"/>
+          <w:rtl/>
+          <w:lang w:bidi="ar-SA"/>
+        </w:rPr>
+        <w:t>الأَشْرَارِ</w:t>
+      </w:r>
+      <w:r>
+        <w:rPr>
+          <w:rtl/>
+          <w:lang w:bidi="ar-SA"/>
+        </w:rPr>
+        <w:t xml:space="preserve"> </w:t>
+      </w:r>
+      <w:r>
+        <w:rPr>
+          <w:rFonts w:hint="cs"/>
+          <w:rtl/>
+          <w:lang w:bidi="ar-SA"/>
+        </w:rPr>
+        <w:t>اكْتَنَفَتْنِي</w:t>
+      </w:r>
+      <w:r>
+        <w:rPr>
+          <w:rtl/>
+          <w:lang w:bidi="ar-SA"/>
+        </w:rPr>
+        <w:t xml:space="preserve">. </w:t>
+      </w:r>
+      <w:r>
+        <w:rPr>
+          <w:rFonts w:hint="cs"/>
+          <w:rtl/>
+          <w:lang w:bidi="ar-SA"/>
+        </w:rPr>
+        <w:t>ثَقَبُوا</w:t>
+      </w:r>
+      <w:r>
+        <w:rPr>
+          <w:rtl/>
+          <w:lang w:bidi="ar-SA"/>
+        </w:rPr>
+        <w:t xml:space="preserve"> </w:t>
+      </w:r>
+      <w:r>
+        <w:rPr>
+          <w:rFonts w:hint="cs"/>
+          <w:rtl/>
+          <w:lang w:bidi="ar-SA"/>
+        </w:rPr>
+        <w:t>يَدَيَّ</w:t>
+      </w:r>
+      <w:r>
+        <w:rPr>
+          <w:rtl/>
+          <w:lang w:bidi="ar-SA"/>
+        </w:rPr>
+        <w:t xml:space="preserve"> </w:t>
+      </w:r>
+      <w:r>
+        <w:rPr>
+          <w:rFonts w:hint="cs"/>
+          <w:rtl/>
+          <w:lang w:bidi="ar-SA"/>
+        </w:rPr>
+        <w:t>وَرِجْلَيَّ</w:t>
+      </w:r>
+      <w:r>
+        <w:rPr>
+          <w:rtl/>
+          <w:lang w:bidi="ar-SA"/>
+        </w:rPr>
+        <w:t>.</w:t>
+      </w:r>
+      <w:r>
+        <w:rPr>
+          <w:rFonts w:hint="cs"/>
+          <w:rtl/>
+          <w:lang w:bidi="ar-SA"/>
+        </w:rPr>
+        <w:t>"، فعبارة كلاب تسلمنا طابع أولئك الذي</w:t>
+      </w:r>
+      <w:r>
+        <w:rPr>
+          <w:rFonts w:hint="cs"/>
+          <w:rtl/>
+          <w:lang w:bidi="ar-SA"/>
+        </w:rPr>
+        <w:t>ن</w:t>
+      </w:r>
+      <w:r>
+        <w:rPr>
+          <w:rFonts w:hint="cs"/>
+          <w:rtl/>
+          <w:lang w:bidi="ar-SA"/>
+        </w:rPr>
+        <w:t xml:space="preserve"> يتكلم عنهم هنا. </w:t>
+      </w:r>
+      <w:r>
+        <w:rPr>
+          <w:rFonts w:hint="cs"/>
+          <w:rtl/>
+          <w:lang w:bidi="ar-SA"/>
+        </w:rPr>
+        <w:t xml:space="preserve">إن مثل هذا الأسلوب في الكلام يتقابل به المرء في كل اللغات. فإن قال أحدهم مثلاً: "هو رسم صورة جميلة عن الفضيلة"، فالكلمات "هو رسم صورة" من الطبيعي أننا نفهمها تصويريًا. إني ذكرت هذا فقط </w:t>
+      </w:r>
+      <w:r>
+        <w:rPr>
+          <w:rtl/>
+          <w:lang w:bidi="ar-SA"/>
+        </w:rPr>
+        <w:t>لئلا تنشأ صعوبة في تفسير النبوة فيما يتعلق بطبيعة الكلام البشري.</w:t>
+      </w:r>
+    </w:p>
+    <w:p>
+      <w:pPr>
+        <w:rPr>
+          <w:rtl/>
+          <w:lang w:bidi="ar-SA"/>
+        </w:rPr>
+      </w:pPr>
+      <w:r>
+        <w:rPr>
+          <w:rFonts w:hint="cs"/>
+          <w:rtl/>
+          <w:lang w:bidi="ar-SA"/>
+        </w:rPr>
+        <w:t xml:space="preserve">إني سأنتقل الآن </w:t>
+      </w:r>
+      <w:r>
+        <w:rPr>
+          <w:rtl/>
+          <w:lang w:bidi="ar-SA"/>
+        </w:rPr>
+        <w:t>إلى محتوى هذا الكتاب النبوي البالغ الأهمية.</w:t>
+      </w:r>
+      <w:r>
+        <w:rPr>
+          <w:rFonts w:hint="cs"/>
+          <w:rtl/>
+          <w:lang w:bidi="ar-SA"/>
+        </w:rPr>
+        <w:t xml:space="preserve"> إن تقسيمه هو كالتالي: الإصحاحات الـ 4 الأولى هي وحدة واحدة منفردة وهي بمثابة مقدمة. الإصحاح الـ 5. هو أيضًا منفرد لوحده؛ فهو </w:t>
+      </w:r>
+      <w:r>
+        <w:rPr>
+          <w:rtl/>
+          <w:lang w:bidi="ar-SA"/>
+        </w:rPr>
+        <w:t xml:space="preserve">يدين </w:t>
+      </w:r>
+      <w:r>
+        <w:rPr>
+          <w:rFonts w:hint="cs"/>
+          <w:rtl/>
+          <w:lang w:bidi="ar-SA"/>
+        </w:rPr>
+        <w:t>الشعب</w:t>
+      </w:r>
+      <w:r>
+        <w:rPr>
+          <w:rtl/>
+          <w:lang w:bidi="ar-SA"/>
+        </w:rPr>
+        <w:t xml:space="preserve"> في ضوء </w:t>
+      </w:r>
+      <w:r>
+        <w:rPr>
+          <w:rFonts w:hint="cs"/>
+          <w:rtl/>
+          <w:lang w:bidi="ar-SA"/>
+        </w:rPr>
+        <w:t>العناية</w:t>
+      </w:r>
+      <w:r>
+        <w:rPr>
+          <w:rtl/>
+          <w:lang w:bidi="ar-SA"/>
+        </w:rPr>
+        <w:t xml:space="preserve"> التي أظهرها الله لهم.</w:t>
+      </w:r>
+      <w:r>
+        <w:rPr>
+          <w:rFonts w:hint="cs"/>
+          <w:rtl/>
+          <w:lang w:bidi="ar-SA"/>
+        </w:rPr>
+        <w:t xml:space="preserve"> غير أننا </w:t>
+      </w:r>
+      <w:r>
+        <w:rPr>
+          <w:rtl/>
+          <w:lang w:bidi="ar-SA"/>
+        </w:rPr>
+        <w:t>لن نجد تفاصيل هذ</w:t>
+      </w:r>
+      <w:r>
+        <w:rPr>
+          <w:rFonts w:hint="cs"/>
+          <w:rtl/>
+          <w:lang w:bidi="ar-SA"/>
+        </w:rPr>
+        <w:t>ه</w:t>
+      </w:r>
+      <w:r>
+        <w:rPr>
+          <w:rtl/>
+          <w:lang w:bidi="ar-SA"/>
+        </w:rPr>
+        <w:t xml:space="preserve"> الدينونة </w:t>
+      </w:r>
+      <w:r>
+        <w:rPr>
+          <w:rFonts w:hint="cs"/>
+          <w:rtl/>
+          <w:lang w:bidi="ar-SA"/>
+        </w:rPr>
+        <w:t xml:space="preserve">إلا ابتداء من </w:t>
+      </w:r>
+      <w:r>
+        <w:rPr>
+          <w:rFonts w:hint="cs"/>
+          <w:rtl/>
+          <w:lang w:bidi="ar-SA"/>
+        </w:rPr>
+        <w:t>ال</w:t>
+      </w:r>
+      <w:r>
+        <w:rPr>
+          <w:rtl/>
+          <w:lang w:bidi="ar-SA"/>
+        </w:rPr>
+        <w:t>إصحاح 9</w:t>
+      </w:r>
+      <w:r>
+        <w:rPr>
+          <w:rFonts w:hint="cs"/>
+          <w:rtl/>
+          <w:lang w:bidi="ar-SA"/>
+        </w:rPr>
+        <w:t xml:space="preserve"> من العدد</w:t>
+      </w:r>
+      <w:r>
+        <w:rPr>
+          <w:rtl/>
+          <w:lang w:bidi="ar-SA"/>
+        </w:rPr>
+        <w:t xml:space="preserve"> 8 فصاعدا.</w:t>
+      </w:r>
+      <w:r>
+        <w:rPr>
+          <w:rFonts w:hint="cs"/>
+          <w:rtl/>
+          <w:lang w:bidi="ar-SA"/>
+        </w:rPr>
+        <w:t xml:space="preserve"> الإصحاح الـ. 6. يحتوي على دينونة الشعب بالنظر إلى مجد المسيا في المستقبل؛ لهذا</w:t>
+      </w:r>
+      <w:r>
+        <w:rPr>
+          <w:rtl/>
+        </w:rPr>
+        <w:t xml:space="preserve"> </w:t>
+      </w:r>
+      <w:r>
+        <w:rPr>
+          <w:rtl/>
+          <w:lang w:bidi="ar-SA"/>
+        </w:rPr>
+        <w:t>أيضًا</w:t>
+      </w:r>
+      <w:r>
+        <w:rPr>
+          <w:rFonts w:hint="cs"/>
+          <w:rtl/>
+          <w:lang w:bidi="ar-SA"/>
+        </w:rPr>
+        <w:t xml:space="preserve"> </w:t>
+      </w:r>
+      <w:r>
+        <w:rPr>
+          <w:rFonts w:hint="cs"/>
+          <w:rtl/>
+          <w:lang w:bidi="ar-SA"/>
+        </w:rPr>
+        <w:t>يُ</w:t>
+      </w:r>
+      <w:r>
+        <w:rPr>
+          <w:rFonts w:hint="cs"/>
+          <w:rtl/>
+          <w:lang w:bidi="ar-SA"/>
+        </w:rPr>
+        <w:t>ذكَر</w:t>
+      </w:r>
+      <w:r>
+        <w:rPr>
+          <w:rFonts w:hint="cs"/>
+          <w:rtl/>
+          <w:lang w:bidi="ar-SA"/>
+        </w:rPr>
+        <w:t xml:space="preserve"> عن</w:t>
+      </w:r>
+      <w:r>
+        <w:rPr>
+          <w:rFonts w:hint="cs"/>
+          <w:rtl/>
+          <w:lang w:bidi="ar-SA"/>
+        </w:rPr>
+        <w:t xml:space="preserve"> بقية ويُعترف بها. الإصحاح الـ7. يُدخل المسيا، عمّانوئيل، ابن داود في المشهد بشكل واضح</w:t>
+      </w:r>
+      <w:r>
+        <w:rPr>
+          <w:rFonts w:hint="cs"/>
+          <w:rtl/>
+          <w:lang w:bidi="ar-SA"/>
+        </w:rPr>
+        <w:t xml:space="preserve"> كما والدينونة على بيت داود بحسب الجسد، بحيث أنه يكون هناك رجاء مضمون من جانب واحد جراء النعمة الغير محدودة، أما من الجانب الآخر فستسري الدينونة على آخر دعم بشري للشعب. في الإصحاح الـ8. نحن نرى كيف الأشوري يغمر الأرض بالخراب، ولكن وبنفس الوقت كيف يُبطل عمّانوئيل (المُخبَر عنه في الإصحاح الـ7.) مخططاته أخيرًا. </w:t>
+      </w:r>
+      <w:r>
+        <w:rPr>
+          <w:rFonts w:hint="cs"/>
+          <w:rtl/>
+          <w:lang w:bidi="ar-SA"/>
+        </w:rPr>
+        <w:t>ما بين هذه الفترة ستكون هناك بقية منفصلة عن الشعب مرتبط بعمانوئيلنا هذا</w:t>
+      </w:r>
+      <w:r>
+        <w:rPr>
+          <w:rStyle w:val="FootnoteReference"/>
+          <w:rtl/>
+          <w:lang w:bidi="ar-SA"/>
+        </w:rPr>
+        <w:footnoteReference w:id="1"/>
+      </w:r>
+      <w:r>
+        <w:rPr>
+          <w:rFonts w:hint="cs"/>
+          <w:rtl/>
+          <w:lang w:bidi="ar-SA"/>
+        </w:rPr>
+        <w:t xml:space="preserve">. إضافة لذلك تُذكَر أشد الظروف عذابًا التي على الشعب اجتيازها والتي ستنتهي بملء البركة التي ستؤدي إلى حضور عمّانوئيل. هذا الموضوع ينتهي مع العدد الـ7. من إصحاح 9، بحيث أننا لدينا أمامنا هنا في الواقع كامل سيرة اليهود بارتباطها بالمسيح. في العدد الـ8. يعود ويتناول السيرة العامة للأمة اليهودية ثانية التي كانت قد انقطعت من بداية الإصحاح الـ6. </w:t>
+      </w:r>
+      <w:r>
+        <w:rPr>
+          <w:rFonts w:hint="cs"/>
+          <w:rtl/>
+          <w:lang w:bidi="ar-SA"/>
+        </w:rPr>
+        <w:t xml:space="preserve">من </w:t>
+      </w:r>
+      <w:r>
+        <w:rPr>
+          <w:rFonts w:hint="cs"/>
+          <w:rtl/>
+          <w:lang w:bidi="ar-SA"/>
+        </w:rPr>
+        <w:t>خلال تلك الفترة الهام</w:t>
+      </w:r>
+      <w:r>
+        <w:rPr>
+          <w:rFonts w:hint="cs"/>
+          <w:rtl/>
+          <w:lang w:bidi="ar-SA"/>
+        </w:rPr>
+        <w:t xml:space="preserve">ة بإدخال عمّانوئيل في المشهد. إن روح الله يبرهن من واقع سيرة تلك الفترة الماضية مختلف أقضية الرب يهوه ويُدخل أخيرًا آخر آنية لهذه الأقضية، ألا وهو الأشوري، قضيب تأديب الرب يهوه. ومن ثم يتراءى العِتق الفوري في الأفق كتشجيع معزّي للإيمان وكمثال للخراب الأخير للسلطة التي ستكون بمثابة قضيب تأديب الرب يهوه في الأيام الأخيرة. من بعدما أن يضرب الرب يهوه المخرّب يرينا الإصحاح الـ9. </w:t>
+      </w:r>
+      <w:r>
+        <w:rPr>
+          <w:rFonts w:hint="cs"/>
+          <w:rtl/>
+          <w:lang w:bidi="ar-SA"/>
+        </w:rPr>
+        <w:t>عِرق داود، في طابعه الأدبي</w:t>
+      </w:r>
+      <w:r>
+        <w:rPr>
+          <w:rtl/>
+        </w:rPr>
+        <w:t xml:space="preserve"> </w:t>
+      </w:r>
+      <w:r>
+        <w:rPr>
+          <w:rtl/>
+          <w:lang w:bidi="ar-SA"/>
+        </w:rPr>
+        <w:t>أولاً</w:t>
+      </w:r>
+      <w:r>
+        <w:rPr>
+          <w:rFonts w:hint="cs"/>
+          <w:rtl/>
+          <w:lang w:bidi="ar-SA"/>
+        </w:rPr>
+        <w:t xml:space="preserve">، ومن ثم في نتائج حكمه: ملء البركة وحضور الرب يهوه اللذان سيتجددان عندها في صهيون وسط </w:t>
+      </w:r>
+      <w:r>
+        <w:rPr>
+          <w:rFonts w:hint="cs"/>
+          <w:rtl/>
+          <w:lang w:bidi="ar-SA"/>
+        </w:rPr>
+        <w:t>شعبه</w:t>
+      </w:r>
+      <w:r>
+        <w:rPr>
+          <w:rFonts w:hint="cs"/>
+          <w:rtl/>
+          <w:lang w:bidi="ar-SA"/>
+        </w:rPr>
+        <w:t>.</w:t>
+      </w:r>
+    </w:p>
+    <w:p>
+      <w:pPr>
+        <w:rPr>
+          <w:rtl/>
+          <w:lang w:bidi="ar-SA"/>
+        </w:rPr>
+      </w:pPr>
+      <w:r>
+        <w:rPr>
+          <w:rFonts w:hint="cs"/>
+          <w:rtl/>
+          <w:lang w:bidi="ar-SA"/>
+        </w:rPr>
+        <w:t xml:space="preserve">بهذا قد عرضنا كل سيرة اليهود في خطوطها العريضة إلى وقت تجديدهم كشعب الله في ملء البركة، حيث سيكون الرب يهوه شخصيًا في وسطهم. غير أنه ينبغي أن ننتبه، بأن الكلام هنا ليس عن المسيح الكذاب ولا عن حُكم الوحش، ولا عن زمن الضيقة في حد تعبيرها، لأن هذه تُشير إلى الفترة الزمنية التي لا يكون الله معترفًا باليهود، مع أنه مشغول بهم، بينما النبوة التي أمامنا فهي تتكلم عن الفترة التي هم مُعتَرَف بهم فيها. إنه يُشار إليها </w:t>
+      </w:r>
+      <w:r>
+        <w:rPr>
+          <w:rtl/>
+          <w:lang w:bidi="ar-SA"/>
+        </w:rPr>
+        <w:t xml:space="preserve">فقط </w:t>
+      </w:r>
+      <w:r>
+        <w:rPr>
+          <w:rFonts w:hint="cs"/>
+          <w:rtl/>
+          <w:lang w:bidi="ar-SA"/>
+        </w:rPr>
+        <w:t>بعبارات عامة بأن الله سيحجب وجهه عن بيت يعقوب؛ والبارّ ينتظره.</w:t>
+      </w:r>
+    </w:p>
+    <w:p>
+      <w:pPr>
+        <w:rPr>
+          <w:rtl/>
+          <w:lang w:bidi="ar-SA"/>
+        </w:rPr>
+      </w:pPr>
+      <w:r>
+        <w:rPr>
+          <w:rFonts w:hint="cs"/>
+          <w:rtl/>
+          <w:lang w:bidi="ar-SA"/>
+        </w:rPr>
+        <w:t xml:space="preserve">من الإصحاح الـ13. حتى نهاية الـ27. لدينا دينونة الأمم، كما ودينونة بابل كما وباقي الأمم أيضًا، أي دينونة الذين </w:t>
+      </w:r>
+      <w:r>
+        <w:rPr>
+          <w:rFonts w:hint="cs"/>
+          <w:rtl/>
+          <w:lang w:bidi="ar-SA"/>
+        </w:rPr>
+        <w:t xml:space="preserve">كانوا في علاقة بإسرائيل في كل الأزمنة؛ ومن ثم من ثم مكانة إسرائيل ليس فقط وسط الذين ذُكروا أخيرًا، وإنما أيضًا وسط كل الأمم الأخرى في الأيام الأخيرة (إصحاح 18)؛ وأخيرًا دينونة كل العالم (إصحاح 24) وكامل بركة إسرائيل في المُلك الألفي (إصحاح 25 </w:t>
+      </w:r>
+      <w:r>
+        <w:rPr>
+          <w:rtl/>
+          <w:lang w:bidi="ar-SA"/>
         </w:rPr>
         <w:t>–</w:t>
       </w:r>
@@ -129,132 +1387,30 @@
         <w:rPr>
           <w:rFonts w:hint="cs"/>
           <w:rtl/>
-        </w:rPr>
-        <w:t xml:space="preserve"> 3</w:t>
-      </w:r>
-    </w:p>
-    <w:p>
-      <w:pPr>
-        <w:jc w:val="both"/>
-        <w:rPr>
-          <w:rtl/>
-        </w:rPr>
-      </w:pPr>
-      <w:r>
-        <w:rPr>
-          <w:rFonts w:hint="cs"/>
-          <w:rtl/>
-        </w:rPr>
-        <w:t>في الإصحاح الأول نجد معطيًا زمنيًا مرتب</w:t>
-      </w:r>
-      <w:r>
-        <w:rPr>
-          <w:rFonts w:hint="cs"/>
-          <w:rtl/>
-        </w:rPr>
-        <w:t>طًا</w:t>
-      </w:r>
-      <w:r>
-        <w:rPr>
-          <w:rFonts w:hint="cs"/>
-          <w:rtl/>
-        </w:rPr>
-        <w:t xml:space="preserve"> بالسنة التي احتُفل فيها بالفصح في حكم يوشيا؛ والسبب الذي أُشير به إليه لا يمكنني القول عنه شيء. لقد ظُنّ</w:t>
-      </w:r>
-      <w:r>
-        <w:rPr>
-          <w:rFonts w:hint="cs"/>
-          <w:rtl/>
-        </w:rPr>
-        <w:t xml:space="preserve"> بأن الثلاثين سنة كان لها علاقة بسنة اليوبيل؛ غير أني لا يمكنني أن أقول شيئًا بخصوص هذه النقطة</w:t>
-      </w:r>
-      <w:r>
-        <w:rPr>
-          <w:rtl/>
-        </w:rPr>
-        <w:t xml:space="preserve"> عن يقين</w:t>
-      </w:r>
-      <w:r>
-        <w:rPr>
-          <w:rFonts w:hint="cs"/>
-          <w:rtl/>
-        </w:rPr>
-        <w:t>. لكن هنا تُذكَر أحداث أخرى التي لها أهمية كبيرة.</w:t>
-      </w:r>
-    </w:p>
-    <w:p>
-      <w:pPr>
-        <w:jc w:val="both"/>
-        <w:rPr>
-          <w:rtl/>
-        </w:rPr>
-      </w:pPr>
-      <w:r>
-        <w:rPr>
-          <w:rFonts w:hint="cs"/>
-          <w:rtl/>
-        </w:rPr>
-        <w:t xml:space="preserve">عرش الله لا نراه في أورشليم، وإنما من دون ارتباط بالمدينة وهو خارجها. إنه عرش حكومة الله العامة والغير محدودة والذي منه هو يحكم المدينة. تبدأ النبوة بوصف هذا العرش. إننا نرى العرش في صور رمزية معتمدة على صفات الله المميزة، المستخدمة لها الأربع أنواع الكائنات المخلوقة على الأرض، من حيث أن أربعتهم، على الأقل رؤوسهم، متحدة معًا. تقريبًا ذات الصور الرمزية التي استخدمها المبتكرون الوثن في صناعتهم للأصنام لإظهار آلهتم. العبادة الوثنية الرسمية ابتدأت بذلك في أن الناس ابتدأت بتأملها في صفات الله أيضًا بالنظر إليه في تعدد من الشخصيات </w:t>
-      </w:r>
-      <w:r>
-        <w:rPr>
-          <w:rFonts w:hint="cs"/>
-          <w:rtl/>
-        </w:rPr>
-        <w:t xml:space="preserve">وبعرضها بالتالي صوريًا. هذه الصفات أصبحت آلهة لهم، وفي الحقيقة هي كانت شياطين قادت الناس </w:t>
-      </w:r>
-      <w:r>
-        <w:rPr>
-          <w:rFonts w:hint="cs"/>
-          <w:rtl/>
-        </w:rPr>
-        <w:t>وتسلطت عليهم</w:t>
-      </w:r>
-      <w:r>
-        <w:rPr>
-          <w:rFonts w:hint="cs"/>
-          <w:rtl/>
-        </w:rPr>
-        <w:t xml:space="preserve"> بهذه الوسيلة، بحيث أنه ابتدأ الناس </w:t>
-      </w:r>
-      <w:r>
-        <w:rPr>
-          <w:rFonts w:hint="cs"/>
-          <w:rtl/>
-        </w:rPr>
-        <w:t>يعبدون</w:t>
-      </w:r>
-      <w:r>
-        <w:rPr>
-          <w:rFonts w:hint="cs"/>
-          <w:rtl/>
-        </w:rPr>
-        <w:t xml:space="preserve"> الشياطين. وسريعًا ما غاصت هذه العبادة إلى مستوى، حيث جعل الناس</w:t>
-      </w:r>
-      <w:r>
-        <w:rPr>
-          <w:rFonts w:hint="cs"/>
-          <w:rtl/>
-        </w:rPr>
-        <w:t xml:space="preserve"> من</w:t>
-      </w:r>
-      <w:r>
-        <w:rPr>
-          <w:rFonts w:hint="cs"/>
-          <w:rtl/>
-        </w:rPr>
-        <w:t xml:space="preserve"> أي شيء يعبّر عن رغباتهم أو مخاوفهم أو كان يتفق مع شهواتهم التي أنشأت تلك الرغبات والمخاوف، إلهًا (</w:t>
-      </w:r>
-      <w:r>
-        <w:rPr>
-          <w:rFonts w:hint="cs"/>
-          <w:rtl/>
-        </w:rPr>
-        <w:t xml:space="preserve">لكن هنا أيضًا كان الشيطان هو الذي شكّل كل هذه الأحاسيس في الناس واهتم بأن تكون عبادة الله من نصيبه هو). </w:t>
-      </w:r>
-      <w:r>
-        <w:rPr>
-          <w:rtl/>
+          <w:lang w:bidi="ar-SA"/>
+        </w:rPr>
+        <w:t xml:space="preserve"> 27).</w:t>
+      </w:r>
+    </w:p>
+    <w:p>
+      <w:pPr>
+        <w:rPr>
+          <w:rtl/>
+          <w:lang w:bidi="ar-SA"/>
+        </w:rPr>
+      </w:pPr>
+      <w:r>
+        <w:rPr>
+          <w:rFonts w:hint="cs"/>
+          <w:rtl/>
+          <w:lang w:bidi="ar-SA"/>
+        </w:rPr>
+        <w:t xml:space="preserve">الإصحاحات 28 </w:t>
+      </w:r>
+      <w:r>
+        <w:rPr>
+          <w:rtl/>
+          <w:lang w:bidi="ar-SA"/>
         </w:rPr>
         <w:t>–</w:t>
       </w:r>
@@ -262,52 +1418,220 @@
         <w:rPr>
           <w:rFonts w:hint="cs"/>
           <w:rtl/>
-        </w:rPr>
-        <w:t xml:space="preserve"> غير أن الصفات المعروضة صوريًا هنا ف</w:t>
-      </w:r>
-      <w:r>
-        <w:rPr>
-          <w:rFonts w:hint="cs"/>
-          <w:rtl/>
-        </w:rPr>
-        <w:t>لقد كانت صفات الله الواحد والوحيد، الخالق ورأس كل خليقة؛ ولكن مهما كانت أنشطتها قوية وبديعة إلا أن دعائم العرش</w:t>
-      </w:r>
-      <w:r>
-        <w:rPr>
-          <w:rtl/>
+          <w:lang w:bidi="ar-SA"/>
+        </w:rPr>
+        <w:t xml:space="preserve"> 35 تخبر بأكثر صورة تفصيلية ما سوف يواجهه اليهود في الأيام الأخيرة. كل واحدة من هذه النبوات تُختَم بشهادة عن مجد الله في إسرائيل.</w:t>
+      </w:r>
+    </w:p>
+    <w:p>
+      <w:pPr>
+        <w:rPr>
+          <w:rtl/>
+          <w:lang w:bidi="ar-SA"/>
+        </w:rPr>
+      </w:pPr>
+      <w:r>
+        <w:rPr>
+          <w:rFonts w:hint="cs"/>
+          <w:rtl/>
+          <w:lang w:bidi="ar-SA"/>
+        </w:rPr>
+        <w:t xml:space="preserve">في الإصحاحات 36 </w:t>
+      </w:r>
+      <w:r>
+        <w:rPr>
+          <w:rtl/>
+          <w:lang w:bidi="ar-SA"/>
+        </w:rPr>
+        <w:t>–</w:t>
+      </w:r>
+      <w:r>
+        <w:rPr>
+          <w:rFonts w:hint="cs"/>
+          <w:rtl/>
+          <w:lang w:bidi="ar-SA"/>
+        </w:rPr>
+        <w:t xml:space="preserve"> 39 يقدّم لنا الروح القدس مقطعًا من سيرة حُكم حزقيا: قيامة ابن داود من الموت؛ محو الأشوري قبل أن ينجح في هجومه على أورشليم؛ وثالثًا السبي في بابل. هذه الأحداث الثلاثة تشكل القواعد الثلاثة الأساسية لكل سيرة اليهود وكل حالتهم في الأيام الأخيرة.</w:t>
+      </w:r>
+    </w:p>
+    <w:p>
+      <w:pPr>
+        <w:rPr>
+          <w:rtl/>
+          <w:lang w:bidi="ar-SA"/>
+        </w:rPr>
+      </w:pPr>
+      <w:r>
+        <w:rPr>
+          <w:rFonts w:hint="cs"/>
+          <w:rtl/>
+          <w:lang w:bidi="ar-SA"/>
+        </w:rPr>
+        <w:t xml:space="preserve">المقطع الأخير في السفر، من إصحاح 40 حتى نهايته، يشكل جزءً خاصًا في النبوة. الله هنا يُعلن عن تعزية شعبه وعن </w:t>
+      </w:r>
+      <w:r>
+        <w:rPr>
+          <w:rFonts w:hint="cs"/>
+          <w:rtl/>
+          <w:lang w:bidi="ar-SA"/>
+        </w:rPr>
+        <w:t>روابطه الأدبية به كما و</w:t>
+      </w:r>
+      <w:r>
+        <w:rPr>
+          <w:rFonts w:hint="cs"/>
+          <w:rtl/>
+          <w:lang w:bidi="ar-SA"/>
+        </w:rPr>
+        <w:t xml:space="preserve">عن </w:t>
+      </w:r>
+      <w:r>
+        <w:rPr>
+          <w:rFonts w:hint="cs"/>
+          <w:rtl/>
+          <w:lang w:bidi="ar-SA"/>
+        </w:rPr>
+        <w:t>سبب خلافه معه، إن كان بالنظر إلى المكانة التي منحها للشعب كعبده المختار مقابل الأمم، إن كان بالإشارة إلى رفض إسرائيل للمسيح، العبد المختار الحقيقي الوحيد، الذي أكمل مشيئة الله بكاملها</w:t>
+      </w:r>
+      <w:r>
+        <w:rPr>
+          <w:rStyle w:val="FootnoteReference"/>
+          <w:rtl/>
+          <w:lang w:bidi="ar-SA"/>
+        </w:rPr>
+        <w:footnoteReference w:id="2"/>
+      </w:r>
+      <w:r>
+        <w:rPr>
+          <w:rFonts w:hint="cs"/>
+          <w:rtl/>
+          <w:lang w:bidi="ar-SA"/>
+        </w:rPr>
+        <w:t xml:space="preserve">. وفي صلة بهذا الأمر ستُستعلن بقية </w:t>
+      </w:r>
+      <w:r>
+        <w:rPr>
+          <w:rFonts w:hint="cs"/>
+          <w:rtl/>
+          <w:lang w:bidi="ar-SA"/>
+        </w:rPr>
+        <w:t>س</w:t>
+      </w:r>
+      <w:r>
+        <w:rPr>
+          <w:rFonts w:hint="cs"/>
+          <w:rtl/>
+          <w:lang w:bidi="ar-SA"/>
+        </w:rPr>
+        <w:t xml:space="preserve">تسمع لهذا العبد الحقيقي، وتُسرَد سيرة الظروف التي ستجتاز البقية فيها. تبعًا لذلك نحن نرى في ذات الوقت أيضًا حالة الشعب مكشوفة في الأيام الأخيرة التي ستنتهي في الدينونة عند ظهور الرب يهوه. إن المكانة التي </w:t>
+      </w:r>
+      <w:r>
+        <w:rPr>
+          <w:rFonts w:hint="cs"/>
+          <w:rtl/>
+          <w:lang w:bidi="ar-SA"/>
+        </w:rPr>
+        <w:t>ي</w:t>
+      </w:r>
+      <w:r>
+        <w:rPr>
+          <w:rFonts w:hint="cs"/>
+          <w:rtl/>
+          <w:lang w:bidi="ar-SA"/>
+        </w:rPr>
+        <w:t xml:space="preserve">تخذها إسرائيل أمام الشعوب الوثنية تفتح المجال لذِكر بابل، خرابها وتحرير يهوذا المسبية على يد كورش. هذه الوثنية هي أحد المواضيع </w:t>
+      </w:r>
+      <w:r>
+        <w:rPr>
+          <w:rFonts w:hint="cs"/>
+          <w:rtl/>
+          <w:lang w:bidi="ar-SA"/>
+        </w:rPr>
+        <w:t>التي يقاضي الله شعبه عليها. وموضوع آخر أكثر جدية هو رفض المسيح. غير أنه لا بد لنا أن نؤجله إلى أن نناقشه في كل إصحاح على انفراد.</w:t>
+      </w:r>
+    </w:p>
+    <w:p>
+      <w:pPr>
+        <w:rPr>
+          <w:rtl/>
+          <w:lang w:bidi="ar-SA"/>
+        </w:rPr>
+      </w:pPr>
+      <w:r>
+        <w:rPr>
+          <w:rFonts w:hint="cs"/>
+          <w:rtl/>
+          <w:lang w:bidi="ar-SA"/>
+        </w:rPr>
+        <w:t>إن النبوة تفترض وكما ذكرنا سالفًا بأن حالة شعب الله أصبحت أردأ، حتى وإن كان الشعب لا زال معترف به بهذه الصفة ولهذا هو يحصل على النبوة. إنه لا توجد أية ضرورة بأن تُعطى شهادة قوية لشعب سالك سعيد</w:t>
+      </w:r>
+      <w:r>
+        <w:rPr>
+          <w:rFonts w:hint="cs"/>
+          <w:rtl/>
+          <w:lang w:bidi="ar-SA"/>
         </w:rPr>
         <w:t xml:space="preserve"> </w:t>
       </w:r>
       <w:r>
         <w:rPr>
-          <w:rtl/>
-        </w:rPr>
-        <w:t>فقط</w:t>
-      </w:r>
-      <w:r>
-        <w:rPr>
-          <w:rFonts w:hint="cs"/>
-          <w:rtl/>
-        </w:rPr>
-        <w:t xml:space="preserve"> هي التي أخذ إله الحق مقره عليها</w:t>
-      </w:r>
-      <w:r>
-        <w:rPr>
-          <w:rStyle w:val="FootnoteReference"/>
-          <w:rtl/>
-        </w:rPr>
-        <w:footnoteReference w:id="1"/>
-      </w:r>
-      <w:r>
-        <w:rPr>
-          <w:rFonts w:hint="cs"/>
-          <w:rtl/>
-        </w:rPr>
-        <w:t xml:space="preserve">. مهما كانت الآنية التي يستخدمها غير أنها قوة الله القديرة التي تظهر. فطنة، شدة، ثبات، سرعة في تنفيذ القضاء، وإلى ذلك تحريك كل مجريات الأحداث على الأرض </w:t>
-      </w:r>
-      <w:r>
-        <w:rPr>
-          <w:rtl/>
+          <w:rFonts w:hint="cs"/>
+          <w:rtl/>
+          <w:lang w:bidi="ar-SA"/>
+        </w:rPr>
+        <w:t>في طرق الرب، أو الحفاظ على إيمان بقية ممتحنة بآمال مؤسسة على أمانة الله ومقاصده التي لا تتغير</w:t>
+      </w:r>
+      <w:r>
+        <w:rPr>
+          <w:rFonts w:hint="cs"/>
+          <w:rtl/>
+          <w:lang w:bidi="ar-SA"/>
+        </w:rPr>
+        <w:t>، إن كان الجميع متمتع بسلام كامل من ثمار إحسان لطفه كنتيجة لأمانتهم. ونحن نجد برهان هذا المبدأ البسيط والسهل في فهمه في كل واحد من الأنبياء.</w:t>
+      </w:r>
+    </w:p>
+    <w:p>
+      <w:pPr>
+        <w:rPr>
+          <w:rtl/>
+          <w:lang w:bidi="ar-SA"/>
+        </w:rPr>
+      </w:pPr>
+      <w:r>
+        <w:rPr>
+          <w:rFonts w:hint="cs"/>
+          <w:rtl/>
+          <w:lang w:bidi="ar-SA"/>
+        </w:rPr>
+        <w:t>إنه لا يبدو بأن الأنبياء التي أُشير إلى نبواتهم في الكتاب المقدس كانوا قد صنعوا أية معجزات. إن الناموس حينذاك كان لا زال له مفعوله، واعتُرف بسيادته ظاهريًا أمام العيان. إنه لم يكن هنالك جديد ليُعمَل؛ فسيادة الرب يهوه شكلت أساس النظام الديني الرسمي في البلاد طبقًا للفرائض التي سنّها بشخصه بالارتباط بهيكله. إن القيام العملي بالواجبات الدينية</w:t>
+      </w:r>
+      <w:r>
+        <w:rPr>
+          <w:rFonts w:hint="cs"/>
+          <w:rtl/>
+          <w:lang w:bidi="ar-SA"/>
+        </w:rPr>
+        <w:t xml:space="preserve"> هي التي حثّ الأنبياء عليها. وسط الأسباط العشرة المرتدين صنع كل من إيليا وأليشع عجائب لاستعادة سلطة يهوه الرب؛ يا لعُظم أمانة الرب يهوه وأناته مع شعبه! موضوع جديد للإيمان يتطلب معجزة. لكن كل ما قد تأسس على الكلمة المُعترف بها وليس له حاجة بأن يُقبَل كموضوع جديد للإيمان، لا يتطلب لأية معجزة، </w:t>
+      </w:r>
+      <w:r>
+        <w:rPr>
+          <w:rtl/>
+          <w:lang w:bidi="ar-SA"/>
+        </w:rPr>
+        <w:t>مهما زاد مقدار النور الموجود بالفعل.</w:t>
+      </w:r>
+      <w:r>
+        <w:rPr>
+          <w:rFonts w:hint="cs"/>
+          <w:rtl/>
+          <w:lang w:bidi="ar-SA"/>
+        </w:rPr>
+        <w:t xml:space="preserve"> </w:t>
+      </w:r>
+      <w:r>
+        <w:rPr>
+          <w:rtl/>
+          <w:lang w:bidi="ar-SA"/>
         </w:rPr>
         <w:t>–</w:t>
       </w:r>
@@ -315,302 +1639,40 @@
         <w:rPr>
           <w:rFonts w:hint="cs"/>
           <w:rtl/>
-        </w:rPr>
-        <w:t xml:space="preserve"> الكل كان متعلقًا بالعرش، بالجلال، بالعدالة والعناية الإلهية نراها متحدة في تشكيل عرش مجده. لكن كل آنية مجده كانت موجودة تحت "الجَلَد" الذي هو فوق الذين مجدوه. إنه هو الذي لم </w:t>
-      </w:r>
-      <w:r>
-        <w:rPr>
-          <w:rFonts w:hint="cs"/>
-          <w:rtl/>
-        </w:rPr>
-        <w:t>تعرفه الأمم.</w:t>
-      </w:r>
-    </w:p>
-    <w:p>
-      <w:pPr>
-        <w:jc w:val="both"/>
-        <w:rPr>
-          <w:rtl/>
-        </w:rPr>
-      </w:pPr>
-      <w:r>
-        <w:rPr>
-          <w:rFonts w:hint="cs"/>
-          <w:rtl/>
-        </w:rPr>
-        <w:t>إن عرش هذا الإله يهوه العليّ والغير محدود يُرى في كلدان</w:t>
-      </w:r>
-      <w:r>
-        <w:rPr>
-          <w:rStyle w:val="FootnoteReference"/>
-          <w:rtl/>
-        </w:rPr>
-        <w:footnoteReference w:id="2"/>
-      </w:r>
-      <w:r>
-        <w:rPr>
-          <w:rFonts w:hint="cs"/>
-          <w:rtl/>
-        </w:rPr>
-        <w:t xml:space="preserve"> (في المكان الذي تواجد فيه النبي آنذاك) بين الأمم، ولكن لم يعُد في أورشليم بارتباطه بالأرض. كما وأنه لم يتجسد أي ناموس في العرش (إن جاز لي التعبير)، وبالتالي لم تُمارَس أية عدالة مباشرة. لذا فصوت الله يكلّم حزقيال كـ"ابن الإنسان"، الذي تسميته تطابقت مع طابع شهادة الله في ذلك الوقت، لأنه تكلم خارج إطار شعبه، كواحد لم يعُد يسكن وسطهم، وإنما على العكس دانهم من عرش سيادته الغير محدودة. إنه لقب المسيح بذاته إن نظرنا إليه كالمرفوض من إسرائيل والقائم خارج حدودها، مع أنه لا يتوقف إطلاقًا عن ذِكر بركة </w:t>
-      </w:r>
-      <w:r>
-        <w:rPr>
-          <w:rFonts w:hint="cs"/>
-          <w:rtl/>
-        </w:rPr>
-        <w:t xml:space="preserve">هذا الشعب بالنعمة. بهذا الشكل يرتبط النبي بمقام المسيح بذاته. حينما كان المسيح مرفوضًا من إسرائيل لم يكُن يريد أن يسمح لتلاميذه فيما بعد أن يخبروا عنه كالمسيح (لوقا 9)، لأنه كان على ابن الإنسان أن يتألم. </w:t>
-      </w:r>
-    </w:p>
-    <w:p>
-      <w:pPr>
-        <w:jc w:val="both"/>
-        <w:rPr>
-          <w:rtl/>
-        </w:rPr>
-      </w:pPr>
-      <w:r>
-        <w:rPr>
-          <w:rFonts w:hint="cs"/>
-          <w:rtl/>
-        </w:rPr>
-        <w:t>بحسب الشهادة وكمثال فيما يتعلق بمقامه كنبي، يحدث ذات الأمر في وضع حزقيال. إذ أن الله مرفوض، يأخذ نبيه ذات مقامه على عرشه، ليدين كل الأمة وبالأخص أورشليم؛ في الوقت ذاته هو يخبر (للإيمان) بتجديدهم بالنعمة. إنه سيُرسله يهوه الرب إلى شعب متمرد ليقول لهم بأن الرب يهوه تكلم، إن سمعوا أو لم يسمعوا. الدينونة ستُظهر واضحًا بأنه كان وسطهم نبي. شهادته الأولى مكوّنة من شكوى وأنّات وويلات؛ ومع ذلك</w:t>
-      </w:r>
-      <w:r>
-        <w:rPr>
-          <w:rFonts w:hint="cs"/>
-          <w:rtl/>
-        </w:rPr>
-        <w:t xml:space="preserve"> فإن خبر كلمة الله إن اعتبرناه كإعلان منه القائم بينه والإنسان، هو دومًا مليء بالحلاوة.</w:t>
-      </w:r>
-    </w:p>
-    <w:p>
-      <w:pPr>
-        <w:jc w:val="both"/>
-        <w:rPr>
-          <w:rtl/>
-        </w:rPr>
-      </w:pPr>
-      <w:r>
-        <w:rPr>
-          <w:rFonts w:hint="cs"/>
-          <w:rtl/>
-        </w:rPr>
-        <w:t>في الإصحاح الـ3 تُعرَض من ثم بعض المبادئ الهامة المتعلقة بروابط الله بإسرائيل.</w:t>
-      </w:r>
-    </w:p>
-    <w:p>
-      <w:pPr>
-        <w:jc w:val="both"/>
-        <w:rPr>
-          <w:rtl/>
-        </w:rPr>
-      </w:pPr>
-      <w:r>
-        <w:rPr>
-          <w:rFonts w:hint="cs"/>
-          <w:rtl/>
-        </w:rPr>
-        <w:t xml:space="preserve">غير أنه قبل استمرارنا ينبغي علينا أن نذكر سمة يتميّز بها سفر حزقيال عن سفر إرمياء. الأخير يتّجه مباشرة إلى معاصريه، بما معناه إلى شعب الله، وذلك في شهادة تمهّد له الطريق بواسطة قلب النبي المنسحق والمجروح وبالتالي تؤول إلى إظهار أناة الله العجيبة التي دعت شعبه حتى إلى اللحظة الأخيرة للتوبة. إن الأمر يختلف مع حزقيال. هو يُلفت الانتباه إلى ما سيحققه القضاء حتمًا. لكنه أُرسل إلى إسرائيل، وإنما هي إسرائيل في حالتها المتقسية. فمه </w:t>
-      </w:r>
-      <w:r>
-        <w:rPr>
-          <w:rFonts w:hint="cs"/>
-          <w:rtl/>
-        </w:rPr>
-        <w:t>صامت</w:t>
-      </w:r>
-      <w:r>
-        <w:rPr>
-          <w:rFonts w:hint="cs"/>
-          <w:rtl/>
-        </w:rPr>
-        <w:t xml:space="preserve"> أمام الشعب؛ فلم يكن عليه أن </w:t>
-      </w:r>
-      <w:r>
-        <w:rPr>
-          <w:rFonts w:hint="cs"/>
-          <w:rtl/>
-        </w:rPr>
-        <w:t>يقوّمه</w:t>
-      </w:r>
-      <w:r>
-        <w:rPr>
-          <w:rFonts w:hint="cs"/>
-          <w:rtl/>
-        </w:rPr>
-        <w:t>. صحيح أنه في اللحظة المناسبة إن فتح الرب يهوه فمه ليجعل الشعب يميّز بأنه هنالك نبي وسطهم</w:t>
-      </w:r>
-      <w:r>
-        <w:rPr>
-          <w:rFonts w:hint="cs"/>
-          <w:rtl/>
-        </w:rPr>
-        <w:t xml:space="preserve">، سيُخبر الشعب بتوضيحاتٍ من الرب يهوه؛ غير أنه لا يتوجّه أبدًا بصورة مباشرة إلى قلبهم وضميرهم حينما كان الله لا يزال مشغولاً معه. الرب يهوه يُظهر له خطايا شعبه، التي تستدعيه بأن يرفض إسرائيل وأن لا يعامله فيما بعد بحسب مبادئ العدل التي وضعها هو بنفسه. هو لم يكن بوسعه فيما بعد أن يعامله كشعب يعترف به. </w:t>
-      </w:r>
-      <w:r>
-        <w:rPr>
-          <w:rFonts w:hint="cs"/>
-          <w:rtl/>
-        </w:rPr>
-        <w:t xml:space="preserve">الله بذاته يعرض تصرف إسرائيل كالداعي لقطع روابطه به. بنفس الوقت يتم إظهار مبادئ جديدة خاصة </w:t>
-      </w:r>
-      <w:r>
-        <w:rPr>
-          <w:rtl/>
-        </w:rPr>
-        <w:t xml:space="preserve">والتي يجب أن تكون أيضًا حاسمة </w:t>
-      </w:r>
-      <w:r>
-        <w:rPr>
-          <w:rFonts w:hint="cs"/>
-          <w:rtl/>
-        </w:rPr>
-        <w:t>من جهة ا</w:t>
-      </w:r>
-      <w:r>
-        <w:rPr>
-          <w:rtl/>
-        </w:rPr>
-        <w:t>لسلوك.</w:t>
-      </w:r>
-      <w:r>
-        <w:rPr>
-          <w:rFonts w:hint="cs"/>
-          <w:rtl/>
-        </w:rPr>
-        <w:t xml:space="preserve"> أنا أتكلم فقط عن ذلك الجزء من النبوة التي موضوعها إسرائيل؛ لأن السفر عدا عن ذلك يحتوي على أقضية مختلفة ستتم في الأمم، كما وعلى وصف حالة الأرض والهيكل في المستقبل؛ غير أن النبي كان عليه أن يخبر الشعب</w:t>
-      </w:r>
-      <w:r>
-        <w:rPr>
-          <w:rFonts w:hint="cs"/>
-          <w:rtl/>
-        </w:rPr>
-        <w:t xml:space="preserve"> بهذا الوصف فقط في حال توبته.</w:t>
-      </w:r>
-    </w:p>
-    <w:p>
-      <w:pPr>
-        <w:jc w:val="both"/>
-        <w:rPr>
-          <w:rtl/>
-        </w:rPr>
-      </w:pPr>
-      <w:r>
-        <w:rPr>
-          <w:rFonts w:hint="cs"/>
-          <w:rtl/>
-        </w:rPr>
-        <w:t>في الإصحاح 3 يشهد الرب بأن إسرائيل لا زالت متقسية أكثر من أي واحدة من الأمم الوثنية؛ فهم "</w:t>
-      </w:r>
-      <w:r>
-        <w:rPr>
-          <w:rtl/>
-        </w:rPr>
-        <w:t>صِلاَبُ الْجِبَاهِ وَقُسَاةُ الْقُلُوبِ.</w:t>
-      </w:r>
-      <w:r>
-        <w:rPr>
-          <w:rFonts w:hint="cs"/>
-          <w:rtl/>
-        </w:rPr>
-        <w:t>". ولكي يُعلم حزقيال</w:t>
-      </w:r>
-      <w:r>
-        <w:rPr>
-          <w:rFonts w:hint="cs"/>
-          <w:rtl/>
-        </w:rPr>
-        <w:t xml:space="preserve"> الشعب</w:t>
-      </w:r>
-      <w:r>
-        <w:rPr>
-          <w:rFonts w:hint="cs"/>
-          <w:rtl/>
-        </w:rPr>
-        <w:t xml:space="preserve"> ببشارته المسلّمة له، أي: "</w:t>
-      </w:r>
-      <w:r>
-        <w:rPr>
-          <w:rtl/>
-        </w:rPr>
-        <w:t>إِنْ سَمِعُوا وَإِنِ امْتَنَعُوا</w:t>
-      </w:r>
-      <w:r>
-        <w:rPr>
-          <w:rFonts w:hint="cs"/>
-          <w:rtl/>
-        </w:rPr>
-        <w:t xml:space="preserve">"، </w:t>
-      </w:r>
-      <w:r>
-        <w:rPr>
-          <w:rFonts w:hint="cs"/>
-          <w:rtl/>
-        </w:rPr>
-        <w:t xml:space="preserve">كان لا بد له أن يصلّب جبهته كالماس. قوة الروح حملته وسط المسبيين في تل أبيب. على الرغم من أن بيت إسرائيل، كما ذكرت، كان متقسيًا، إلا أن الله ميّز بقية، وذلك بهذه الصورة: لقد كان على النبي أن يحذّر أفرادًا؛ ولقد كان معيّنًا لهذا العمل. إن </w:t>
-      </w:r>
-      <w:r>
-        <w:rPr>
-          <w:rFonts w:hint="cs"/>
-          <w:rtl/>
-        </w:rPr>
-        <w:t>قبلوا</w:t>
-      </w:r>
-      <w:r>
-        <w:rPr>
-          <w:rFonts w:hint="cs"/>
-          <w:rtl/>
-        </w:rPr>
-        <w:t xml:space="preserve"> كلامه </w:t>
-      </w:r>
-      <w:r>
-        <w:rPr>
-          <w:rFonts w:hint="cs"/>
-          <w:rtl/>
-        </w:rPr>
-        <w:t xml:space="preserve">فكل مَن أذعن لكلامه بقي محميًا. حزقيال كان مسؤولاً على تتميم هذه المهمة؛ غير أن كل مَن سمع الكلمة مرة كان عليه أن يتحمل عواقب تصرفه. بهذا الشكل لم تُدَن إسرائيل فيما بعد كهيئة واحدة، كما كان الحال في الماضي، حينما كان كل شيء متعلق بتصرف الأمة أو الملك علنًا. إسرائيل، كشعب تكبّرت؛ غير أنه مَن أذعن للكلمة فسيبقى على قيد الحياة. </w:t>
-      </w:r>
-      <w:r>
-        <w:rPr>
-          <w:rFonts w:hint="cs"/>
-          <w:rtl/>
-        </w:rPr>
-        <w:t>الله تعامل بحسب طول أناته ونعمته.</w:t>
-      </w:r>
-    </w:p>
-    <w:p>
-      <w:pPr>
-        <w:jc w:val="both"/>
-        <w:sectPr>
-          <w:pgSz w:w="11906" w:h="16838"/>
-          <w:pgMar w:top="1440" w:right="1440" w:bottom="1440" w:left="1440" w:header="708" w:footer="708" w:gutter="0"/>
-          <w:cols w:space="708"/>
-          <w:bidi/>
-          <w:rtlGutter/>
-          <w:docGrid w:linePitch="360"/>
-        </w:sectPr>
-      </w:pPr>
-      <w:r>
-        <w:rPr>
-          <w:rFonts w:hint="cs"/>
-          <w:rtl/>
-        </w:rPr>
-        <w:t>من جديد رأى النبي في عزلته مجد الرب يهوه، وأمره الروح بأن لا يخرج خارجًا بين الشعب، وإنما بأن يكن مستأسرًا في بيته. الله أراد أن يُلصق لسانه بحنكه؛ لأنه كان شعبًا معاندًا لم يكُن يجب أن يُحذّر فيما بعد كشعب. والله متى شاء سيفتح فم النبي وعندها كان عليه أن يقدّم كلمة الرب يهوه للشعب بصورة حازمة جدًا. كل مَن أراد السمع سمعَ!</w:t>
-      </w:r>
-      <w:r>
-        <w:rPr>
-          <w:rFonts w:hint="cs"/>
-          <w:rtl/>
-        </w:rPr>
-        <w:t xml:space="preserve"> الرب يهوه لم يعُد يريد أن يُعلن إعلانات بمحبة، كما فعل فيما مضى.</w:t>
-      </w:r>
-    </w:p>
-    <w:p>
-      <w:pPr>
-        <w:jc w:val="both"/>
-        <w:rPr>
-          <w:rtl/>
+          <w:lang w:bidi="ar-SA"/>
+        </w:rPr>
+        <w:t xml:space="preserve"> إن الكلمة تستودع ذاتها من ذاتها لدى ضمير المتعلمين من الله؛ وعندما تُعطي إعلانات جديدة فهي تمنحنهم إياها لتعزي</w:t>
+      </w:r>
+      <w:r>
+        <w:rPr>
+          <w:rFonts w:hint="cs"/>
+          <w:rtl/>
+          <w:lang w:bidi="ar-SA"/>
+        </w:rPr>
+        <w:t>ة الذين كانوا قد قبلوا الشهادة العملية وبالتالي اعترفوا بسيادة المتكلم من طرف الله.</w:t>
+      </w:r>
+    </w:p>
+    <w:p>
+      <w:pPr>
+        <w:rPr>
+          <w:rtl/>
+          <w:lang w:bidi="ar-SA"/>
+        </w:rPr>
+      </w:pPr>
+      <w:r>
+        <w:rPr>
+          <w:rFonts w:hint="cs"/>
+          <w:rtl/>
+          <w:lang w:bidi="ar-SA"/>
+        </w:rPr>
+        <w:t>دعونا الآن نتأمل سفر إشعياء بالتفصيل.</w:t>
+      </w:r>
+    </w:p>
+    <w:p>
+      <w:pPr>
+        <w:rPr>
+          <w:rtl/>
+          <w:lang w:bidi="ar-SA"/>
         </w:rPr>
       </w:pPr>
       <w:hyperlink r:id="rId9" w:history="1">
@@ -619,67 +1681,1733 @@
             <w:rStyle w:val="Hyperlink"/>
             <w:rFonts w:hint="cs"/>
             <w:rtl/>
+            <w:lang w:bidi="ar-SA"/>
           </w:rPr>
-          <w:t>إصحاح 4 - 7</w:t>
+          <w:t xml:space="preserve">إصحاح 1 </w:t>
+        </w:r>
+        <w:r>
+          <w:rPr>
+            <w:rStyle w:val="Hyperlink"/>
+            <w:rFonts w:hint="cs"/>
+            <w:rtl/>
+            <w:lang w:bidi="ar-SA"/>
+          </w:rPr>
+          <w:t>–</w:t>
+        </w:r>
+        <w:r>
+          <w:rPr>
+            <w:rStyle w:val="Hyperlink"/>
+            <w:rFonts w:hint="cs"/>
+            <w:rtl/>
+            <w:lang w:bidi="ar-SA"/>
+          </w:rPr>
+          <w:t xml:space="preserve"> 4</w:t>
         </w:r>
       </w:hyperlink>
     </w:p>
     <w:p>
       <w:pPr>
-        <w:jc w:val="both"/>
-      </w:pPr>
-      <w:r>
-        <w:rPr>
-          <w:rFonts w:hint="cs"/>
-          <w:rtl/>
-        </w:rPr>
-        <w:t xml:space="preserve">عدا عن القضاء العام الذي أعلنه الله على حالة إسرائيل، والذي كان الكلام عنه إلى الآن، نرى هنا كيف تظهر أورشليم بصورة خاصة أمام الله، الذي احتقرته؛ لأنه في هذه المدينة انكشف </w:t>
-      </w:r>
-      <w:r>
-        <w:rPr>
-          <w:rFonts w:hint="cs"/>
-          <w:rtl/>
-        </w:rPr>
-        <w:t>ك</w:t>
-      </w:r>
-      <w:r>
-        <w:rPr>
-          <w:rFonts w:hint="cs"/>
-          <w:rtl/>
-        </w:rPr>
-        <w:t xml:space="preserve">ل شر الشعب، الذي كان قد وصل الآن إلى أقصى حد. لقد كان على النبي أن يُظهر استيطان أورشليم وبالأخص أن يُشير </w:t>
-      </w:r>
-      <w:r>
-        <w:rPr>
-          <w:rFonts w:hint="cs"/>
-          <w:rtl/>
-        </w:rPr>
-        <w:t xml:space="preserve">في ذلك </w:t>
-      </w:r>
-      <w:r>
-        <w:rPr>
-          <w:rFonts w:hint="cs"/>
-          <w:rtl/>
-        </w:rPr>
-        <w:t xml:space="preserve">إلى </w:t>
-      </w:r>
-      <w:r>
-        <w:rPr>
-          <w:rFonts w:hint="cs"/>
-          <w:rtl/>
-        </w:rPr>
-        <w:t xml:space="preserve">سني مدة شرها، والتي أخيرًا تسببت بإيقاع القضاء؛ وهذه كانت عامة لإسرائيل 390 سنة، وليهوذا 40 سنة. واضح أن هذه التحديدات الزمنية لا تُشير إلى مدة انفصال مملكة إسرائيل عن يهوذا، ولا إلى انفصال مملكة يهوذا؛ لأن الأولى كانت مدتها 254 سنة، بينما مملكة يهوذا 134 سنة من بعد سقوط السامرة. </w:t>
+        <w:rPr>
+          <w:rtl/>
+          <w:lang w:bidi="ar-SA"/>
+        </w:rPr>
+      </w:pPr>
+      <w:r>
+        <w:rPr>
+          <w:rFonts w:hint="cs"/>
+          <w:rtl/>
+          <w:lang w:bidi="ar-SA"/>
+        </w:rPr>
+        <w:t>الإصحاح الأول يبدأ بشهادة عن حالة الشعب المحزنة. فهناك لم يكن إلا جراح وحُبُرات؛ ولم يُفِد الاستمرار بضربهم. مواسمهم كانت رجسًا للرب يهوه؛ فلقد كان يطالب ببِرّ. ومع ذلك أُنذِر الشعب بأن يتوب وضُمن له بأن تكون هنالك بركة بعد توبتهم. هذا هو الموقف الذي تضعهم فيه النبوة. أما الله فكان يعرف شعبه بأنهم كانوا أشرار مع كل رؤساءه، لذا أنبأهم بما سيحدث. هو سيدينهم وبذلك سيطهر الشعب ويردّ البركة. فهنا لدينا مبدأين أساسيين: هنالك وعد بالبركة كنتيجة للتوبة؛ ولكن فعلاً سيؤتى بها فقط بالدينونة.</w:t>
+      </w:r>
+    </w:p>
+    <w:p>
+      <w:pPr>
+        <w:rPr>
+          <w:rtl/>
+          <w:lang w:bidi="ar-SA"/>
+        </w:rPr>
+      </w:pPr>
+      <w:r>
+        <w:rPr>
+          <w:rFonts w:hint="cs"/>
+          <w:rtl/>
+          <w:lang w:bidi="ar-SA"/>
+        </w:rPr>
+        <w:t xml:space="preserve">فصهيون في تجددها هكذا ستصبح جبل الرب يهوه، محور البركة والسلام لجميع الشعوب (إصحاح 2: 1 </w:t>
+      </w:r>
+      <w:r>
+        <w:rPr>
+          <w:rtl/>
+          <w:lang w:bidi="ar-SA"/>
+        </w:rPr>
+        <w:t>–</w:t>
+      </w:r>
+      <w:r>
+        <w:rPr>
+          <w:rFonts w:hint="cs"/>
+          <w:rtl/>
+          <w:lang w:bidi="ar-SA"/>
+        </w:rPr>
+        <w:t xml:space="preserve"> 4). من هنا دعوة النبي للشعب بأن يُقبل ويسلك في نور الرب يهوه. </w:t>
+      </w:r>
+      <w:r>
+        <w:rPr>
+          <w:rFonts w:hint="cs"/>
+          <w:rtl/>
+          <w:lang w:bidi="ar-SA"/>
+        </w:rPr>
+        <w:t xml:space="preserve">لماذا أسلم شعبه؟ لأنه تعلم طرق الأمم. الآن، هكذا سيحل يوم الرب يهوه على كل تعظم الإنسان وعلى كل أصنامه. لهذا سيكُفّ عن الإنسان؛ لأن شعب الله الخاص على الأرض، مكان راحته، سيدينه إلهه وسيضربه (إصحاح 3 و 4). لكن في ذلك اليوم سيصبح </w:t>
+      </w:r>
+      <w:r>
+        <w:rPr>
+          <w:rtl/>
+          <w:lang w:bidi="ar-SA"/>
+        </w:rPr>
+        <w:t>غُصْنُ الرَّبِّ بَهَاءً وَمَجْدًا</w:t>
+      </w:r>
+      <w:r>
+        <w:rPr>
+          <w:rFonts w:hint="cs"/>
+          <w:rtl/>
+          <w:lang w:bidi="ar-SA"/>
+        </w:rPr>
+        <w:t xml:space="preserve">، وستتبارك </w:t>
+      </w:r>
+      <w:r>
+        <w:rPr>
+          <w:rtl/>
+          <w:lang w:bidi="ar-SA"/>
+        </w:rPr>
+        <w:t>الأرض</w:t>
+      </w:r>
+      <w:r>
+        <w:rPr>
+          <w:rFonts w:hint="cs"/>
+          <w:rtl/>
+          <w:lang w:bidi="ar-SA"/>
+        </w:rPr>
+        <w:t xml:space="preserve">. </w:t>
+      </w:r>
+      <w:r>
+        <w:rPr>
+          <w:rFonts w:hint="cs"/>
+          <w:rtl/>
+          <w:lang w:bidi="ar-SA"/>
+        </w:rPr>
+        <w:t>هو الذي يضرب، سيعصب الجراح بإدخاله المسيا وسيبارك الأرض به. البقية ستكون مقدسة عندما يكتمل تطهير أورشليم بالدينونة ونار الرب يهوه (إصحاح 4: 3، 4). ومثل خيمة الاجتماع في البرية هكذا ستُحفظ أورشليم وتتمجد بإعلان حضور الرب يهوه.</w:t>
+      </w:r>
+    </w:p>
+    <w:p>
+      <w:pPr>
+        <w:rPr>
+          <w:rtl/>
+          <w:lang w:bidi="ar-SA"/>
+        </w:rPr>
+        <w:sectPr>
+          <w:pgSz w:w="12240" w:h="15840"/>
+          <w:pgMar w:top="1440" w:right="1800" w:bottom="1440" w:left="1800" w:header="720" w:footer="720" w:gutter="0"/>
+          <w:cols w:space="720"/>
+          <w:docGrid w:linePitch="360"/>
+        </w:sectPr>
+      </w:pPr>
+      <w:r>
+        <w:rPr>
+          <w:rFonts w:hint="cs"/>
+          <w:rtl/>
+          <w:lang w:bidi="ar-SA"/>
+        </w:rPr>
+        <w:t>هذه هي الصورة التي تقابلنا فيها مقدمة هذه النبوة بقوة عظيمة ووضوح.</w:t>
+      </w:r>
+    </w:p>
+    <w:p>
+      <w:pPr>
+        <w:rPr>
+          <w:rtl/>
+          <w:lang w:bidi="ar-SA"/>
+        </w:rPr>
+      </w:pPr>
+      <w:hyperlink r:id="rId10" w:history="1">
+        <w:r>
+          <w:rPr>
+            <w:rStyle w:val="Hyperlink"/>
+            <w:rFonts w:hint="cs"/>
+            <w:rtl/>
+            <w:lang w:bidi="ar-SA"/>
+          </w:rPr>
+          <w:t>إصحاح 5- 6</w:t>
+        </w:r>
+      </w:hyperlink>
+    </w:p>
+    <w:p>
+      <w:pPr>
+        <w:rPr>
+          <w:rtl/>
+          <w:lang w:bidi="ar-SA"/>
+        </w:rPr>
+      </w:pPr>
+      <w:r>
+        <w:rPr>
+          <w:rFonts w:hint="cs"/>
+          <w:rtl/>
+          <w:lang w:bidi="ar-SA"/>
+        </w:rPr>
+        <w:t xml:space="preserve">من بعدها يبدأ روح الله في إدانة الشعب، وذلك على قاعدتين مختلفتين </w:t>
+      </w:r>
+      <w:r>
+        <w:rPr>
+          <w:rtl/>
+          <w:lang w:bidi="ar-SA"/>
+        </w:rPr>
+        <w:t>–</w:t>
+      </w:r>
+      <w:r>
+        <w:rPr>
+          <w:rFonts w:hint="cs"/>
+          <w:rtl/>
+          <w:lang w:bidi="ar-SA"/>
+        </w:rPr>
+        <w:t xml:space="preserve"> واحدة بخصوص ما فعله الله لشعبه، ومن ثم بخصوص مجيء الرب يهوه في شخص المسيح. هل تجاوب الشعب بصورة لائقة مع العناية التي أسبغها عليهم يهوه بهذا القدر الكبير؟ هل كان في حالة ملائمة ليستقبل يهوه وسطه؟ الإصحاح 5. يتناول المسألة الأولى الموجهة إلى مسؤولية إسرائيل بالنظر إلى عناية الله وعدالته. ماذا كان يمكن أن يحدث بعد لكرمه ولم يعمله له؟ لكنه لم يُعطِ إلا عنبًا رديئًا. لهذا أنبأ يهوه بالنتائج المطابقة لعدالته العادلة في هذا الأمر. السياج، الحِمى</w:t>
+      </w:r>
+      <w:r>
+        <w:rPr>
+          <w:rFonts w:hint="cs"/>
+          <w:rtl/>
+          <w:lang w:bidi="ar-SA"/>
+        </w:rPr>
+        <w:t xml:space="preserve"> الذي أحاطه </w:t>
+      </w:r>
+      <w:r>
+        <w:rPr>
+          <w:rFonts w:hint="cs"/>
+          <w:rtl/>
+          <w:lang w:bidi="ar-SA"/>
+        </w:rPr>
+        <w:t>به</w:t>
+      </w:r>
+      <w:r>
+        <w:rPr>
+          <w:rFonts w:hint="cs"/>
+          <w:rtl/>
+          <w:lang w:bidi="ar-SA"/>
+        </w:rPr>
+        <w:t xml:space="preserve">، كان يجب عزله والكرم كان يجب أن تُخربه الأمم. وإذ أن الله يقاضي إسرائيل، فهو يستعرض كل واحدة من خطاياه أمام عينيه؛ ومن ثم </w:t>
+      </w:r>
+      <w:r>
+        <w:rPr>
+          <w:rFonts w:hint="cs"/>
+          <w:rtl/>
+          <w:lang w:bidi="ar-SA"/>
+        </w:rPr>
+        <w:t>يمدّ يده على شعبه ويوقع عليه أقضية رهيبة. "</w:t>
+      </w:r>
+      <w:r>
+        <w:rPr>
+          <w:rtl/>
+          <w:lang w:bidi="ar-SA"/>
+        </w:rPr>
+        <w:t>مَعَ كُلِّ هذَا لَمْ يَرْتَدَّ غَضَبُهُ، بَلْ يَدُهُ مَمْدُودَةٌ بَعْدُ!</w:t>
+      </w:r>
+      <w:r>
+        <w:rPr>
+          <w:rFonts w:hint="cs"/>
+          <w:rtl/>
+          <w:lang w:bidi="ar-SA"/>
+        </w:rPr>
+        <w:t>" فهو سيأتي بأمم قوية على شعبه لا شيء يقدر على إيقافهم، والذين سيسبونه إلى السبي. ففي الأرض سيكون ضيق ونواح، ونور السماء سينطفئ عليهم. فهذه النبوة أولاً تُشير إلى الأحداث في عهد نبوخذنصر وبالأخص في حكم سنحريب؛ غير أنها ستتحقق بصورة أكمل عندما ستتدفق الأمم على أورشليم في الأيام الأخيرة ويحتلونها، من بعدما أن يكونوا قد غمروا كل الأرض وسلبوها. وتفاصيل هذا الأمر سنجدها لاحقًا.</w:t>
+      </w:r>
+    </w:p>
+    <w:p>
+      <w:pPr>
+        <w:rPr>
+          <w:rtl/>
+          <w:lang w:bidi="ar-SA"/>
+        </w:rPr>
+      </w:pPr>
+      <w:r>
+        <w:rPr>
+          <w:rFonts w:hint="cs"/>
+          <w:rtl/>
+          <w:lang w:bidi="ar-SA"/>
+        </w:rPr>
+        <w:t xml:space="preserve">غير أنه كان في مشورات الله هو أن حضوره سيكون وسط شعبه في حالة من المجد، وهذا ما سيحدث في شخص المسيح عند نهاية الدهر. لهذا فسوف ينقطع خبر تقدم الأقضية حالاً من بعد أول ظهور </w:t>
+      </w:r>
+      <w:r>
+        <w:rPr>
+          <w:rFonts w:hint="cs"/>
+          <w:rtl/>
+          <w:lang w:bidi="ar-SA"/>
+        </w:rPr>
+        <w:t>عام له، ومن الإصحاح 6 رأى النبي ذلك المجد. غير أن تأثيره هو أولاً تأثير قضائي ويؤدي إلى إصابة عيون الشعب بالعمى وإدانته. إن الدينونة الحادثة قبل ذلك (إصحاح 5) أشارت إلى حقيقة تعدّي الناموس وتم احتقار كلمة قدوس إسرائيل، لكن كنتيجة لعداوة المسيح ورفضه سيحدث عمًى قضائي وانفصال البقية.</w:t>
+      </w:r>
+    </w:p>
+    <w:p>
+      <w:pPr>
+        <w:rPr>
+          <w:rtl/>
+          <w:lang w:bidi="ar-SA"/>
+        </w:rPr>
+      </w:pPr>
+      <w:r>
+        <w:rPr>
+          <w:rFonts w:hint="cs"/>
+          <w:rtl/>
+          <w:lang w:bidi="ar-SA"/>
+        </w:rPr>
+        <w:t>وبأنه يتحدث هنا عن مجد المسيح، نختبره من إصحاح 12 من إنجيل يوحنا (يوحنا 12). ففي الحال شعر النبي بالتناقض الحاد ما بين حالة الشعب وظهور هذا المجد. الشفاه النجسة لا يمكنها إنشاده؛ ولكن جمرة ملتهبة أُخذت من على المذبح، طهرت شفتي النبي، وقدّم نفسه ليهوه الرب</w:t>
+      </w:r>
+      <w:r>
+        <w:rPr>
+          <w:rFonts w:hint="cs"/>
+          <w:rtl/>
+          <w:lang w:bidi="ar-SA"/>
+        </w:rPr>
+        <w:t xml:space="preserve"> كالمُرسَل. أما قلب الشعب تخُن من جهة مجد المسيح، إلى أن يُخرَب كل شيء. غير أنه ستكون هنالك بقية: "</w:t>
+      </w:r>
+      <w:r>
+        <w:rPr>
+          <w:rFonts w:ascii="Arial" w:hAnsi="Arial" w:cs="Arial" w:hint="cs"/>
+          <w:rtl/>
+          <w:lang w:bidi="ar-SA"/>
+        </w:rPr>
+        <w:t>​</w:t>
+      </w:r>
+      <w:r>
+        <w:rPr>
+          <w:rFonts w:hint="cs"/>
+          <w:rtl/>
+          <w:lang w:bidi="ar-SA"/>
+        </w:rPr>
+        <w:t>وَإِنْ</w:t>
+      </w:r>
+      <w:r>
+        <w:rPr>
+          <w:rtl/>
+          <w:lang w:bidi="ar-SA"/>
+        </w:rPr>
+        <w:t xml:space="preserve"> </w:t>
+      </w:r>
+      <w:r>
+        <w:rPr>
+          <w:rFonts w:hint="cs"/>
+          <w:rtl/>
+          <w:lang w:bidi="ar-SA"/>
+        </w:rPr>
+        <w:t>بَقِيَ</w:t>
+      </w:r>
+      <w:r>
+        <w:rPr>
+          <w:rtl/>
+          <w:lang w:bidi="ar-SA"/>
+        </w:rPr>
+        <w:t xml:space="preserve"> </w:t>
+      </w:r>
+      <w:r>
+        <w:rPr>
+          <w:rFonts w:hint="cs"/>
+          <w:rtl/>
+          <w:lang w:bidi="ar-SA"/>
+        </w:rPr>
+        <w:t>فِيهَا</w:t>
+      </w:r>
+      <w:r>
+        <w:rPr>
+          <w:rtl/>
+          <w:lang w:bidi="ar-SA"/>
+        </w:rPr>
+        <w:t xml:space="preserve"> </w:t>
+      </w:r>
+      <w:r>
+        <w:rPr>
+          <w:rFonts w:hint="cs"/>
+          <w:rtl/>
+          <w:lang w:bidi="ar-SA"/>
+        </w:rPr>
+        <w:t>عُشْرٌ</w:t>
+      </w:r>
+      <w:r>
+        <w:rPr>
+          <w:rtl/>
+          <w:lang w:bidi="ar-SA"/>
+        </w:rPr>
+        <w:t xml:space="preserve"> </w:t>
+      </w:r>
+      <w:r>
+        <w:rPr>
+          <w:rFonts w:hint="cs"/>
+          <w:rtl/>
+          <w:lang w:bidi="ar-SA"/>
+        </w:rPr>
+        <w:t>بَعْدُ،</w:t>
+      </w:r>
+      <w:r>
+        <w:rPr>
+          <w:rtl/>
+          <w:lang w:bidi="ar-SA"/>
+        </w:rPr>
+        <w:t xml:space="preserve"> </w:t>
+      </w:r>
+      <w:r>
+        <w:rPr>
+          <w:rFonts w:hint="cs"/>
+          <w:rtl/>
+          <w:lang w:bidi="ar-SA"/>
+        </w:rPr>
+        <w:t>فَيَعُودُ</w:t>
+      </w:r>
+      <w:r>
+        <w:rPr>
+          <w:rtl/>
+          <w:lang w:bidi="ar-SA"/>
+        </w:rPr>
+        <w:t xml:space="preserve"> </w:t>
+      </w:r>
+      <w:r>
+        <w:rPr>
+          <w:rFonts w:hint="cs"/>
+          <w:rtl/>
+          <w:lang w:bidi="ar-SA"/>
+        </w:rPr>
+        <w:t>وَيَصِيرُ</w:t>
+      </w:r>
+      <w:r>
+        <w:rPr>
+          <w:rtl/>
+          <w:lang w:bidi="ar-SA"/>
+        </w:rPr>
+        <w:t xml:space="preserve"> </w:t>
+      </w:r>
+      <w:r>
+        <w:rPr>
+          <w:rFonts w:hint="cs"/>
+          <w:rtl/>
+          <w:lang w:bidi="ar-SA"/>
+        </w:rPr>
+        <w:t>لِلْخَرَابِ،</w:t>
+      </w:r>
+      <w:r>
+        <w:rPr>
+          <w:rtl/>
+          <w:lang w:bidi="ar-SA"/>
+        </w:rPr>
+        <w:t xml:space="preserve"> </w:t>
+      </w:r>
+      <w:r>
+        <w:rPr>
+          <w:rFonts w:hint="cs"/>
+          <w:rtl/>
+          <w:lang w:bidi="ar-SA"/>
+        </w:rPr>
+        <w:t>وَلكِنْ</w:t>
+      </w:r>
+      <w:r>
+        <w:rPr>
+          <w:rtl/>
+          <w:lang w:bidi="ar-SA"/>
+        </w:rPr>
+        <w:t xml:space="preserve"> </w:t>
+      </w:r>
+      <w:r>
+        <w:rPr>
+          <w:rFonts w:hint="cs"/>
+          <w:rtl/>
+          <w:lang w:bidi="ar-SA"/>
+        </w:rPr>
+        <w:t>كَالْبُطْمَةِ</w:t>
+      </w:r>
+      <w:r>
+        <w:rPr>
+          <w:rtl/>
+          <w:lang w:bidi="ar-SA"/>
+        </w:rPr>
+        <w:t xml:space="preserve"> </w:t>
+      </w:r>
+      <w:r>
+        <w:rPr>
+          <w:rFonts w:hint="cs"/>
+          <w:rtl/>
+          <w:lang w:bidi="ar-SA"/>
+        </w:rPr>
+        <w:t>وَالْبَلُّوطَةِ،</w:t>
+      </w:r>
+      <w:r>
+        <w:rPr>
+          <w:rtl/>
+          <w:lang w:bidi="ar-SA"/>
+        </w:rPr>
+        <w:t xml:space="preserve"> </w:t>
+      </w:r>
+      <w:r>
+        <w:rPr>
+          <w:rFonts w:hint="cs"/>
+          <w:rtl/>
+          <w:lang w:bidi="ar-SA"/>
+        </w:rPr>
+        <w:t>الَّتِي</w:t>
+      </w:r>
+      <w:r>
+        <w:rPr>
+          <w:rtl/>
+          <w:lang w:bidi="ar-SA"/>
+        </w:rPr>
+        <w:t xml:space="preserve"> </w:t>
+      </w:r>
+      <w:r>
+        <w:rPr>
+          <w:rFonts w:hint="cs"/>
+          <w:rtl/>
+          <w:lang w:bidi="ar-SA"/>
+        </w:rPr>
+        <w:t>وَإِنْ</w:t>
+      </w:r>
+      <w:r>
+        <w:rPr>
+          <w:rtl/>
+          <w:lang w:bidi="ar-SA"/>
+        </w:rPr>
+        <w:t xml:space="preserve"> </w:t>
+      </w:r>
+      <w:r>
+        <w:rPr>
+          <w:rFonts w:hint="cs"/>
+          <w:rtl/>
+          <w:lang w:bidi="ar-SA"/>
+        </w:rPr>
+        <w:t>قُطِعَتْ</w:t>
+      </w:r>
+      <w:r>
+        <w:rPr>
+          <w:rtl/>
+          <w:lang w:bidi="ar-SA"/>
+        </w:rPr>
+        <w:t xml:space="preserve"> </w:t>
+      </w:r>
+      <w:r>
+        <w:rPr>
+          <w:rFonts w:hint="cs"/>
+          <w:rtl/>
+          <w:lang w:bidi="ar-SA"/>
+        </w:rPr>
+        <w:t>فَلَهَا</w:t>
+      </w:r>
+      <w:r>
+        <w:rPr>
+          <w:rtl/>
+          <w:lang w:bidi="ar-SA"/>
+        </w:rPr>
+        <w:t xml:space="preserve"> </w:t>
+      </w:r>
+      <w:r>
+        <w:rPr>
+          <w:rFonts w:hint="cs"/>
+          <w:rtl/>
+          <w:lang w:bidi="ar-SA"/>
+        </w:rPr>
+        <w:t>سَاقٌ،</w:t>
+      </w:r>
+      <w:r>
+        <w:rPr>
+          <w:rtl/>
+          <w:lang w:bidi="ar-SA"/>
+        </w:rPr>
+        <w:t xml:space="preserve"> </w:t>
+      </w:r>
+      <w:r>
+        <w:rPr>
+          <w:rFonts w:hint="cs"/>
+          <w:rtl/>
+          <w:lang w:bidi="ar-SA"/>
+        </w:rPr>
+        <w:t>يَكُونُ</w:t>
+      </w:r>
+      <w:r>
+        <w:rPr>
+          <w:rtl/>
+          <w:lang w:bidi="ar-SA"/>
+        </w:rPr>
+        <w:t xml:space="preserve"> </w:t>
+      </w:r>
+      <w:r>
+        <w:rPr>
+          <w:rFonts w:hint="cs"/>
+          <w:rtl/>
+          <w:lang w:bidi="ar-SA"/>
+        </w:rPr>
+        <w:t>سَاقُهُ</w:t>
+      </w:r>
+      <w:r>
+        <w:rPr>
+          <w:rtl/>
+          <w:lang w:bidi="ar-SA"/>
+        </w:rPr>
+        <w:t xml:space="preserve"> </w:t>
+      </w:r>
+      <w:r>
+        <w:rPr>
+          <w:rFonts w:hint="cs"/>
+          <w:rtl/>
+          <w:lang w:bidi="ar-SA"/>
+        </w:rPr>
+        <w:t>زَرْعًا</w:t>
+      </w:r>
+      <w:r>
+        <w:rPr>
+          <w:rtl/>
+          <w:lang w:bidi="ar-SA"/>
+        </w:rPr>
+        <w:t xml:space="preserve"> </w:t>
+      </w:r>
+      <w:r>
+        <w:rPr>
+          <w:rFonts w:hint="cs"/>
+          <w:rtl/>
+          <w:lang w:bidi="ar-SA"/>
+        </w:rPr>
+        <w:t>مُقَدَّسًا</w:t>
+      </w:r>
+      <w:r>
+        <w:rPr>
+          <w:rFonts w:hint="cs"/>
+          <w:rtl/>
+          <w:lang w:bidi="ar-SA"/>
+        </w:rPr>
+        <w:t>" (إصحاح 6: 13؛ قارن إشعياء 1: 9). وهذا يقول، في فترة عودته ستسقط هذه البقية بذاتها تحت الدينونة والإبادة؛ ولكن سيكون هنالك نسل مقدس سيتدفق بالحياة كساق شجرة مقطوعة.</w:t>
+      </w:r>
+    </w:p>
+    <w:p>
+      <w:pPr>
+        <w:rPr>
+          <w:lang w:bidi="ar-SA"/>
+        </w:rPr>
+        <w:sectPr>
+          <w:pgSz w:w="12240" w:h="15840"/>
+          <w:pgMar w:top="1440" w:right="1800" w:bottom="1440" w:left="1800" w:header="720" w:footer="720" w:gutter="0"/>
+          <w:cols w:space="720"/>
+          <w:docGrid w:linePitch="360"/>
+        </w:sectPr>
+      </w:pPr>
+      <w:r>
+        <w:rPr>
+          <w:rFonts w:hint="cs"/>
+          <w:rtl/>
+          <w:lang w:bidi="ar-SA"/>
+        </w:rPr>
+        <w:t xml:space="preserve">وبالتالي نحن نجد في هذين الإصحاحين قضاء إسرائيل من وجهتين مختلفتين. فأولاً هو القضاء تحت حُكم عدالة الله (وفي هذه الوجهة سيُسلَّم الشعب للأمم كمذنب تمامًا)، ومن ثم القضاء بالنظر إلى مجد حضور يهوه الرب، عندما سيأتي وفق مشورات نعمته (وحالة الشعب لم تكن ملائمة له). </w:t>
+      </w:r>
+      <w:r>
+        <w:rPr>
+          <w:rFonts w:hint="cs"/>
+          <w:rtl/>
+          <w:lang w:bidi="ar-SA"/>
+        </w:rPr>
+        <w:t>ولكن إذ أن الأمر في هذا الحال يدور حول مشورات الله، فستتواجد بقية بحسب اختيار النعمة حيث سيتجدد المجد وسطها. هذا التمييز هو ضروري في الحديث عن عدالة الله وعمله المرئي عيانًا. في الإصحاح 5 الذي يتكلم في الطابع الأول للقضاء، لا يوجد أية بقية؛ فما نجده هو ببساطة القضاء على الشعب العلني والتام. في الإصحاح 6 يتعامل الله كمَن وسط شعبه، بما يطابق علاقته بهذا الشعب. لهذا نحن نجد بقية ويقينية تجديد إسرائيل؛ لأن مراحم الله ودعوته هي بلا ندامة. كما ونحن نجد المسيح</w:t>
+      </w:r>
+      <w:r>
+        <w:rPr>
+          <w:rtl/>
+        </w:rPr>
+        <w:t xml:space="preserve"> </w:t>
+      </w:r>
+      <w:r>
+        <w:rPr>
+          <w:rtl/>
+          <w:lang w:bidi="ar-SA"/>
+        </w:rPr>
+        <w:t>هنا</w:t>
+      </w:r>
+      <w:r>
+        <w:rPr>
+          <w:rFonts w:hint="cs"/>
+          <w:rtl/>
+          <w:lang w:bidi="ar-SA"/>
+        </w:rPr>
+        <w:t>. فالله لم يقدر أن يرفض شعبه إلى الأبد، والإيمان النبوي يسأل. "إلى متى؟" كما هو مكتوب في مكان آخر: "</w:t>
+      </w:r>
+      <w:r>
+        <w:rPr>
+          <w:rtl/>
+        </w:rPr>
+        <w:t xml:space="preserve"> </w:t>
+      </w:r>
+      <w:r>
+        <w:rPr>
+          <w:rtl/>
+          <w:lang w:bidi="ar-SA"/>
+        </w:rPr>
+        <w:t>لاَ نَبِيَّ بَعْدُ، وَلاَ بَيْنَنَا مَنْ يَعْرِفُ حَتَّى مَتَى.</w:t>
+      </w:r>
+      <w:r>
+        <w:rPr>
+          <w:rFonts w:hint="cs"/>
+          <w:rtl/>
+          <w:lang w:bidi="ar-SA"/>
+        </w:rPr>
+        <w:t xml:space="preserve">" (مزمور 74: 9). لأنه إن جاء ابن الإنسان </w:t>
+      </w:r>
+      <w:r>
+        <w:rPr>
+          <w:rFonts w:hint="cs"/>
+          <w:rtl/>
+          <w:lang w:bidi="ar-SA"/>
+        </w:rPr>
+        <w:t>ف</w:t>
+      </w:r>
+      <w:r>
+        <w:rPr>
+          <w:rFonts w:hint="cs"/>
+          <w:rtl/>
+          <w:lang w:bidi="ar-SA"/>
+        </w:rPr>
+        <w:t>هل سيجد الإيمان على الأرض؟</w:t>
+      </w:r>
+    </w:p>
+    <w:p>
+      <w:pPr>
+        <w:rPr>
+          <w:rtl/>
+          <w:lang w:bidi="ar-SA"/>
+        </w:rPr>
+      </w:pPr>
+      <w:r>
+        <w:rPr>
+          <w:rFonts w:hint="cs"/>
+          <w:rtl/>
+          <w:lang w:bidi="ar-SA"/>
+        </w:rPr>
+        <w:t xml:space="preserve">إصحاح 7: 1 </w:t>
+      </w:r>
+      <w:r>
+        <w:rPr>
+          <w:rtl/>
+          <w:lang w:bidi="ar-SA"/>
+        </w:rPr>
+        <w:t>–</w:t>
+      </w:r>
+      <w:r>
+        <w:rPr>
+          <w:rFonts w:hint="cs"/>
+          <w:rtl/>
+          <w:lang w:bidi="ar-SA"/>
+        </w:rPr>
+        <w:t xml:space="preserve"> 9: 7</w:t>
+      </w:r>
+    </w:p>
+    <w:p>
+      <w:pPr>
+        <w:rPr>
+          <w:rtl/>
+          <w:lang w:bidi="ar-SA"/>
+        </w:rPr>
+      </w:pPr>
+      <w:r>
+        <w:rPr>
+          <w:rFonts w:hint="cs"/>
+          <w:rtl/>
+          <w:lang w:bidi="ar-SA"/>
+        </w:rPr>
+        <w:t xml:space="preserve">غير أن هذه النقطة تتطلب المزيد من التوضيح، وسيُعطى أيضًا بصورة ملفتة في النبوة التالية (إصحاح 7 </w:t>
+      </w:r>
+      <w:r>
+        <w:rPr>
+          <w:rtl/>
+          <w:lang w:bidi="ar-SA"/>
+        </w:rPr>
+        <w:t>–</w:t>
+      </w:r>
+      <w:r>
+        <w:rPr>
+          <w:rFonts w:hint="cs"/>
+          <w:rtl/>
+          <w:lang w:bidi="ar-SA"/>
+        </w:rPr>
+        <w:t xml:space="preserve"> 9: 7). فبعض النبوات كانت مرتبطة بعائلة داود، التي جدد فيها الله، كما رأينا ذلك في تأملنا بسفري صموئيل، آمال إسرائيل من جديد، حينما تمزقت الوثق بينه وشعبه بسبب الاستيلاء على تابوت العهد، وقد ترك مكانه في شيلوه. وأما الآن فقد خذل بيت داود في أمانته أيضًا، السند الأخير للشعب في مسؤوليته. آحاز ترك يهوه الرب وبنى مذبحًا لإله غريب في هيكل الرب يهوه. لهذا أرسل في الإصحاح 7 روح</w:t>
+      </w:r>
+      <w:r>
+        <w:rPr>
+          <w:rFonts w:hint="cs"/>
+          <w:rtl/>
+          <w:lang w:bidi="ar-SA"/>
+        </w:rPr>
+        <w:t>ُ</w:t>
+      </w:r>
+      <w:r>
+        <w:rPr>
+          <w:rFonts w:hint="cs"/>
+          <w:rtl/>
+          <w:lang w:bidi="ar-SA"/>
+        </w:rPr>
+        <w:t xml:space="preserve"> الله النبي</w:t>
+      </w:r>
+      <w:r>
+        <w:rPr>
+          <w:rFonts w:hint="cs"/>
+          <w:rtl/>
+          <w:lang w:bidi="ar-SA"/>
+        </w:rPr>
+        <w:t>َ</w:t>
+      </w:r>
+      <w:r>
+        <w:rPr>
+          <w:rFonts w:hint="cs"/>
+          <w:rtl/>
+          <w:lang w:bidi="ar-SA"/>
+        </w:rPr>
+        <w:t xml:space="preserve"> مع ابنه شآريشوب </w:t>
+      </w:r>
+      <w:r>
+        <w:rPr>
+          <w:rtl/>
+          <w:lang w:bidi="ar-SA"/>
+        </w:rPr>
+        <w:t>–</w:t>
+      </w:r>
+      <w:r>
+        <w:rPr>
+          <w:rFonts w:hint="cs"/>
+          <w:rtl/>
+          <w:lang w:bidi="ar-SA"/>
+        </w:rPr>
+        <w:t xml:space="preserve"> وهو ولد يحمل رمزًا</w:t>
+      </w:r>
+      <w:r>
+        <w:rPr>
+          <w:rFonts w:hint="cs"/>
+          <w:rtl/>
+          <w:lang w:bidi="ar-SA"/>
+        </w:rPr>
+        <w:t xml:space="preserve">، الذي معنى اسمه: بقية ستعود </w:t>
+      </w:r>
+      <w:r>
+        <w:rPr>
+          <w:rtl/>
+          <w:lang w:bidi="ar-SA"/>
+        </w:rPr>
+        <w:t>–</w:t>
+      </w:r>
+      <w:r>
+        <w:rPr>
+          <w:rFonts w:hint="cs"/>
+          <w:rtl/>
+          <w:lang w:bidi="ar-SA"/>
+        </w:rPr>
+        <w:t xml:space="preserve"> إلى الملك ودعاه ليخاطبه. وكما كان قد فعل ذلك مع الشعب في الإصحاح 1، هكذا هنا أيضًا حاول الرب بأن يشجّع غصن بيت داود هذا أولاً ليتصرف بإيمان </w:t>
+      </w:r>
+      <w:r>
+        <w:rPr>
+          <w:rFonts w:hint="cs"/>
+          <w:rtl/>
+          <w:lang w:bidi="ar-SA"/>
+        </w:rPr>
+        <w:t xml:space="preserve">وبالتالي يُمجّد الله. فلقد أرسل ليخبره، بأن مشورات رصين وفقَح ستُبطَل، وحتى أنه اقترح عليه بأن يطلب آية. أما آحاز فقد كان بعيدًا جدًا عن الرب حتى يستغل هذه الفرصة، حتى وإن كان رده يوحي </w:t>
+      </w:r>
+      <w:r>
+        <w:rPr>
+          <w:rFonts w:hint="cs"/>
+          <w:rtl/>
+          <w:lang w:bidi="ar-SA"/>
+        </w:rPr>
+        <w:t>أنه تقي</w:t>
+      </w:r>
+      <w:r>
+        <w:rPr>
+          <w:rFonts w:hint="cs"/>
+          <w:rtl/>
+          <w:lang w:bidi="ar-SA"/>
+        </w:rPr>
+        <w:t>. ومن جديد، وكما فعل ذلك مع الشعب، أخبر الرب يهوه ما سوف يحدث مع عائلة داود والشعب تحت حكمهما. هما أمران نجده</w:t>
+      </w:r>
+      <w:r>
+        <w:rPr>
+          <w:rFonts w:hint="cs"/>
+          <w:rtl/>
+          <w:lang w:bidi="ar-SA"/>
+        </w:rPr>
+        <w:t>ما</w:t>
+      </w:r>
+      <w:r>
+        <w:rPr>
+          <w:rFonts w:hint="cs"/>
+          <w:rtl/>
+          <w:lang w:bidi="ar-SA"/>
+        </w:rPr>
+        <w:t xml:space="preserve"> في هذه النبوة: عطية عمانوئيل، ابن العذراء، وكامل خراب</w:t>
+      </w:r>
+      <w:r>
+        <w:rPr>
+          <w:rFonts w:hint="cs"/>
+          <w:rtl/>
+          <w:lang w:bidi="ar-SA"/>
+        </w:rPr>
+        <w:t xml:space="preserve"> الأرض على يد الأشوري. هذان الأمران هما فعلاً بمثابة المفتاح لكل نبوة إشعياء. إلا أنه ستكون هنالك بقية. أما عدد 16 فهو يُشير أولاً إلى شآريشوب؛ أما النبوة فهي تستمر في تفاصيلها. في الإصحاح 8 </w:t>
+      </w:r>
+      <w:r>
+        <w:rPr>
+          <w:rFonts w:hint="cs"/>
+          <w:rtl/>
+          <w:lang w:bidi="ar-SA"/>
+        </w:rPr>
+        <w:t>ينبئ</w:t>
+      </w:r>
+      <w:r>
+        <w:rPr>
+          <w:rFonts w:hint="cs"/>
+          <w:rtl/>
+          <w:lang w:bidi="ar-SA"/>
+        </w:rPr>
+        <w:t xml:space="preserve"> الولد النبوي الثاني من خلال اسمه باقتراب ذلك العدو ودماره، ومن ثم، ولأن الشعب احتقر المواعيد المسلمة لبيت داود وانغمس في الجسد، أراد الرب يهوه بأن </w:t>
+      </w:r>
+      <w:r>
+        <w:rPr>
+          <w:rFonts w:hint="cs"/>
+          <w:rtl/>
+          <w:lang w:bidi="ar-SA"/>
+        </w:rPr>
+        <w:t>يستلم</w:t>
+      </w:r>
+      <w:r>
+        <w:rPr>
+          <w:rFonts w:hint="cs"/>
+          <w:rtl/>
+          <w:lang w:bidi="ar-SA"/>
+        </w:rPr>
+        <w:t xml:space="preserve"> الأمر بيده. ولهذا استُعرضت لنا بالتسلسل، مصائر إسرائيل والإرشادات الموجهة للبقية كما وتدخل حضور الله القدير لإدخال ملء البركة في شخص المسيا.</w:t>
+      </w:r>
+    </w:p>
+    <w:p>
+      <w:pPr>
+        <w:rPr>
+          <w:rtl/>
+          <w:lang w:bidi="ar-SA"/>
+        </w:rPr>
+      </w:pPr>
+      <w:r>
+        <w:rPr>
+          <w:rFonts w:hint="cs"/>
+          <w:rtl/>
+          <w:lang w:bidi="ar-SA"/>
+        </w:rPr>
+        <w:t xml:space="preserve">في الإصحاح 7 الذي يتكلم عن مسؤولية بيت داود، فيه وعد بعمانوئيل كعلامة، غير أن نجاح الأشوري هو نجاح كامل، فلا شيء يوقفه. ولكن حال دخول عمانوئيل في المشهد، تغيّر كل شيء: فالأرض ملكه. فلأن مياه شيلوه احتُقرت فإن الأشوري </w:t>
+      </w:r>
+      <w:r>
+        <w:rPr>
+          <w:rFonts w:hint="cs"/>
+          <w:rtl/>
+          <w:lang w:bidi="ar-SA"/>
+        </w:rPr>
+        <w:t>س</w:t>
+      </w:r>
+      <w:r>
+        <w:rPr>
+          <w:rFonts w:hint="cs"/>
+          <w:rtl/>
+          <w:lang w:bidi="ar-SA"/>
+        </w:rPr>
+        <w:t xml:space="preserve">يصل إلى الرقبة </w:t>
+      </w:r>
+      <w:r>
+        <w:rPr>
+          <w:rFonts w:hint="cs"/>
+          <w:rtl/>
+          <w:lang w:bidi="ar-SA"/>
+        </w:rPr>
+        <w:t xml:space="preserve">كنهر جارف، لكن عمانوئيل يتكفل بكل شيء. هكذا تتقدم خطوات روح النبوة نحو أحداث الأيام الأخيرة، والتي سنحريب كان مجرد رمز لها. إنه يرينا كيف أن كل معاهدات الأمم ونصائحها ستُبطَل لأجل عمانوئيل (الله معنا). إنه نجاة إسرائيل الكامل في الأيام الأخيرة (إصحاح 8: 5 </w:t>
+      </w:r>
+      <w:r>
+        <w:rPr>
+          <w:rtl/>
+          <w:lang w:bidi="ar-SA"/>
+        </w:rPr>
+        <w:t>–</w:t>
+      </w:r>
+      <w:r>
+        <w:rPr>
+          <w:rFonts w:hint="cs"/>
+          <w:rtl/>
+          <w:lang w:bidi="ar-SA"/>
+        </w:rPr>
+        <w:t xml:space="preserve"> 10). فكيف على البقية أن تتصرف إذًا (إصحاح 8، 11 إلخ)؟ هي ليس لها أن تجزع مما سيُخيف الشعب، ولا أن تشارك بمعاهداته، وإنما عليها أن تقدس الرب يهوه وأن تفسح له مكانًا في قلبها يستحقه؛ والرب يهوه سيكون قدسًا لها بوم الضيق.</w:t>
+      </w:r>
+    </w:p>
+    <w:p>
+      <w:pPr>
+        <w:rPr>
+          <w:rtl/>
+          <w:lang w:bidi="ar-SA"/>
+        </w:rPr>
+      </w:pPr>
+      <w:r>
+        <w:rPr>
+          <w:rFonts w:hint="cs"/>
+          <w:rtl/>
+          <w:lang w:bidi="ar-SA"/>
+        </w:rPr>
+        <w:t>لكن مَن هو عمانوئيل هذا، الذي هو رب الجنود؟ إننا نعلم ذلك جيدًا. لهذا يرد هنا سرد كل تاريخ رفض المسيح ومكانة البقية والأمة الناجمة عن ذلك كما وتد</w:t>
+      </w:r>
+      <w:r>
+        <w:rPr>
+          <w:rFonts w:hint="cs"/>
+          <w:rtl/>
+          <w:lang w:bidi="ar-SA"/>
+        </w:rPr>
+        <w:t>َ</w:t>
+      </w:r>
+      <w:r>
+        <w:rPr>
+          <w:rFonts w:hint="cs"/>
+          <w:rtl/>
+          <w:lang w:bidi="ar-SA"/>
+        </w:rPr>
+        <w:t>خ</w:t>
+      </w:r>
+      <w:r>
+        <w:rPr>
+          <w:rFonts w:hint="cs"/>
+          <w:rtl/>
+          <w:lang w:bidi="ar-SA"/>
+        </w:rPr>
+        <w:t>ُ</w:t>
+      </w:r>
+      <w:r>
+        <w:rPr>
+          <w:rFonts w:hint="cs"/>
+          <w:rtl/>
+          <w:lang w:bidi="ar-SA"/>
+        </w:rPr>
+        <w:t>ّ</w:t>
+      </w:r>
+      <w:r>
+        <w:rPr>
+          <w:rFonts w:hint="cs"/>
+          <w:rtl/>
+          <w:lang w:bidi="ar-SA"/>
+        </w:rPr>
+        <w:t>ل الله الأخير في سلطانه. إن هذا المقطع واضح لدرجة أنه غني عن التعريف</w:t>
+      </w:r>
+      <w:r>
+        <w:rPr>
+          <w:rFonts w:hint="cs"/>
+          <w:rtl/>
+          <w:lang w:bidi="ar-SA"/>
+        </w:rPr>
+        <w:t>. كل ما أريده هو بأن أضع أمام عيوننا نقاطه الرئيسية. المسيح سيكون شخصيًا حجر عثرة</w:t>
+      </w:r>
+      <w:r>
+        <w:rPr>
+          <w:rStyle w:val="FootnoteReference"/>
+          <w:rtl/>
+          <w:lang w:bidi="ar-SA"/>
+        </w:rPr>
+        <w:footnoteReference w:id="3"/>
+      </w:r>
+      <w:r>
+        <w:rPr>
+          <w:rFonts w:hint="cs"/>
+          <w:rtl/>
+          <w:lang w:bidi="ar-SA"/>
+        </w:rPr>
+        <w:t xml:space="preserve">؛ وبالتالي ستؤتمن شهادة الله لقلوب وأيدي تلاميذه فقط، البقية التي </w:t>
+      </w:r>
+      <w:r>
+        <w:rPr>
+          <w:rFonts w:hint="cs"/>
+          <w:rtl/>
+          <w:lang w:bidi="ar-SA"/>
+        </w:rPr>
+        <w:t>ا</w:t>
+      </w:r>
+      <w:r>
+        <w:rPr>
+          <w:rFonts w:hint="cs"/>
+          <w:rtl/>
+          <w:lang w:bidi="ar-SA"/>
+        </w:rPr>
+        <w:t xml:space="preserve">ختارها الله. هو </w:t>
+      </w:r>
+      <w:r>
+        <w:rPr>
+          <w:rFonts w:hint="cs"/>
+          <w:rtl/>
+          <w:lang w:bidi="ar-SA"/>
+        </w:rPr>
+        <w:t>"</w:t>
+      </w:r>
+      <w:r>
+        <w:rPr>
+          <w:rtl/>
+          <w:lang w:bidi="ar-SA"/>
+        </w:rPr>
+        <w:t>سَاتِرِ وَجْهَهُ عَنْ بَيْتِ يَعْقُوبَ</w:t>
+      </w:r>
+      <w:r>
+        <w:rPr>
+          <w:rFonts w:hint="cs"/>
+          <w:rtl/>
+          <w:lang w:bidi="ar-SA"/>
+        </w:rPr>
+        <w:t>"</w:t>
+      </w:r>
+      <w:r>
+        <w:rPr>
+          <w:rFonts w:hint="cs"/>
+          <w:rtl/>
+          <w:lang w:bidi="ar-SA"/>
+        </w:rPr>
+        <w:t>؛ لكن بحسب روح النبوة هذه البقية تنتظره وتطلبه. وفي هذه الأثناء فإن المسيح وأولاده، الذين منحه إياهم يهوه الرب، هم آيات وعجائب لكل من بي</w:t>
+      </w:r>
+      <w:r>
+        <w:rPr>
+          <w:rFonts w:hint="cs"/>
+          <w:rtl/>
+          <w:lang w:bidi="ar-SA"/>
+        </w:rPr>
+        <w:t>ْ</w:t>
+      </w:r>
+      <w:r>
+        <w:rPr>
+          <w:rFonts w:hint="cs"/>
+          <w:rtl/>
+          <w:lang w:bidi="ar-SA"/>
+        </w:rPr>
+        <w:t>ت</w:t>
+      </w:r>
+      <w:r>
+        <w:rPr>
+          <w:rFonts w:hint="cs"/>
+          <w:rtl/>
+          <w:lang w:bidi="ar-SA"/>
+        </w:rPr>
+        <w:t>َ</w:t>
+      </w:r>
+      <w:r>
+        <w:rPr>
+          <w:rFonts w:hint="cs"/>
+          <w:rtl/>
+          <w:lang w:bidi="ar-SA"/>
+        </w:rPr>
+        <w:t xml:space="preserve">ي إسرائيل (قارن 18؛ رومية 9: 1 </w:t>
+      </w:r>
+      <w:r>
+        <w:rPr>
+          <w:rtl/>
+          <w:lang w:bidi="ar-SA"/>
+        </w:rPr>
+        <w:t>–</w:t>
+      </w:r>
+      <w:r>
+        <w:rPr>
+          <w:rFonts w:hint="cs"/>
+          <w:rtl/>
+          <w:lang w:bidi="ar-SA"/>
+        </w:rPr>
+        <w:t xml:space="preserve"> 9). فتلك (الأمة) التي سترفض الحجر مُسلّمة للخراب في ثورة وضيق في أرض عمانوئيل. إلا أن</w:t>
+      </w:r>
+      <w:r>
+        <w:rPr>
+          <w:rFonts w:hint="cs"/>
+          <w:rtl/>
+          <w:lang w:bidi="ar-SA"/>
+        </w:rPr>
+        <w:t>ه أليس</w:t>
+      </w:r>
+      <w:r>
+        <w:rPr>
+          <w:rFonts w:hint="cs"/>
+          <w:rtl/>
+          <w:lang w:bidi="ar-SA"/>
+        </w:rPr>
+        <w:t xml:space="preserve"> هذا الضيق هو مثل دمار الأشوري، لأن المسيا سيظهر</w:t>
+      </w:r>
+      <w:r>
+        <w:rPr>
+          <w:rFonts w:hint="cs"/>
+          <w:rtl/>
+          <w:lang w:bidi="ar-SA"/>
+        </w:rPr>
+        <w:t xml:space="preserve"> وسيستلم قضية شعبه في يده، وفق مشورات الله. فهنا، وكما هو دائمًا، ينتقل روح النبوة من ظهور المسيا، كالنور، على الفور إلى نتائج النجاة الذي سيحققه في الأيام الأخيرة (انظر إصحاح 9: 2، 3). لأن الكنيسة (التي تاريخها هو ما بين مجيء المسيا الأول والثاني) كانت سرًا مكتومًا في الله ولهذا لم تكن من مواضيع النبوة أو الوعد. فمن بعد انكسار نير الأشوري، انتشر كل نور لمعان مجد شخص المسيا الإلهي في بركة </w:t>
+      </w:r>
+      <w:r>
+        <w:rPr>
+          <w:rFonts w:hint="cs"/>
+          <w:rtl/>
+          <w:lang w:bidi="ar-SA"/>
+        </w:rPr>
+        <w:t>شعبه</w:t>
+      </w:r>
+      <w:r>
+        <w:rPr>
+          <w:rFonts w:hint="cs"/>
+          <w:rtl/>
+          <w:lang w:bidi="ar-SA"/>
+        </w:rPr>
+        <w:t>.</w:t>
+      </w:r>
+    </w:p>
+    <w:p>
+      <w:pPr>
+        <w:rPr>
+          <w:lang w:bidi="ar-SA"/>
+        </w:rPr>
+        <w:sectPr>
+          <w:pgSz w:w="12240" w:h="15840"/>
+          <w:pgMar w:top="1440" w:right="1800" w:bottom="1440" w:left="1800" w:header="720" w:footer="720" w:gutter="0"/>
+          <w:cols w:space="720"/>
+          <w:docGrid w:linePitch="360"/>
+        </w:sectPr>
+      </w:pPr>
+      <w:r>
+        <w:rPr>
+          <w:rFonts w:hint="cs"/>
+          <w:rtl/>
+          <w:lang w:bidi="ar-SA"/>
+        </w:rPr>
+        <w:t>هات</w:t>
+      </w:r>
+      <w:r>
+        <w:rPr>
+          <w:rFonts w:hint="cs"/>
+          <w:rtl/>
+          <w:lang w:bidi="ar-SA"/>
+        </w:rPr>
+        <w:t>ا</w:t>
+      </w:r>
+      <w:r>
+        <w:rPr>
+          <w:rFonts w:hint="cs"/>
+          <w:rtl/>
+          <w:lang w:bidi="ar-SA"/>
+        </w:rPr>
+        <w:t>ن الشخصيتان، المسيا والأشوري يشكلان القاعدة الأساسية لكل النبوة التي تتكلم عن إسرائيل، بينما هذا الشعب يُنظَر إليه كموضوع طرق الله ومعاملاته المعترف به. ولننتبه أيضًا بأن الأشوري هنا يظهر مرتين. المرة الأولى (إصحاح 7) هو آنية الرب يهوه لتأديب إسرائيل، وهو يتصرف كليًا بحسب إرادته، دون أن يوقفه أي شيء. المرة الثاني (إصحاح 8) يظهر بارتباطه بتدفق الأمم معًا ويغطي كل البلاد، إلا أن الأمم المجتمعة ضد إسرائيل ستتفرق عن بعضها، وخطتها ستُبطَل. إن توقع تدخّل الرب يهوه (دون المشاركة بخوف العالم في الأيام الأخيرة، كيف أن العالم سيبحث عن قوته بالارتباط بآخرين، وإنما على العكس سيكون هنالك انتظار كامل للرب يهوه فقط) يحتوي كمبدأ عام على تعليم هام للزمن الحاضر.</w:t>
+      </w:r>
+    </w:p>
+    <w:p>
+      <w:pPr>
+        <w:rPr>
+          <w:rtl/>
+          <w:lang w:bidi="ar-SA"/>
+        </w:rPr>
+      </w:pPr>
+      <w:hyperlink r:id="rId11" w:history="1">
+        <w:r>
+          <w:rPr>
+            <w:rStyle w:val="Hyperlink"/>
+            <w:rFonts w:hint="cs"/>
+            <w:rtl/>
+            <w:lang w:bidi="ar-SA"/>
+          </w:rPr>
+          <w:t>إصحاح 9: 8 – 12: 6</w:t>
+        </w:r>
+      </w:hyperlink>
+    </w:p>
+    <w:p>
+      <w:pPr>
+        <w:rPr>
+          <w:rtl/>
+          <w:lang w:bidi="ar-SA"/>
+        </w:rPr>
+      </w:pPr>
+      <w:r>
+        <w:rPr>
+          <w:rFonts w:hint="cs"/>
+          <w:rtl/>
+          <w:lang w:bidi="ar-SA"/>
+        </w:rPr>
+        <w:t>من بعد تناول الروح الحقائق الأساسية المتعلقة بالمسيا، عمانوئيل، عاد وتناول من جديد في العدد 8 من إصحاح 9 سيرة إسرائيل العامة، دون أن يذكر المسيا بصورة خاصة (ما عدا عن</w:t>
+      </w:r>
+      <w:r>
+        <w:rPr>
+          <w:rFonts w:hint="cs"/>
+          <w:rtl/>
+          <w:lang w:bidi="ar-SA"/>
+        </w:rPr>
+        <w:t>د</w:t>
+      </w:r>
+      <w:r>
+        <w:rPr>
+          <w:rFonts w:hint="cs"/>
+          <w:rtl/>
+          <w:lang w:bidi="ar-SA"/>
+        </w:rPr>
+        <w:t xml:space="preserve"> نهاية النبوة). هذا الجزء من النبوة ينتهي بالإصحاح 12. فمع أنه يتم ذِكر كبرياء إفرايم، إلا أن النظر هو إلى يعقوب أو إسرائيل ككل. فمختلف فترات التأديب والضيقة نجدها في الأعداد 8 </w:t>
+      </w:r>
+      <w:r>
+        <w:rPr>
+          <w:rtl/>
+          <w:lang w:bidi="ar-SA"/>
+        </w:rPr>
+        <w:t>–</w:t>
+      </w:r>
+      <w:r>
+        <w:rPr>
+          <w:rFonts w:hint="cs"/>
+          <w:rtl/>
+          <w:lang w:bidi="ar-SA"/>
+        </w:rPr>
+        <w:t xml:space="preserve"> 12، 13 </w:t>
+      </w:r>
+      <w:r>
+        <w:rPr>
+          <w:rtl/>
+          <w:lang w:bidi="ar-SA"/>
+        </w:rPr>
+        <w:t>–</w:t>
+      </w:r>
+      <w:r>
+        <w:rPr>
+          <w:rFonts w:hint="cs"/>
+          <w:rtl/>
+          <w:lang w:bidi="ar-SA"/>
+        </w:rPr>
+        <w:t xml:space="preserve"> 17، 18 </w:t>
+      </w:r>
+      <w:r>
+        <w:rPr>
+          <w:rtl/>
+          <w:lang w:bidi="ar-SA"/>
+        </w:rPr>
+        <w:t>–</w:t>
+      </w:r>
+      <w:r>
+        <w:rPr>
+          <w:rFonts w:hint="cs"/>
+          <w:rtl/>
+          <w:lang w:bidi="ar-SA"/>
+        </w:rPr>
+        <w:t xml:space="preserve"> 21 وإصحاح 10: 1 </w:t>
+      </w:r>
+      <w:r>
+        <w:rPr>
+          <w:rtl/>
+          <w:lang w:bidi="ar-SA"/>
+        </w:rPr>
+        <w:t>–</w:t>
+      </w:r>
+      <w:r>
+        <w:rPr>
+          <w:rFonts w:hint="cs"/>
+          <w:rtl/>
+          <w:lang w:bidi="ar-SA"/>
+        </w:rPr>
+        <w:t xml:space="preserve"> 4. عندها يظهر الأشوري من جديد كقضيب تأديب الرب يهوه، ويُخبَر بأنه حال أن</w:t>
+      </w:r>
+      <w:r>
+        <w:rPr>
+          <w:rFonts w:hint="cs"/>
+          <w:rtl/>
+          <w:lang w:bidi="ar-SA"/>
+        </w:rPr>
+        <w:t xml:space="preserve"> أكمل</w:t>
+      </w:r>
+      <w:r>
+        <w:rPr>
+          <w:rFonts w:hint="cs"/>
+          <w:rtl/>
+          <w:lang w:bidi="ar-SA"/>
+        </w:rPr>
+        <w:t xml:space="preserve"> الله كل ما قرره بالنظر إلى صهيون (وهو حدث لا يُعلَن عنه في هذا الموضع)، فسيحطم قضيب التأديب الذي استخدمه، وعندها ستطلب البقية يهوه و"ستستند عليه". هذا هو المشهد الختامي في الدراما العظيمة، التي تشمل معاملات الله مع إسرائيل. فهنالك تتميم لدينونة بقرار الله على البلاد (عدد 23). ولكن متى ما رفع الأشوري يده أخيرًا، يظهر الرب يهوه في المشهد</w:t>
+      </w:r>
+      <w:r>
+        <w:rPr>
+          <w:rFonts w:hint="cs"/>
+          <w:rtl/>
+          <w:lang w:bidi="ar-SA"/>
+        </w:rPr>
+        <w:t xml:space="preserve"> ويطرحه أرضًا. عندها سيكتمل أخيرًا غيظ الرب يهوه وغضبه على إسرائيل، اللذان إلى ذلك الحين لم يبرحا أبدًا، في إبادة قضيب التأديب ذاك، الذي تفاخر على الرب الذي كان قد استخدمه. العدد 25 هو على نقيض إصحاح 9: 12، 17، 21 و 10: 4. فالأحداث بقيادة سنحاريب كانت مثالاً على ذلك؛ إلا أن النبوة تشير إلى إبادة الأشوري في الأيام الأخيرة، متى توقف الغيظ على إسرائيل. وبالتالي نجد في الإصحاحين 11 و 12 المسيا وحُكمه، مصدر بركة المُلك الألفي لشعب الله. الأعداد الأولى من إصحاح 11 توحي بطابع المسيا؛ ومن ثم تليها مؤثرات حُكمه.</w:t>
+      </w:r>
+    </w:p>
+    <w:p>
+      <w:pPr>
+        <w:rPr>
+          <w:rtl/>
+          <w:lang w:bidi="ar-SA"/>
+        </w:rPr>
+        <w:sectPr>
+          <w:pgSz w:w="12240" w:h="15840"/>
+          <w:pgMar w:top="1440" w:right="1800" w:bottom="1440" w:left="1800" w:header="720" w:footer="720" w:gutter="0"/>
+          <w:cols w:space="720"/>
+          <w:docGrid w:linePitch="360"/>
+        </w:sectPr>
+      </w:pPr>
+      <w:r>
+        <w:rPr>
+          <w:rFonts w:hint="cs"/>
+          <w:rtl/>
+          <w:lang w:bidi="ar-SA"/>
+        </w:rPr>
+        <w:t xml:space="preserve">بإصحاح 12 ينتهي قسم واحد من كل السفر. والقسم التالي الذي يبدأ بالإصحاح 13 يستمر إلى نهاية إصحاح 27.، </w:t>
+      </w:r>
+      <w:r>
+        <w:rPr>
+          <w:rFonts w:hint="cs"/>
+          <w:rtl/>
+          <w:lang w:bidi="ar-SA"/>
+        </w:rPr>
+        <w:t xml:space="preserve">والذي هو كذلك يصف حالات المُلك الألفي، كما وأيضًا دائرة أوسع، إذ أن العالم الذي يتكلم عنه في هذه الإصحاحات يُذكر أيضًا معها بينما الإصحاحات 5 </w:t>
+      </w:r>
+      <w:r>
+        <w:rPr>
+          <w:rtl/>
+          <w:lang w:bidi="ar-SA"/>
+        </w:rPr>
+        <w:t>–</w:t>
+      </w:r>
+      <w:r>
+        <w:rPr>
+          <w:rFonts w:hint="cs"/>
+          <w:rtl/>
+          <w:lang w:bidi="ar-SA"/>
+        </w:rPr>
+        <w:t xml:space="preserve"> 12 مرتبطة ارتباط خاص بإسرائيل.</w:t>
+      </w:r>
+    </w:p>
+    <w:p>
+      <w:pPr>
+        <w:rPr>
+          <w:rtl/>
+          <w:lang w:bidi="ar-SA"/>
+        </w:rPr>
+      </w:pPr>
+      <w:hyperlink r:id="rId12" w:history="1">
+        <w:r>
+          <w:rPr>
+            <w:rStyle w:val="Hyperlink"/>
+            <w:rFonts w:hint="cs"/>
+            <w:rtl/>
+            <w:lang w:bidi="ar-SA"/>
+          </w:rPr>
+          <w:t>إصحاح 13 - 27</w:t>
+        </w:r>
+      </w:hyperlink>
+    </w:p>
+    <w:p>
+      <w:pPr>
+        <w:rPr>
+          <w:rtl/>
+          <w:lang w:bidi="ar-SA"/>
+        </w:rPr>
+      </w:pPr>
+      <w:r>
+        <w:rPr>
+          <w:rFonts w:hint="cs"/>
+          <w:rtl/>
+          <w:lang w:bidi="ar-SA"/>
+        </w:rPr>
+        <w:t xml:space="preserve">الإصحاحات التي سنتأملها الآن تربط في ذلك الوقت أحداث قريبة حدوثها بنهاية الدهر؛ ولا بد وأن يعتبر المرء هذا الأمر في الحسبان لكيما يفهمها. فالسبب في ذلك هو بسيط. فالأمم يتم النظر إليها بارتباطها بإسرائيل؛ غير أن الفترة فيما يتعلق بإسرائيل التي بين السبي البابلي والأيام الأخيرة لا تُحسَب هنا. إننا قد تكلمنا عن دخول المسيا في المشهد كحجر عثرة، المذكور بالارتباط بفترة الـ70 أسبوع دانيال المتميزة. وإصحاح 9: 24 </w:t>
+      </w:r>
+      <w:r>
+        <w:rPr>
+          <w:rtl/>
+          <w:lang w:bidi="ar-SA"/>
+        </w:rPr>
+        <w:t>–</w:t>
+      </w:r>
+      <w:r>
+        <w:rPr>
+          <w:rFonts w:hint="cs"/>
+          <w:rtl/>
+          <w:lang w:bidi="ar-SA"/>
+        </w:rPr>
+        <w:t xml:space="preserve"> 27 من نبي "أزمنة الأمم" هذا يُري بصورة أوضح بأن الفترة القادمة إلى النهاية لا تدخل في الاعتبار. فهي سبعون أسبوع التي تُحسب إلى تجديد إسرائيل بالكامل</w:t>
+      </w:r>
+      <w:r>
+        <w:rPr>
+          <w:rFonts w:hint="cs"/>
+          <w:rtl/>
+          <w:lang w:bidi="ar-SA"/>
+        </w:rPr>
+        <w:t>؛ وأما الفترة الضخمة المتوسطة، والتي قد امتدت إلى أكثر من 1800 عام، بقيت دون حساب أو اعتبار. ففي نظر النبي تمثّل بابل أسمى عرش في العالم، على نقيض عرش الله في أورشليم</w:t>
+      </w:r>
+      <w:r>
+        <w:rPr>
+          <w:rStyle w:val="FootnoteReference"/>
+          <w:rtl/>
+          <w:lang w:bidi="ar-SA"/>
+        </w:rPr>
+        <w:footnoteReference w:id="4"/>
+      </w:r>
+      <w:r>
+        <w:rPr>
+          <w:rFonts w:hint="cs"/>
+          <w:rtl/>
+          <w:lang w:bidi="ar-SA"/>
+        </w:rPr>
+        <w:t xml:space="preserve">. بابل سيطيح الله بها وسيعود ويبارك إسرائيل من جديد. وهذا سيكون قضاء الدهر الحاضر، العالم. هذا القضاء يُعرض هنا في دمار بابل الذي كان قريبًا حدوثه آنذاك. إلا أنه لن يتحقق بالكامل إلى أن تنقضي أزمنة الأمم ويتم نجدة إسرائيل. إن طابع ملك بابل هنا يوصف بكلمات جديرة بالملاحظة (إصحاح 14: 12 </w:t>
+      </w:r>
+      <w:r>
+        <w:rPr>
+          <w:rtl/>
+          <w:lang w:bidi="ar-SA"/>
+        </w:rPr>
+        <w:t>–</w:t>
+      </w:r>
+      <w:r>
+        <w:rPr>
+          <w:rFonts w:hint="cs"/>
+          <w:rtl/>
+          <w:lang w:bidi="ar-SA"/>
+        </w:rPr>
+        <w:t xml:space="preserve"> 14). إنه روح بابل بشكل عام، لكن وبالأخص في نائبها الأخير في زمن النهاية، التي تُشير إليها هذه النبوة في تحققها بالكامل. وهذا الطابع كان قد ظهر في نبوخذنصر، </w:t>
+      </w:r>
+      <w:r>
+        <w:rPr>
+          <w:rFonts w:hint="cs"/>
+          <w:rtl/>
+          <w:lang w:bidi="ar-SA"/>
+        </w:rPr>
+        <w:t>نعم وما قبل ذلك بكثير فيمن بنوا برج بابل. من بعد دينونة بابل سيتم عندها إبادة الأشوري في الأرض</w:t>
+      </w:r>
+      <w:r>
+        <w:rPr>
+          <w:rStyle w:val="FootnoteReference"/>
+          <w:rtl/>
+          <w:lang w:bidi="ar-SA"/>
+        </w:rPr>
+        <w:footnoteReference w:id="5"/>
+      </w:r>
+      <w:r>
+        <w:rPr>
+          <w:rFonts w:hint="cs"/>
+          <w:rtl/>
+          <w:lang w:bidi="ar-SA"/>
+        </w:rPr>
+        <w:t>؛ومع أن قضيب بيت داود قد انكسر، إلا أن فلسطين ستُدان وستُخضًع؛ وسيؤسس الرب يهوه صهيونَ، ومساكين شعبه سيعتمدون عليه. فدمار بابل هذا ومن ثم الأشوري، والذي ما ذُكر عنه ضروري حتى نفهم كل تتابع الأحداث، تشكل إلى حد ما مشهدًا منفردًا يُظهره الإصحاحان 13 و 14 بشكل كامل.</w:t>
+      </w:r>
+    </w:p>
+    <w:p>
+      <w:pPr>
+        <w:rPr>
+          <w:rtl/>
+          <w:lang w:bidi="ar-SA"/>
+        </w:rPr>
+      </w:pPr>
+      <w:r>
+        <w:rPr>
+          <w:rFonts w:hint="cs"/>
+          <w:rtl/>
+          <w:lang w:bidi="ar-SA"/>
+        </w:rPr>
+        <w:t>وفي منطقة إسرائيل أو فيما هو متعلق بهذا الشعب، ستبقى بعض الأمم التي سيديرها الله حتى يسمح لإسرائيل بأن تتمتع بملء البركة وباكتمال المواعيد. بابل، وهي نظام مخيف، التي ستحتل عرش داود</w:t>
+      </w:r>
+      <w:r>
+        <w:rPr>
+          <w:rFonts w:hint="cs"/>
+          <w:rtl/>
+          <w:lang w:bidi="ar-SA"/>
+        </w:rPr>
+        <w:t xml:space="preserve">، يُنظَر إليها بكامل صورتها. الأمم، الذين ذُكرت دينونتهم هنا، يظهرون أمامنا كما سيعودون ثانية في الأيام الأخيرة، عندما سيتولى الله عرشه في القضاء، حتى يعود ويُقيم شعبه من جديد، مع أنه يلمّح هنا أيضًا إلى الأحداث التي كانت على مقربة من وقوعها. وهكذا حتل نبوخذنصّر صورَ وأخضع مصرَ؛ فالأشوري دمّر دمشق وسبى إفرايم. وهذه كانت أحداث رقيبة حدوثها نسبيًا؛ إلا أن كل ما ذُكر هنا اعتُبر في صورته الكاملة، عُرض كمِن ضمن الأيام الأخيرة. إننا قد لاحظنا بأن إبادة الأشوري في إصحاح 13 سيحدث بعد سقوط ملك بابل، وهكذا حدث تاريخيًا أن الأشوري أخضعته بابل، وانهيار سنحاريب كان قد تم حدوثه </w:t>
+      </w:r>
+      <w:r>
+        <w:rPr>
+          <w:rFonts w:hint="cs"/>
+          <w:rtl/>
+          <w:lang w:bidi="ar-SA"/>
+        </w:rPr>
+        <w:t>بسنوات قبل ذلك الوقت. أما النبوة فهي باستمرار تتطلع إلى كامل تحقق مشورات الله. وبشكل عام لا يُذكر إلا القليل جدًا فيما يتعلق بالآنية التي يستخدمها الله لتنفيذ أقضيته. وقد ورد كلام عنها في مكان آخر.</w:t>
+      </w:r>
+    </w:p>
+    <w:p>
+      <w:pPr>
+        <w:rPr>
+          <w:rtl/>
+          <w:lang w:bidi="ar-SA"/>
+        </w:rPr>
+      </w:pPr>
+      <w:r>
+        <w:rPr>
+          <w:rFonts w:hint="cs"/>
+          <w:rtl/>
+          <w:lang w:bidi="ar-SA"/>
+        </w:rPr>
+        <w:t xml:space="preserve">في الإصحاح 15 و 16 يُقاضى يوآب؛ فالنبي أخبره بأن عرش داود ستتم إقامته وسيُطرد المخربون من الأرض. الإصحاح 17 يرينا غزو جيوش من الشمال؛ الأمم المتحدة. دمشق ستتحول إلى خراب. إسرائيل ستكون </w:t>
+      </w:r>
+      <w:r>
+        <w:rPr>
+          <w:rtl/>
+          <w:lang w:bidi="ar-SA"/>
+        </w:rPr>
+        <w:t xml:space="preserve">مثل </w:t>
+      </w:r>
+      <w:r>
+        <w:rPr>
+          <w:rFonts w:hint="cs"/>
+          <w:rtl/>
+          <w:lang w:bidi="ar-SA"/>
+        </w:rPr>
+        <w:t>الخصاصة</w:t>
+      </w:r>
+      <w:r>
+        <w:rPr>
+          <w:rtl/>
+          <w:lang w:bidi="ar-SA"/>
+        </w:rPr>
+        <w:t xml:space="preserve"> المتبقي</w:t>
+      </w:r>
+      <w:r>
+        <w:rPr>
+          <w:rFonts w:hint="cs"/>
+          <w:rtl/>
+          <w:lang w:bidi="ar-SA"/>
+        </w:rPr>
+        <w:t>ة</w:t>
+      </w:r>
+      <w:r>
+        <w:rPr>
+          <w:rtl/>
+          <w:lang w:bidi="ar-SA"/>
+        </w:rPr>
+        <w:t xml:space="preserve"> في قمة شجرة</w:t>
+      </w:r>
+      <w:r>
+        <w:rPr>
+          <w:rFonts w:hint="cs"/>
+          <w:rtl/>
+          <w:lang w:bidi="ar-SA"/>
+        </w:rPr>
+        <w:t>؛ إلى أن النظر سيكون إلى الذي عمل هذا، والأمم المجتمعة ستنهار أمام انكشاف سلطان الله. فذِكر</w:t>
+      </w:r>
+      <w:r>
+        <w:rPr>
+          <w:rFonts w:hint="cs"/>
+          <w:rtl/>
+          <w:lang w:bidi="ar-SA"/>
+        </w:rPr>
+        <w:t xml:space="preserve"> هذا الخراب الأخير في أرض إسرائيل يقدّم فرصة لنبوة قصيرة، وإنما واضحة جدًا عن حالة الشعب في الأيام الأخيرة، والموجودة في إصحاح 18. وسيتجدد الشعب بواسطة أمة قوية خارج حدود سكنى جيران إسرائيل؛ إلا أن الرب يهوه لن يكون قد ظهر في علاقته بإسرائيل، على الرغم من أن يده هي التي تدير كل الأمور. </w:t>
+      </w:r>
+      <w:r>
+        <w:rPr>
+          <w:rFonts w:hint="cs"/>
+          <w:rtl/>
+          <w:lang w:bidi="ar-SA"/>
+        </w:rPr>
+        <w:t>فعند ابتداء ازدهار إسرائيل في أرضها كالعنب الناضج، ستُترك غنيمة للأمم. ومع ذلك فستُقدم في تلك الفترة كهدية لرب الجنود، وأيضًا الشعب بنفسه سيقدّم هدية.</w:t>
+      </w:r>
+    </w:p>
+    <w:p>
+      <w:pPr>
+        <w:rPr>
+          <w:rtl/>
+          <w:lang w:bidi="ar-SA"/>
+        </w:rPr>
+      </w:pPr>
+      <w:r>
+        <w:rPr>
+          <w:rFonts w:hint="cs"/>
+          <w:rtl/>
+          <w:lang w:bidi="ar-SA"/>
+        </w:rPr>
+        <w:t xml:space="preserve">بشكل عام نحن نجد في الإصحاحات 13 </w:t>
+      </w:r>
+      <w:r>
+        <w:rPr>
+          <w:rtl/>
+          <w:lang w:bidi="ar-SA"/>
+        </w:rPr>
+        <w:t>–</w:t>
+      </w:r>
+      <w:r>
+        <w:rPr>
+          <w:rFonts w:hint="cs"/>
+          <w:rtl/>
+          <w:lang w:bidi="ar-SA"/>
+        </w:rPr>
+        <w:t xml:space="preserve"> 17، بأنه سيحدث خلاص. فعصا الأشرار سيتحطم (إصحاح 14: 5). عرش داود سيُقام </w:t>
+      </w:r>
+      <w:r>
+        <w:rPr>
+          <w:rFonts w:hint="cs"/>
+          <w:rtl/>
+          <w:lang w:bidi="ar-SA"/>
+        </w:rPr>
+        <w:t>بالرحمة</w:t>
+      </w:r>
+      <w:r>
+        <w:rPr>
+          <w:rFonts w:hint="cs"/>
+          <w:rtl/>
+          <w:lang w:bidi="ar-SA"/>
+        </w:rPr>
+        <w:t xml:space="preserve"> (</w:t>
+      </w:r>
+      <w:r>
+        <w:rPr>
+          <w:rFonts w:hint="cs"/>
+          <w:rtl/>
+          <w:lang w:bidi="ar-SA"/>
+        </w:rPr>
+        <w:t xml:space="preserve">16: 5). وسيُباد الأشوري، وستُخضَع فلسطين، وسيؤسس الرب يهوه صهيون، وستتحول دمشق إلى خِرَب. إن هذه الأحداث الأخرى ستُدخل أهوال الأيام الأخيرة؛ إلا أنه ستنتهي جماعة الأمم، كما تم ذكره، بهلاكها (انظر ميخا 4: 11 </w:t>
+      </w:r>
+      <w:r>
+        <w:rPr>
+          <w:rtl/>
+          <w:lang w:bidi="ar-SA"/>
+        </w:rPr>
+        <w:t>–</w:t>
+      </w:r>
+      <w:r>
+        <w:rPr>
+          <w:rFonts w:hint="cs"/>
+          <w:rtl/>
+          <w:lang w:bidi="ar-SA"/>
+        </w:rPr>
+        <w:t xml:space="preserve"> 13). إصحاح 18 يعود ويتناول موضوع إصحاح 17 من جديد ويرينا حالة إسرائيل في أرضها في فترة الأيام الأخيرة: وهي </w:t>
+      </w:r>
+      <w:r>
+        <w:rPr>
+          <w:rFonts w:hint="cs"/>
+          <w:rtl/>
+          <w:lang w:bidi="ar-SA"/>
+        </w:rPr>
+        <w:t xml:space="preserve">مضطهَدة من </w:t>
+      </w:r>
+      <w:r>
+        <w:rPr>
+          <w:rFonts w:hint="cs"/>
+          <w:rtl/>
+          <w:lang w:bidi="ar-SA"/>
+        </w:rPr>
+        <w:t>أمم، إلا أنها في الأخير ستُرَد إلى الله.</w:t>
+      </w:r>
+    </w:p>
+    <w:p>
+      <w:pPr>
+        <w:rPr>
+          <w:lang w:bidi="ar-SA"/>
+        </w:rPr>
+      </w:pPr>
+      <w:r>
+        <w:rPr>
+          <w:rFonts w:hint="cs"/>
+          <w:rtl/>
+          <w:lang w:bidi="ar-SA"/>
+        </w:rPr>
+        <w:t xml:space="preserve">في ذلك اليوم (إصحاح 19 و 20) ستُسحق مصر، إلا أن الرب يهوه سيشفيها من جديد. مصر، أشور وإسرائيل سيباركهم الرب يهوه معًا. إصحاح 20 يرينا بأن أشور ستكون التي ستسبيها مصر (قارن خاتمة </w:t>
+      </w:r>
+      <w:hyperlink r:id="rId13" w:anchor=":~:text=Die%20auf%20das%2018.%20folgenden%20Kapitel%20reden%20nicht" w:history="1">
+        <w:r>
+          <w:rPr>
+            <w:rStyle w:val="Hyperlink"/>
+            <w:rFonts w:hint="cs"/>
+            <w:rtl/>
+            <w:lang w:bidi="ar-SA"/>
+          </w:rPr>
+          <w:t>دانيال</w:t>
+        </w:r>
+      </w:hyperlink>
+      <w:r>
+        <w:rPr>
+          <w:rFonts w:hint="cs"/>
+          <w:rtl/>
+          <w:lang w:bidi="ar-SA"/>
+        </w:rPr>
+        <w:t xml:space="preserve"> 11).</w:t>
       </w:r>
     </w:p>
     <w:sectPr>
       <w:footnotePr>
         <w:numRestart w:val="eachSect"/>
       </w:footnotePr>
-      <w:pgSz w:w="11906" w:h="16838"/>
-      <w:pgMar w:top="1440" w:right="1440" w:bottom="1440" w:left="1440" w:header="708" w:footer="708" w:gutter="0"/>
-      <w:cols w:space="708"/>
-      <w:bidi/>
-      <w:rtlGutter/>
+      <w:pgSz w:w="12240" w:h="15840"/>
+      <w:pgMar w:top="1440" w:right="1800" w:bottom="1440" w:left="1800" w:header="720" w:footer="720" w:gutter="0"/>
+      <w:cols w:space="720"/>
       <w:docGrid w:linePitch="360"/>
     </w:sectPr>
   </w:body>
@@ -687,7 +3415,7 @@
 </file>
 
 <file path=word/endnotes.xml><?xml version="1.0" encoding="utf-8"?>
-<w:endnotes xmlns:wpc="http://schemas.microsoft.com/office/word/2010/wordprocessingCanvas" xmlns:cx="http://schemas.microsoft.com/office/drawing/2014/chartex" xmlns:cx1="http://schemas.microsoft.com/office/drawing/2015/9/8/chartex" xmlns:cx2="http://schemas.microsoft.com/office/drawing/2015/10/21/chartex" xmlns:cx3="http://schemas.microsoft.com/office/drawing/2016/5/9/chartex" xmlns:cx4="http://schemas.microsoft.com/office/drawing/2016/5/10/chartex" xmlns:cx5="http://schemas.microsoft.com/office/drawing/2016/5/11/chartex" xmlns:cx6="http://schemas.microsoft.com/office/drawing/2016/5/12/chartex" xmlns:cx7="http://schemas.microsoft.com/office/drawing/2016/5/13/chartex" xmlns:cx8="http://schemas.microsoft.com/office/drawing/2016/5/14/chartex" xmlns:mc="http://schemas.openxmlformats.org/markup-compatibility/2006" xmlns:aink="http://schemas.microsoft.com/office/drawing/2016/ink" xmlns:am3d="http://schemas.microsoft.com/office/drawing/2017/model3d" xmlns:o="urn:schemas-microsoft-com:office:office" xmlns:oel="http://schemas.microsoft.com/office/2019/extlst" xmlns:r="http://schemas.openxmlformats.org/officeDocument/2006/relationships" xmlns:m="http://schemas.openxmlformats.org/officeDocument/2006/math" xmlns:v="urn:schemas-microsoft-com:vml" xmlns:wp14="http://schemas.microsoft.com/office/word/2010/wordprocessingDrawing" xmlns:wp="http://schemas.openxmlformats.org/drawingml/2006/wordprocessingDrawing" xmlns:w10="urn:schemas-microsoft-com:office:word" xmlns:w="http://schemas.openxmlformats.org/wordprocessingml/2006/main" xmlns:w14="http://schemas.microsoft.com/office/word/2010/wordml" xmlns:w15="http://schemas.microsoft.com/office/word/2012/wordml" xmlns:w16cex="http://schemas.microsoft.com/office/word/2018/wordml/cex" xmlns:w16cid="http://schemas.microsoft.com/office/word/2016/wordml/cid" xmlns:w16="http://schemas.microsoft.com/office/word/2018/wordml" xmlns:w16du="http://schemas.microsoft.com/office/word/2023/wordml/word16du" xmlns:w16sdtdh="http://schemas.microsoft.com/office/word/2020/wordml/sdtdatahash" xmlns:w16se="http://schemas.microsoft.com/office/word/2015/wordml/symex" xmlns:wpg="http://schemas.microsoft.com/office/word/2010/wordprocessingGroup" xmlns:wpi="http://schemas.microsoft.com/office/word/2010/wordprocessingInk" xmlns:wne="http://schemas.microsoft.com/office/word/2006/wordml" xmlns:wps="http://schemas.microsoft.com/office/word/2010/wordprocessingShape" mc:Ignorable="w14 w15 w16se w16cid w16 w16cex w16sdtdh wp14">
+<w:endnotes xmlns:wpc="http://schemas.microsoft.com/office/word/2010/wordprocessingCanvas" xmlns:cx="http://schemas.microsoft.com/office/drawing/2014/chartex" xmlns:cx1="http://schemas.microsoft.com/office/drawing/2015/9/8/chartex" xmlns:cx2="http://schemas.microsoft.com/office/drawing/2015/10/21/chartex" xmlns:cx3="http://schemas.microsoft.com/office/drawing/2016/5/9/chartex" xmlns:cx4="http://schemas.microsoft.com/office/drawing/2016/5/10/chartex" xmlns:cx5="http://schemas.microsoft.com/office/drawing/2016/5/11/chartex" xmlns:cx6="http://schemas.microsoft.com/office/drawing/2016/5/12/chartex" xmlns:cx7="http://schemas.microsoft.com/office/drawing/2016/5/13/chartex" xmlns:cx8="http://schemas.microsoft.com/office/drawing/2016/5/14/chartex" xmlns:mc="http://schemas.openxmlformats.org/markup-compatibility/2006" xmlns:aink="http://schemas.microsoft.com/office/drawing/2016/ink" xmlns:am3d="http://schemas.microsoft.com/office/drawing/2017/model3d" xmlns:o="urn:schemas-microsoft-com:office:office" xmlns:oel="http://schemas.microsoft.com/office/2019/extlst" xmlns:r="http://schemas.openxmlformats.org/officeDocument/2006/relationships" xmlns:m="http://schemas.openxmlformats.org/officeDocument/2006/math" xmlns:v="urn:schemas-microsoft-com:vml" xmlns:wp14="http://schemas.microsoft.com/office/word/2010/wordprocessingDrawing" xmlns:wp="http://schemas.openxmlformats.org/drawingml/2006/wordprocessingDrawing" xmlns:w10="urn:schemas-microsoft-com:office:word" xmlns:w="http://schemas.openxmlformats.org/wordprocessingml/2006/main" xmlns:w14="http://schemas.microsoft.com/office/word/2010/wordml" xmlns:w15="http://schemas.microsoft.com/office/word/2012/wordml" xmlns:w16cex="http://schemas.microsoft.com/office/word/2018/wordml/cex" xmlns:w16cid="http://schemas.microsoft.com/office/word/2016/wordml/cid" xmlns:w16="http://schemas.microsoft.com/office/word/2018/wordml" xmlns:w16sdtdh="http://schemas.microsoft.com/office/word/2020/wordml/sdtdatahash" xmlns:w16se="http://schemas.microsoft.com/office/word/2015/wordml/symex" xmlns:wpg="http://schemas.microsoft.com/office/word/2010/wordprocessingGroup" xmlns:wpi="http://schemas.microsoft.com/office/word/2010/wordprocessingInk" xmlns:wne="http://schemas.microsoft.com/office/word/2006/wordml" xmlns:wps="http://schemas.microsoft.com/office/word/2010/wordprocessingShape" mc:Ignorable="w14 w15 w16se w16cid w16 w16cex w16sdtdh wp14">
   <w:endnote w:type="separator" w:id="-1">
     <w:p>
       <w:pPr>
@@ -712,7 +3440,7 @@
 </file>
 
 <file path=word/footnotes.xml><?xml version="1.0" encoding="utf-8"?>
-<w:footnotes xmlns:wpc="http://schemas.microsoft.com/office/word/2010/wordprocessingCanvas" xmlns:cx="http://schemas.microsoft.com/office/drawing/2014/chartex" xmlns:cx1="http://schemas.microsoft.com/office/drawing/2015/9/8/chartex" xmlns:cx2="http://schemas.microsoft.com/office/drawing/2015/10/21/chartex" xmlns:cx3="http://schemas.microsoft.com/office/drawing/2016/5/9/chartex" xmlns:cx4="http://schemas.microsoft.com/office/drawing/2016/5/10/chartex" xmlns:cx5="http://schemas.microsoft.com/office/drawing/2016/5/11/chartex" xmlns:cx6="http://schemas.microsoft.com/office/drawing/2016/5/12/chartex" xmlns:cx7="http://schemas.microsoft.com/office/drawing/2016/5/13/chartex" xmlns:cx8="http://schemas.microsoft.com/office/drawing/2016/5/14/chartex" xmlns:mc="http://schemas.openxmlformats.org/markup-compatibility/2006" xmlns:aink="http://schemas.microsoft.com/office/drawing/2016/ink" xmlns:am3d="http://schemas.microsoft.com/office/drawing/2017/model3d" xmlns:o="urn:schemas-microsoft-com:office:office" xmlns:oel="http://schemas.microsoft.com/office/2019/extlst" xmlns:r="http://schemas.openxmlformats.org/officeDocument/2006/relationships" xmlns:m="http://schemas.openxmlformats.org/officeDocument/2006/math" xmlns:v="urn:schemas-microsoft-com:vml" xmlns:wp14="http://schemas.microsoft.com/office/word/2010/wordprocessingDrawing" xmlns:wp="http://schemas.openxmlformats.org/drawingml/2006/wordprocessingDrawing" xmlns:w10="urn:schemas-microsoft-com:office:word" xmlns:w="http://schemas.openxmlformats.org/wordprocessingml/2006/main" xmlns:w14="http://schemas.microsoft.com/office/word/2010/wordml" xmlns:w15="http://schemas.microsoft.com/office/word/2012/wordml" xmlns:w16cex="http://schemas.microsoft.com/office/word/2018/wordml/cex" xmlns:w16cid="http://schemas.microsoft.com/office/word/2016/wordml/cid" xmlns:w16="http://schemas.microsoft.com/office/word/2018/wordml" xmlns:w16du="http://schemas.microsoft.com/office/word/2023/wordml/word16du" xmlns:w16sdtdh="http://schemas.microsoft.com/office/word/2020/wordml/sdtdatahash" xmlns:w16se="http://schemas.microsoft.com/office/word/2015/wordml/symex" xmlns:wpg="http://schemas.microsoft.com/office/word/2010/wordprocessingGroup" xmlns:wpi="http://schemas.microsoft.com/office/word/2010/wordprocessingInk" xmlns:wne="http://schemas.microsoft.com/office/word/2006/wordml" xmlns:wps="http://schemas.microsoft.com/office/word/2010/wordprocessingShape" mc:Ignorable="w14 w15 w16se w16cid w16 w16cex w16sdtdh wp14">
+<w:footnotes xmlns:wpc="http://schemas.microsoft.com/office/word/2010/wordprocessingCanvas" xmlns:cx="http://schemas.microsoft.com/office/drawing/2014/chartex" xmlns:cx1="http://schemas.microsoft.com/office/drawing/2015/9/8/chartex" xmlns:cx2="http://schemas.microsoft.com/office/drawing/2015/10/21/chartex" xmlns:cx3="http://schemas.microsoft.com/office/drawing/2016/5/9/chartex" xmlns:cx4="http://schemas.microsoft.com/office/drawing/2016/5/10/chartex" xmlns:cx5="http://schemas.microsoft.com/office/drawing/2016/5/11/chartex" xmlns:cx6="http://schemas.microsoft.com/office/drawing/2016/5/12/chartex" xmlns:cx7="http://schemas.microsoft.com/office/drawing/2016/5/13/chartex" xmlns:cx8="http://schemas.microsoft.com/office/drawing/2016/5/14/chartex" xmlns:mc="http://schemas.openxmlformats.org/markup-compatibility/2006" xmlns:aink="http://schemas.microsoft.com/office/drawing/2016/ink" xmlns:am3d="http://schemas.microsoft.com/office/drawing/2017/model3d" xmlns:o="urn:schemas-microsoft-com:office:office" xmlns:oel="http://schemas.microsoft.com/office/2019/extlst" xmlns:r="http://schemas.openxmlformats.org/officeDocument/2006/relationships" xmlns:m="http://schemas.openxmlformats.org/officeDocument/2006/math" xmlns:v="urn:schemas-microsoft-com:vml" xmlns:wp14="http://schemas.microsoft.com/office/word/2010/wordprocessingDrawing" xmlns:wp="http://schemas.openxmlformats.org/drawingml/2006/wordprocessingDrawing" xmlns:w10="urn:schemas-microsoft-com:office:word" xmlns:w="http://schemas.openxmlformats.org/wordprocessingml/2006/main" xmlns:w14="http://schemas.microsoft.com/office/word/2010/wordml" xmlns:w15="http://schemas.microsoft.com/office/word/2012/wordml" xmlns:w16cex="http://schemas.microsoft.com/office/word/2018/wordml/cex" xmlns:w16cid="http://schemas.microsoft.com/office/word/2016/wordml/cid" xmlns:w16="http://schemas.microsoft.com/office/word/2018/wordml" xmlns:w16sdtdh="http://schemas.microsoft.com/office/word/2020/wordml/sdtdatahash" xmlns:w16se="http://schemas.microsoft.com/office/word/2015/wordml/symex" xmlns:wpg="http://schemas.microsoft.com/office/word/2010/wordprocessingGroup" xmlns:wpi="http://schemas.microsoft.com/office/word/2010/wordprocessingInk" xmlns:wne="http://schemas.microsoft.com/office/word/2006/wordml" xmlns:wps="http://schemas.microsoft.com/office/word/2010/wordprocessingShape" mc:Ignorable="w14 w15 w16se w16cid w16 w16cex w16sdtdh wp14">
   <w:footnote w:type="separator" w:id="-1">
     <w:p>
       <w:pPr>
@@ -737,48 +3465,32 @@
     <w:p>
       <w:pPr>
         <w:pStyle w:val="FootnoteText"/>
-        <w:jc w:val="both"/>
         <w:rPr>
           <w:b/>
           <w:bCs/>
           <w:sz w:val="26"/>
           <w:szCs w:val="26"/>
-          <w:rtl/>
         </w:rPr>
       </w:pPr>
       <w:r>
         <w:rPr>
           <w:rStyle w:val="FootnoteReference"/>
-        </w:rPr>
-        <w:footnoteRef/>
-      </w:r>
-      <w:r>
-        <w:rPr>
-          <w:rtl/>
-        </w:rPr>
-        <w:t xml:space="preserve"> </w:t>
-      </w:r>
-      <w:r>
-        <w:rPr>
-          <w:rFonts w:hint="cs"/>
           <w:b/>
           <w:bCs/>
           <w:sz w:val="26"/>
           <w:szCs w:val="26"/>
-          <w:rtl/>
-        </w:rPr>
-        <w:t>العلماء</w:t>
-      </w:r>
-      <w:r>
-        <w:rPr>
-          <w:rFonts w:hint="cs"/>
+        </w:rPr>
+        <w:footnoteRef/>
+      </w:r>
+      <w:r>
+        <w:rPr>
           <w:b/>
           <w:bCs/>
           <w:sz w:val="26"/>
           <w:szCs w:val="26"/>
           <w:rtl/>
         </w:rPr>
-        <w:t xml:space="preserve"> غير </w:t>
+        <w:t xml:space="preserve"> </w:t>
       </w:r>
       <w:r>
         <w:rPr>
@@ -789,18 +3501,17 @@
           <w:szCs w:val="26"/>
           <w:rtl/>
         </w:rPr>
-        <w:t>ال</w:t>
-      </w:r>
-      <w:r>
-        <w:rPr>
-          <w:rFonts w:hint="cs"/>
+        <w:t xml:space="preserve">هذه النقطة يتم تناولها بالتفصيل في إنجيل متى. الآية بحد ذاتها تُذكَر في عبرانيين 2. إن الذي يتناوله إشعياء 8: 13 </w:t>
+      </w:r>
+      <w:r>
+        <w:rPr>
           <w:b/>
           <w:bCs/>
           <w:sz w:val="26"/>
           <w:szCs w:val="26"/>
           <w:rtl/>
         </w:rPr>
-        <w:t>مؤمنين الذين يفتقرون لمعرفة الله ولذا ليس باستطاعتهم في رؤياهم أن يعلو فوق ما هو أرضي والملموس بحواسنا أرادوا أن يعر</w:t>
+        <w:t>–</w:t>
       </w:r>
       <w:r>
         <w:rPr>
@@ -811,40 +3522,40 @@
           <w:szCs w:val="26"/>
           <w:rtl/>
         </w:rPr>
-        <w:t>ّ</w:t>
-      </w:r>
-      <w:r>
-        <w:rPr>
-          <w:rFonts w:hint="cs"/>
+        <w:t xml:space="preserve"> 18، هو في الواقع سيرة الإنجيل الظاهرة في المشهد. بطرس يذكر العدد 14؛ بولس في رومية  9، حجر العثرة؛ متى يذكر إشعياء 9: 1، 2 بالارتباط بظهور المسيح في الجليل.</w:t>
+      </w:r>
+    </w:p>
+  </w:footnote>
+  <w:footnote w:id="2">
+    <w:p>
+      <w:pPr>
+        <w:pStyle w:val="FootnoteText"/>
+        <w:rPr>
           <w:b/>
           <w:bCs/>
           <w:sz w:val="26"/>
           <w:szCs w:val="26"/>
-          <w:rtl/>
-        </w:rPr>
-        <w:t>فوا صور الثور والأسد</w:t>
-      </w:r>
-      <w:r>
-        <w:rPr>
-          <w:rFonts w:hint="cs"/>
+        </w:rPr>
+      </w:pPr>
+      <w:r>
+        <w:rPr>
+          <w:rStyle w:val="FootnoteReference"/>
           <w:b/>
           <w:bCs/>
           <w:sz w:val="26"/>
           <w:szCs w:val="26"/>
-          <w:rtl/>
-        </w:rPr>
-        <w:t xml:space="preserve"> المُعلنة بأجنحة وبرؤوس بشر، والتي وُجدت في نينوى</w:t>
-      </w:r>
-      <w:r>
-        <w:rPr>
-          <w:rFonts w:hint="cs"/>
+        </w:rPr>
+        <w:footnoteRef/>
+      </w:r>
+      <w:r>
+        <w:rPr>
           <w:b/>
           <w:bCs/>
           <w:sz w:val="26"/>
           <w:szCs w:val="26"/>
           <w:rtl/>
         </w:rPr>
-        <w:t xml:space="preserve"> بأنها أصل رؤيا حزقيال. غير أنهم يخطئون لأنهم لا يمكنهم أن يروا ولا أن يعرفوا الجالس على تلك الكائنات الحية. إني لا أشك أبدًا بأن تلك الصور تصوّر جوهريًا مثلما تفعله الكروبيم؛ لكن الأمم المساكين الذين يشابهون </w:t>
+        <w:t xml:space="preserve"> </w:t>
       </w:r>
       <w:r>
         <w:rPr>
@@ -855,28 +3566,30 @@
           <w:szCs w:val="26"/>
           <w:rtl/>
         </w:rPr>
-        <w:t>غير المؤمنين الذين ذكرتهم في علمهم، سمحوا لإبليس بأن يغويهم وقدّموا سجودهم لما كان تحت الـ"</w:t>
-      </w:r>
-      <w:r>
+        <w:t>إن عبارة العبد هذه تسلمنا في مفهوم ما مفتاح هذا الجزء من النبوة بأكمله. أولاً هو إسرائيل؛ ومن ثم يظهر في إشعياء 49 الرب مكان إسرائيل، وأخيرًا هي البقية. ولكن عن هذا سنتحدث لاحقًا.</w:t>
+      </w:r>
+    </w:p>
+  </w:footnote>
+  <w:footnote w:id="3">
+    <w:p>
+      <w:pPr>
+        <w:pStyle w:val="FootnoteText"/>
         <w:rPr>
           <w:b/>
           <w:bCs/>
           <w:sz w:val="26"/>
           <w:szCs w:val="26"/>
-          <w:rtl/>
-        </w:rPr>
-        <w:t>مُقَبَّبٍ</w:t>
-      </w:r>
-      <w:r>
-        <w:rPr>
-          <w:rFonts w:hint="cs"/>
+        </w:rPr>
+      </w:pPr>
+      <w:r>
+        <w:rPr>
+          <w:rStyle w:val="FootnoteReference"/>
           <w:b/>
           <w:bCs/>
           <w:sz w:val="26"/>
           <w:szCs w:val="26"/>
-          <w:rtl/>
-        </w:rPr>
-        <w:t xml:space="preserve"> </w:t>
+        </w:rPr>
+        <w:footnoteRef/>
       </w:r>
       <w:r>
         <w:rPr>
@@ -886,66 +3599,14 @@
           <w:szCs w:val="26"/>
           <w:rtl/>
         </w:rPr>
-        <w:t>–</w:t>
-      </w:r>
-      <w:r>
-        <w:rPr>
-          <w:rFonts w:hint="cs"/>
-          <w:b/>
-          <w:bCs/>
-          <w:sz w:val="26"/>
-          <w:szCs w:val="26"/>
-          <w:rtl/>
-        </w:rPr>
-        <w:t xml:space="preserve"> (الجلَد </w:t>
-      </w:r>
-      <w:r>
-        <w:rPr>
-          <w:b/>
-          <w:bCs/>
-          <w:sz w:val="26"/>
-          <w:szCs w:val="26"/>
-          <w:rtl/>
-        </w:rPr>
-        <w:t>–</w:t>
-      </w:r>
-      <w:r>
-        <w:rPr>
-          <w:rFonts w:hint="cs"/>
-          <w:b/>
-          <w:bCs/>
-          <w:sz w:val="26"/>
-          <w:szCs w:val="26"/>
-          <w:rtl/>
-        </w:rPr>
-        <w:t xml:space="preserve"> سماء)" (حزقيال 1: 22). في رؤيا حزقيال كانت الكائنات الحية فقط رموزًا عُرضت من خلالها صفات الله، بينما مَن كان يستحق السجود </w:t>
-      </w:r>
-      <w:r>
-        <w:rPr>
-          <w:rFonts w:hint="cs"/>
-          <w:b/>
-          <w:bCs/>
-          <w:sz w:val="26"/>
-          <w:szCs w:val="26"/>
-          <w:rtl/>
-        </w:rPr>
-        <w:t>كان جالسًا فوق "المقبب". هذا هو الفارق الكبير (على الأقل فيما يتعلق بهذا الجانب) ما بين عبادة الأصنام ووحي الله.</w:t>
+        <w:t xml:space="preserve"> </w:t>
       </w:r>
     </w:p>
   </w:footnote>
-  <w:footnote w:id="2">
+  <w:footnote w:id="4">
     <w:p>
       <w:pPr>
         <w:pStyle w:val="FootnoteText"/>
-        <w:jc w:val="both"/>
-        <w:rPr>
-          <w:b/>
-          <w:bCs/>
-          <w:sz w:val="26"/>
-          <w:szCs w:val="26"/>
-          <w:rtl/>
-          <w:lang w:bidi="ar-AE"/>
-        </w:rPr>
       </w:pPr>
       <w:r>
         <w:rPr>
@@ -959,17 +3620,28 @@
         </w:rPr>
         <w:t xml:space="preserve"> </w:t>
       </w:r>
-      <w:r>
-        <w:rPr>
-          <w:rFonts w:hint="cs"/>
-          <w:b/>
-          <w:bCs/>
-          <w:sz w:val="26"/>
-          <w:szCs w:val="26"/>
-          <w:rtl/>
-          <w:lang w:bidi="ar-AE"/>
-        </w:rPr>
-        <w:t>ما أقصده في ذلك فقط: في نطاق المملكة الكلدانية. لقد كان عند ضفاف نهر خابور، الذي نجده أكثر في ناحية شمال غرب ما بين النهرين.</w:t>
+    </w:p>
+  </w:footnote>
+  <w:footnote w:id="5">
+    <w:p>
+      <w:pPr>
+        <w:pStyle w:val="FootnoteText"/>
+        <w:rPr>
+          <w:rtl/>
+          <w:lang w:bidi="ar-SA"/>
+        </w:rPr>
+      </w:pPr>
+      <w:r>
+        <w:rPr>
+          <w:rStyle w:val="FootnoteReference"/>
+        </w:rPr>
+        <w:footnoteRef/>
+      </w:r>
+      <w:r>
+        <w:rPr>
+          <w:rtl/>
+        </w:rPr>
+        <w:t xml:space="preserve"> </w:t>
       </w:r>
     </w:p>
   </w:footnote>
@@ -982,14 +3654,18 @@
     <w:rPrDefault>
       <w:rPr>
         <w:rFonts w:ascii="Sakkal Majalla" w:eastAsiaTheme="minorHAnsi" w:hAnsi="Sakkal Majalla" w:cs="Sakkal Majalla"/>
+        <w:kern w:val="2"/>
         <w:sz w:val="28"/>
         <w:szCs w:val="28"/>
         <w:lang w:val="en-US" w:eastAsia="en-US" w:bidi="he-IL"/>
+        <w14:ligatures w14:val="standardContextual"/>
       </w:rPr>
     </w:rPrDefault>
     <w:pPrDefault>
       <w:pPr>
+        <w:bidi/>
         <w:spacing w:after="160" w:line="259" w:lineRule="auto"/>
+        <w:jc w:val="both"/>
       </w:pPr>
     </w:pPrDefault>
   </w:docDefaults>
@@ -1374,9 +4050,6 @@
   <w:style w:type="paragraph" w:default="1" w:styleId="Normal">
     <w:name w:val="Normal"/>
     <w:qFormat/>
-    <w:pPr>
-      <w:bidi/>
-    </w:pPr>
     <w:rPr>
       <w:lang w:bidi="ar-EG"/>
     </w:rPr>
@@ -1413,7 +4086,7 @@
     <w:basedOn w:val="DefaultParagraphFont"/>
     <w:uiPriority w:val="99"/>
     <w:unhideWhenUsed/>
-    <w:rsid w:val="00610E64"/>
+    <w:rsid w:val="00AC5BBD"/>
     <w:rPr>
       <w:color w:val="0563C1" w:themeColor="hyperlink"/>
       <w:u w:val="single"/>
@@ -1425,10 +4098,22 @@
     <w:uiPriority w:val="99"/>
     <w:semiHidden/>
     <w:unhideWhenUsed/>
-    <w:rsid w:val="00610E64"/>
+    <w:rsid w:val="00AC5BBD"/>
     <w:rPr>
       <w:color w:val="605E5C"/>
       <w:shd w:val="clear" w:color="auto" w:fill="E1DFDD"/>
+    </w:rPr>
+  </w:style>
+  <w:style w:type="character" w:styleId="FollowedHyperlink">
+    <w:name w:val="FollowedHyperlink"/>
+    <w:basedOn w:val="DefaultParagraphFont"/>
+    <w:uiPriority w:val="99"/>
+    <w:semiHidden/>
+    <w:unhideWhenUsed/>
+    <w:rsid w:val="006E6FCC"/>
+    <w:rPr>
+      <w:color w:val="954F72" w:themeColor="followedHyperlink"/>
+      <w:u w:val="single"/>
     </w:rPr>
   </w:style>
   <w:style w:type="paragraph" w:styleId="FootnoteText">
@@ -1438,7 +4123,7 @@
     <w:uiPriority w:val="99"/>
     <w:semiHidden/>
     <w:unhideWhenUsed/>
-    <w:rsid w:val="009774D6"/>
+    <w:rsid w:val="00B153CB"/>
     <w:pPr>
       <w:spacing w:after="0" w:line="240" w:lineRule="auto"/>
     </w:pPr>
@@ -1453,9 +4138,8 @@
     <w:link w:val="FootnoteText"/>
     <w:uiPriority w:val="99"/>
     <w:semiHidden/>
-    <w:rsid w:val="009774D6"/>
+    <w:rsid w:val="00B153CB"/>
     <w:rPr>
-      <w:noProof/>
       <w:sz w:val="20"/>
       <w:szCs w:val="20"/>
       <w:lang w:bidi="ar-EG"/>
@@ -1467,21 +4151,9 @@
     <w:uiPriority w:val="99"/>
     <w:semiHidden/>
     <w:unhideWhenUsed/>
-    <w:rsid w:val="009774D6"/>
+    <w:rsid w:val="00B153CB"/>
     <w:rPr>
       <w:vertAlign w:val="superscript"/>
-    </w:rPr>
-  </w:style>
-  <w:style w:type="character" w:styleId="FollowedHyperlink">
-    <w:name w:val="FollowedHyperlink"/>
-    <w:basedOn w:val="DefaultParagraphFont"/>
-    <w:uiPriority w:val="99"/>
-    <w:semiHidden/>
-    <w:unhideWhenUsed/>
-    <w:rsid w:val="00402881"/>
-    <w:rPr>
-      <w:color w:val="954F72" w:themeColor="followedHyperlink"/>
-      <w:u w:val="single"/>
     </w:rPr>
   </w:style>
 </w:styles>
@@ -1783,11 +4455,11 @@
 </file>
 
 <file path=customXml/item1.xml><?xml version="1.0" encoding="utf-8"?>
-<b:Sources xmlns:b="http://schemas.openxmlformats.org/officeDocument/2006/bibliography" xmlns="http://schemas.openxmlformats.org/officeDocument/2006/bibliography" SelectedStyle="\apasixtheditionofficeonline.xsl" StyleName="APA" Version="6"/>
+<b:Sources xmlns:b="http://schemas.openxmlformats.org/officeDocument/2006/bibliography" xmlns="http://schemas.openxmlformats.org/officeDocument/2006/bibliography" SelectedStyle="\APASixthEditionOfficeOnline.xsl" StyleName="APA" Version="6"/>
 </file>
 
 <file path=customXml/itemProps1.xml><?xml version="1.0" encoding="utf-8"?>
-<ds:datastoreItem xmlns:ds="http://schemas.openxmlformats.org/officeDocument/2006/customXml" ds:itemID="{B136707D-DAD5-457D-B894-16FF34BAD994}">
+<ds:datastoreItem xmlns:ds="http://schemas.openxmlformats.org/officeDocument/2006/customXml" ds:itemID="{98C09556-BC79-4CDC-9C03-9D2AEC9D448B}">
   <ds:schemaRefs>
     <ds:schemaRef ds:uri="http://schemas.openxmlformats.org/officeDocument/2006/bibliography"/>
   </ds:schemaRefs>
